--- a/outputs/a48/a48_ficha_tecnica.docx
+++ b/outputs/a48/a48_ficha_tecnica.docx
@@ -576,7 +576,7 @@
           </w:tcPr>
           <w:p ns2:paraId="4321CCA3" ns2:textId="77777777">
             <w:r>
-              <w:t xml:space="preserve">Red convolucional 1D multitarea con pérdida físico-informada (DNSL) que diagnostica el estado de cuatro componentes de un pasteurizador (enfriador, válvula, bomba y acumulador) a partir de un ciclo de 60 s de siete sensores a 10 Hz, y añade explicabilidad integrada: ventanas temporales críticas (Grad-CAM), importancia por sensor (SHAP opcional), puntos críticos de control (CCP) y acciones de mantenimiento priorizadas.</w:t>
+              <w:t xml:space="preserve">Modelo que sirve modelo-47 (detección de fallos en pasteurización con XAI integrada): red convolucional 1D multitarea con pérdida físico-informada (DNSL) que diagnostica el estado de cuatro componentes de un pasteurizador (enfriador, válvula, bomba y acumulador) a partir de un ciclo de 60 s de siete sensores a 10 Hz, y añade explicabilidad integrada: ventanas temporales críticas (Grad-CAM), importancia por sensor (SHAP opcional), riesgo por componente y acciones de mantenimiento priorizadas.</w:t>
             </w:r>
           </w:p>
         </w:tc>
@@ -796,7 +796,7 @@
           </w:tcPr>
           <w:p ns2:paraId="0D276D1A" ns2:textId="77777777">
             <w:r>
-              <w:t xml:space="preserve">Dotar al diagnóstico de fallos de maquinaria de pasteurizado (Entregable 47) de explicabilidad, diagnóstico causal aproximado y recomendación prescriptiva, de modo que el técnico de planta sepa no solo qué componente degrada, sino cuándo se manifiesta dentro del ciclo, qué sensor domina la decisión y qué acción priorizar. La detección de puntos críticos de control (CCP) se inspira en el paradigma HACCP.</w:t>
+              <w:t xml:space="preserve">Dotar al diagnóstico de fallos de maquinaria de pasteurizado (Entregable 47) de explicabilidad, diagnóstico causal aproximado y recomendación prescriptiva, de modo que el técnico de planta sepa no solo qué componente degrada, sino cuándo se manifiesta dentro del ciclo, qué sensor domina la decisión y qué acción priorizar.</w:t>
             </w:r>
           </w:p>
         </w:tc>
@@ -851,7 +851,7 @@
           </w:tcPr>
           <w:p ns2:paraId="2A1BDCF3" ns2:textId="77777777">
             <w:r>
-              <w:t xml:space="preserve">Modo inline: se envía un ciclo de 60 s (siete sensores a 10 Hz) y se obtiene el estado de los cuatro componentes con su confianza y un informe local con la ventana crítica, el riesgo y la acción recomendada por componente; SHAP es opcional. Modo batch: se envía un CSV con varios ciclos (Cycle_ID) y, con include_xai, se obtiene además el análisis global de CCP sobre una muestra de ciclos.</w:t>
+              <w:t xml:space="preserve">Modo inline: se envía un ciclo de 60 s (siete sensores a 10 Hz) y se obtiene el estado de los cuatro componentes con su confianza y su xai_result (estado del sistema, componentes alterados, variables clave y acciones, con la ventana crítica y el riesgo por componente); SHAP es opcional. Modo batch: se envía un CSV con varios ciclos (Cycle_ID) y cada fila devuelve su predicción y su propio xai_result o xai_error.</w:t>
             </w:r>
           </w:p>
         </w:tc>
@@ -2420,7 +2420,7 @@
           </w:tcPr>
           <w:p ns2:paraId="73AC0988" ns2:textId="77777777">
             <w:r>
-              <w:t xml:space="preserve">Inline: informe local por componente (ventana Grad-CAM, riesgo, acción). Batch: análisis global de puntos críticos (CCP)</w:t>
+              <w:t xml:space="preserve">XAI de cada ciclo (xai_result / xai_error): Grad-CAM, riesgo y acciones. Inline y batch</w:t>
             </w:r>
           </w:p>
         </w:tc>
@@ -2466,7 +2466,7 @@
           </w:tcPr>
           <w:p ns2:paraId="7756D559" ns2:textId="77777777">
             <w:r>
-              <w:t xml:space="preserve">true (inline) / false (batch)</w:t>
+              <w:t xml:space="preserve">true</w:t>
             </w:r>
           </w:p>
         </w:tc>
@@ -2537,7 +2537,7 @@
           </w:tcPr>
           <w:p ns2:paraId="73AC0988" ns2:textId="77777777">
             <w:r>
-              <w:t xml:space="preserve">Añade SHAP (sensor más relevante e importancias). Requiere include_xai; coste alto en CPU</w:t>
+              <w:t xml:space="preserve">Añade SHAP (sensor más relevante) a la XAI. Requiere include_xai; coste alto en CPU. En batch solo se calcula en los primeros n_samples ciclos</w:t>
             </w:r>
           </w:p>
         </w:tc>
@@ -2771,7 +2771,7 @@
           </w:tcPr>
           <w:p ns2:paraId="73AC0988" ns2:textId="77777777">
             <w:r>
-              <w:t xml:space="preserve">Batch con XAI: ciclos máximos del CSV usados en el análisis global (muestra aleatoria, semilla 42)</w:t>
+              <w:t xml:space="preserve">Batch con include_shap: ciclos máximos con SHAP (el resto lleva solo Grad-CAM, siempre presente en todos los ciclos)</w:t>
             </w:r>
           </w:p>
         </w:tc>
@@ -3638,7 +3638,7 @@
           </w:tcPr>
           <w:p ns2:paraId="4132C6A4" ns2:textId="77777777">
             <w:r>
-              <w:t xml:space="preserve">xai (inline)</w:t>
+              <w:t xml:space="preserve">xai_result</w:t>
             </w:r>
           </w:p>
         </w:tc>
@@ -3661,7 +3661,7 @@
           </w:tcPr>
           <w:p ns2:paraId="53FB4F47" ns2:textId="77777777">
             <w:r>
-              <w:t xml:space="preserve">list[object]</w:t>
+              <w:t xml:space="preserve">object</w:t>
             </w:r>
           </w:p>
         </w:tc>
@@ -3684,7 +3684,7 @@
           </w:tcPr>
           <w:p ns2:paraId="6B1D3E7E" ns2:textId="77777777">
             <w:r>
-              <w:t xml:space="preserve">Por componente: ventana crítica Grad-CAM en segundos (inicio/fin), intensidad, acción, urgencia, intervalo de ciclos, riesgo_score/nivel y, con SHAP, sensor más relevante e importancia</w:t>
+              <w:t xml:space="preserve">XAI del ciclo (inline: en la respuesta; batch: en cada fila). Mismo contrato que modelo-43: Estado_del_sistema.Estado_interpretativo, Bloques_principales, Variables_clave, Acciones_sugeridas / Mensaje_operativo y Detalle_componentes (ventana crítica Grad-CAM, riesgo, acción, sensor SHAP)</w:t>
             </w:r>
           </w:p>
         </w:tc>
@@ -3707,7 +3707,7 @@
           </w:tcPr>
           <w:p ns2:paraId="5BF35099" ns2:textId="77777777">
             <w:r>
-              <w:t xml:space="preserve">4 filas (Fouling, Válvula, Bomba, Acumulador)</w:t>
+              <w:t xml:space="preserve">una por ciclo</w:t>
             </w:r>
           </w:p>
         </w:tc>
@@ -3730,7 +3730,7 @@
           </w:tcPr>
           <w:p ns2:paraId="2067DBEB" ns2:textId="77777777">
             <w:r>
-              <w:t xml:space="preserve">riesgo_score = severidad × confianza (con bonus SHAP si se pide); NORMAL &lt; 0,5 ≤ WARNING &lt; 0,8 ≤ CRÍTICO</w:t>
+              <w:t xml:space="preserve">Estado = peor estado de los 4 componentes (Normal / Warning / Crítico); Bloques = componentes alterados; Variables = sensores de la regla física (y el sensor SHAP si se pidió); Acciones = acciones prescriptivas por urgencia</w:t>
             </w:r>
           </w:p>
         </w:tc>
@@ -3755,7 +3755,7 @@
           </w:tcPr>
           <w:p ns2:paraId="4132C6A4" ns2:textId="77777777">
             <w:r>
-              <w:t xml:space="preserve">xai (batch)</w:t>
+              <w:t xml:space="preserve">xai_error</w:t>
             </w:r>
           </w:p>
         </w:tc>
@@ -3778,7 +3778,7 @@
           </w:tcPr>
           <w:p ns2:paraId="53FB4F47" ns2:textId="77777777">
             <w:r>
-              <w:t xml:space="preserve">object</w:t>
+              <w:t xml:space="preserve">string</w:t>
             </w:r>
           </w:p>
         </w:tc>
@@ -3801,7 +3801,7 @@
           </w:tcPr>
           <w:p ns2:paraId="6B1D3E7E" ns2:textId="77777777">
             <w:r>
-              <w:t xml:space="preserve">ccps (ventanas críticas por componente, sensor, regla física, severidad agregada), shap (importancia por componente y sensor, 28 filas) y summary (ciclos analizados)</w:t>
+              <w:t xml:space="preserve">Motivo si la XAI de ese ciclo falló (xai_result es null); null si fue correcta</w:t>
             </w:r>
           </w:p>
         </w:tc>
@@ -3824,7 +3824,7 @@
           </w:tcPr>
           <w:p ns2:paraId="5BF35099" ns2:textId="77777777">
             <w:r>
-              <w:t xml:space="preserve">según ciclos analizados</w:t>
+              <w:t xml:space="preserve">una por ciclo</w:t>
             </w:r>
           </w:p>
         </w:tc>
@@ -3847,7 +3847,7 @@
           </w:tcPr>
           <w:p ns2:paraId="2067DBEB" ns2:textId="77777777">
             <w:r>
-              <w:t xml:space="preserve">severidad CRÍTICO si &gt;10 % de ciclos son Crítico; WARNING si &gt;20 % son Warning</w:t>
+              <w:t xml:space="preserve">un fallo de XAI no afecta a la predicción del ciclo ni a la de los demás ciclos del lote</w:t>
             </w:r>
           </w:p>
         </w:tc>
@@ -4521,7 +4521,7 @@
           </w:tcPr>
           <w:p ns2:paraId="631A7871" ns2:textId="77777777">
             <w:r>
-              <w:t xml:space="preserve">Verificación tras integración: XAI</w:t>
+              <w:t xml:space="preserve">Verificación tras integración: XAI por ciclo</w:t>
             </w:r>
           </w:p>
         </w:tc>
@@ -4544,7 +4544,7 @@
           </w:tcPr>
           <w:p ns2:paraId="098B665D" ns2:textId="77777777">
             <w:r>
-              <w:t xml:space="preserve">ciclo 123: 13/13 columnas · global: 6 CCP + 28 SHAP idénticos</w:t>
+              <w:t xml:space="preserve">20/20 ciclos con xai_result · ciclo 123: informe idéntico</w:t>
             </w:r>
           </w:p>
         </w:tc>
@@ -4567,7 +4567,7 @@
           </w:tcPr>
           <w:p ns2:paraId="43E2B30F" ns2:textId="77777777">
             <w:r>
-              <w:t xml:space="preserve">Plugin frente a los CSV de la v1.3 del equipo (shap 0.52.0, scikit-learn 1.5.2); diferencia máxima SHAP 0,0</w:t>
+              <w:t xml:space="preserve">Plugin con artefactos reales: los 20 ciclos del golden devuelven xai_result coherente con su predicción; el detalle del ciclo 123 coincide con el informe local del equipo de IA (v1.3, shap 0.52.0); SHAP limitado a n_samples comprobado</w:t>
             </w:r>
           </w:p>
         </w:tc>
@@ -4590,7 +4590,7 @@
           </w:tcPr>
           <w:p ns2:paraId="6AFC25E8" ns2:textId="77777777">
             <w:r>
-              <w:t xml:space="preserve">La capa XAI del plugin reproduce exactamente la del equipo de IA</w:t>
+              <w:t xml:space="preserve">La XAI por ciclo del plugin reproduce la referencia del equipo de IA</w:t>
             </w:r>
           </w:p>
         </w:tc>
@@ -4901,7 +4901,7 @@
           </w:tcPr>
           <w:p ns2:paraId="3E7B7A63" ns2:textId="77777777">
             <w:r>
-              <w:t xml:space="preserve">SHAP (GradientExplainer) cuesta ≈5–8 s por ciclo en CPU y ≈10 min en el análisis global de 50 ciclos, por eso es opcional. Sus valores dependen de la versión de shap: se reproducen con shap ≥ 0,51 (verificado 0,52.0), no con 0,42.</w:t>
+              <w:t xml:space="preserve">SHAP (GradientExplainer) cuesta ≈5–8 s por ciclo en CPU, por eso es opcional y en batch se limita a los primeros n_samples ciclos (el resto lleva solo Grad-CAM). Sus valores dependen de la versión de shap: se reproducen con shap ≥ 0,51 (verificado 0,52.0), no con 0,42.</w:t>
             </w:r>
           </w:p>
         </w:tc>
@@ -5041,7 +5041,7 @@
         <w:jc w:val="both"/>
       </w:pPr>
       <w:r>
-        <w:t xml:space="preserve">Python 3.12; PyTorch ≥ 2.13 (CPU suficiente, sin GPU), scikit-learn 1.5.2 (el scaler se regeneró con esta versión), shap ≥ 0,51 (verificado 0,52.0), pandas / numpy. Artefactos ≈ 4 MB (pesos 592 KB + fondo SHAP 3,4 MB) en s3://xai/artifacts/fixed/a48_dnsl_fallas_maquinaria_pasteurizado/. Grad-CAM &lt; 1 s por ciclo; SHAP ≈ 5–8 s por ciclo (inline) y ≈ 10 min en el análisis global de 50 ciclos. Servicio propio MODEL=m48-dnsl-fallas-maquinaria-pasteurizado; monitorizar deriva con el detector ODD (modelo-48) y revisar umbrales y acciones al disponer de datos reales.</w:t>
+        <w:t xml:space="preserve">Python 3.12; PyTorch ≥ 2.13 (CPU suficiente, sin GPU), scikit-learn 1.5.2 (el scaler se regeneró con esta versión), shap ≥ 0,51 (verificado 0,52.0), pandas / numpy. Artefactos ≈ 4 MB (pesos 592 KB + fondo SHAP 3,4 MB) en s3://xai/artifacts/fixed/a48_dnsl_fallas_maquinaria_pasteurizado/. Grad-CAM &lt; 0,1 s por ciclo (20 ciclos con XAI en &lt; 1 s); SHAP ≈ 5–8 s por ciclo, opcional y limitado por n_samples en batch. El plugin se despliega con MODEL=m48-dnsl-fallas-maquinaria-pasteurizado y sirve modelo-47; monitorizar deriva con el detector ODD (modelo-47) y revisar umbrales y acciones al disponer de datos reales.</w:t>
       </w:r>
     </w:p>
     <w:p ns2:paraId="642BAC39" ns2:textId="77777777"/>

--- a/outputs/a48/a48_ficha_tecnica.docx
+++ b/outputs/a48/a48_ficha_tecnica.docx
@@ -466,7 +466,7 @@
           </w:tcPr>
           <w:p ns2:paraId="4D4993D6" ns2:textId="77777777">
             <w:r>
-              <w:t xml:space="preserve">m48-dnsl-fallas-maquinaria-pasteurizado</w:t>
+              <w:t xml:space="preserve">ml48-dairy-dnsl-critical-point-detection</w:t>
             </w:r>
           </w:p>
         </w:tc>
@@ -4473,7 +4473,7 @@
           </w:tcPr>
           <w:p ns2:paraId="43E2B30F" ns2:textId="77777777">
             <w:r>
-              <w:t xml:space="preserve">20 ciclos de test (semilla 42, cubren las 12 parejas componente/clase); etiqueta real de profile.txt; plugin m48 con apply_digital_twin=true</w:t>
+              <w:t xml:space="preserve">20 ciclos de test (semilla 42, cubren las 12 parejas componente/clase); etiqueta real de profile.txt; plugin ml48 con apply_digital_twin=true</w:t>
             </w:r>
           </w:p>
         </w:tc>
@@ -4997,7 +4997,7 @@
           </w:tcPr>
           <w:p ns2:paraId="3E7B7A63" ns2:textId="77777777">
             <w:r>
-              <w:t xml:space="preserve">Reentrenamiento completo (300 épocas) y /train contra un MLflow real no verificados; el plugin reentrena con los hiperparámetros del equipo, pero sus métricas a escala completa no se han comprobado.</w:t>
+              <w:t xml:space="preserve">/train contra un MLflow real no verificado. El reentrenamiento sí está verificado con los datos entregados (14/10/2026): calibración fine_tune (por defecto) 0,9970 de exact match en el 15 % de test; reentrenamiento full desde cero 0,9849 de exact match en GPU (94 épocas), frente al 0,9879 del modelo entregado: en GPU el entrenamiento no es bit a bit reproducible y varía ±1 ciclo de test entre ejecuciones.</w:t>
             </w:r>
           </w:p>
         </w:tc>
@@ -5041,7 +5041,7 @@
         <w:jc w:val="both"/>
       </w:pPr>
       <w:r>
-        <w:t xml:space="preserve">Python 3.12; PyTorch ≥ 2.13 (CPU suficiente, sin GPU), scikit-learn 1.5.2 (el scaler se regeneró con esta versión), shap ≥ 0,51 (verificado 0,52.0), pandas / numpy. Artefactos ≈ 4 MB (pesos 592 KB + fondo SHAP 3,4 MB) en s3://xai/artifacts/fixed/a48_dnsl_fallas_maquinaria_pasteurizado/. Grad-CAM &lt; 0,1 s por ciclo (20 ciclos con XAI en &lt; 1 s); SHAP ≈ 5–8 s por ciclo, opcional y limitado por n_samples en batch. El plugin se despliega con MODEL=m48-dnsl-fallas-maquinaria-pasteurizado y sirve modelo-47; monitorizar deriva con el detector ODD (modelo-47) y revisar umbrales y acciones al disponer de datos reales.</w:t>
+        <w:t xml:space="preserve">Python 3.12; PyTorch ≥ 2.13 (CPU suficiente, sin GPU), scikit-learn 1.5.2 (el scaler se regeneró con esta versión), shap ≥ 0,51 (verificado 0,52.0), pandas / numpy. Artefactos ≈ 4 MB (pesos 592 KB + fondo SHAP 3,4 MB) en s3://xai/artifacts/fixed/ml48_dairy_dnsl_critical_point_detection/. Grad-CAM &lt; 0,1 s por ciclo (20 ciclos con XAI en &lt; 1 s); SHAP ≈ 5–8 s por ciclo, opcional y limitado por n_samples en batch. El plugin se despliega con MODEL=ml48-dairy-dnsl-critical-point-detection y sirve modelo-47; monitorizar deriva con el detector ODD (modelo-47) y revisar umbrales y acciones al disponer de datos reales.</w:t>
       </w:r>
     </w:p>
     <w:p ns2:paraId="642BAC39" ns2:textId="77777777"/>

--- a/outputs/a48/a48_ficha_tecnica.docx
+++ b/outputs/a48/a48_ficha_tecnica.docx
@@ -1,8 +1,8 @@
 
 <file path=word/document.xml><?xml version="1.0" encoding="utf-8"?>
-<w:document xmlns:w="http://schemas.openxmlformats.org/wordprocessingml/2006/main" xmlns:ns1="http://schemas.openxmlformats.org/markup-compatibility/2006" xmlns:ns2="http://schemas.microsoft.com/office/word/2010/wordml" xmlns:ns3="http://schemas.openxmlformats.org/drawingml/2006/wordprocessingDrawing" xmlns:ns4="http://schemas.microsoft.com/office/word/2010/wordprocessingDrawing" xmlns:ns5="http://schemas.openxmlformats.org/drawingml/2006/main" xmlns:ns6="http://schemas.openxmlformats.org/drawingml/2006/picture" xmlns:ns7="http://schemas.openxmlformats.org/officeDocument/2006/relationships" xmlns:w15="http://schemas.microsoft.com/office/word/2012/wordml" xmlns:w16="http://schemas.microsoft.com/office/word/2018/wordml" xmlns:w16cex="http://schemas.microsoft.com/office/word/2018/wordml/cex" xmlns:w16cid="http://schemas.microsoft.com/office/word/2016/wordml/cid" xmlns:w16du="http://schemas.microsoft.com/office/word/2023/wordml/word16du" xmlns:w16se="http://schemas.microsoft.com/office/word/2015/wordml/symex" xmlns:w16sdtfl="http://schemas.microsoft.com/office/word/2020/wordml/sdtdatahash" xmlns:w16sdtdh="http://schemas.microsoft.com/office/word/2020/wordml/sdtdatahash" xmlns:w14="http://schemas.microsoft.com/office/word/2010/wordml" xmlns:wp14="http://schemas.microsoft.com/office/word/2010/wordprocessingDrawing" ns1:Ignorable="w14 w15 w16se w16cid w16 w16cex w16sdtdh w16sdtfl w16du wp14">
+<w:document xmlns:wpc="http://schemas.microsoft.com/office/word/2010/wordprocessingCanvas" xmlns:cx="http://schemas.microsoft.com/office/drawing/2014/chartex" xmlns:cx1="http://schemas.microsoft.com/office/drawing/2015/9/8/chartex" xmlns:cx2="http://schemas.microsoft.com/office/drawing/2015/10/21/chartex" xmlns:cx3="http://schemas.microsoft.com/office/drawing/2016/5/9/chartex" xmlns:cx4="http://schemas.microsoft.com/office/drawing/2016/5/10/chartex" xmlns:cx5="http://schemas.microsoft.com/office/drawing/2016/5/11/chartex" xmlns:cx6="http://schemas.microsoft.com/office/drawing/2016/5/12/chartex" xmlns:cx7="http://schemas.microsoft.com/office/drawing/2016/5/13/chartex" xmlns:cx8="http://schemas.microsoft.com/office/drawing/2016/5/14/chartex" xmlns:mc="http://schemas.openxmlformats.org/markup-compatibility/2006" xmlns:aink="http://schemas.microsoft.com/office/drawing/2016/ink" xmlns:am3d="http://schemas.microsoft.com/office/drawing/2017/model3d" xmlns:o="urn:schemas-microsoft-com:office:office" xmlns:oel="http://schemas.microsoft.com/office/2019/extlst" xmlns:r="http://schemas.openxmlformats.org/officeDocument/2006/relationships" xmlns:m="http://schemas.openxmlformats.org/officeDocument/2006/math" xmlns:v="urn:schemas-microsoft-com:vml" xmlns:wp14="http://schemas.microsoft.com/office/word/2010/wordprocessingDrawing" xmlns:wp="http://schemas.openxmlformats.org/drawingml/2006/wordprocessingDrawing" xmlns:w10="urn:schemas-microsoft-com:office:word" xmlns:w="http://schemas.openxmlformats.org/wordprocessingml/2006/main" xmlns:w14="http://schemas.microsoft.com/office/word/2010/wordml" xmlns:w15="http://schemas.microsoft.com/office/word/2012/wordml" xmlns:w16cex="http://schemas.microsoft.com/office/word/2018/wordml/cex" xmlns:w16cid="http://schemas.microsoft.com/office/word/2016/wordml/cid" xmlns:w16="http://schemas.microsoft.com/office/word/2018/wordml" xmlns:w16du="http://schemas.microsoft.com/office/word/2023/wordml/word16du" xmlns:w16sdtdh="http://schemas.microsoft.com/office/word/2020/wordml/sdtdatahash" xmlns:w16sdtfl="http://schemas.microsoft.com/office/word/2024/wordml/sdtformatlock" xmlns:w16se="http://schemas.microsoft.com/office/word/2015/wordml/symex" xmlns:wpg="http://schemas.microsoft.com/office/word/2010/wordprocessingGroup" xmlns:wpi="http://schemas.microsoft.com/office/word/2010/wordprocessingInk" xmlns:wne="http://schemas.microsoft.com/office/word/2006/wordml" xmlns:wps="http://schemas.microsoft.com/office/word/2010/wordprocessingShape" mc:Ignorable="w14 w15 w16se w16cid w16 w16cex w16sdtdh w16sdtfl w16du wp14">
   <w:body>
-    <w:p ns2:paraId="626D87FC" ns2:textId="77777777">
+    <w:p>
       <w:pPr>
         <w:widowControl w:val="0"/>
         <w:pBdr>
@@ -15,120 +15,120 @@
         <w:spacing w:after="0" w:line="276" w:lineRule="auto"/>
       </w:pPr>
     </w:p>
-    <w:p ns2:paraId="1F06B188" ns2:textId="77777777">
+    <w:p>
       <w:r>
         <w:rPr>
           <w:noProof/>
         </w:rPr>
         <w:drawing>
-          <ns3:anchor distT="0" distB="0" distL="114300" distR="114300" simplePos="0" relativeHeight="251658240" behindDoc="0" locked="0" layoutInCell="1" hidden="0" allowOverlap="1" ns4:anchorId="7490E72F" ns4:editId="7601E0FE">
-            <ns3:simplePos x="0" y="0"/>
-            <ns3:positionH relativeFrom="column">
-              <ns3:posOffset>590550</ns3:posOffset>
-            </ns3:positionH>
-            <ns3:positionV relativeFrom="paragraph">
-              <ns3:posOffset>0</ns3:posOffset>
-            </ns3:positionV>
-            <ns3:extent cx="3373120" cy="2032000"/>
-            <ns3:effectExtent l="0" t="0" r="0" b="0"/>
-            <ns3:wrapSquare wrapText="bothSides" distT="0" distB="0" distL="114300" distR="114300"/>
-            <ns3:docPr id="1001" name="image5.jpg" descr="A logo with green leaves  AI-generated content may be incorrect."/>
-            <ns3:cNvGraphicFramePr/>
-            <ns5:graphic>
-              <ns5:graphicData uri="http://schemas.openxmlformats.org/drawingml/2006/picture">
-                <ns6:pic>
-                  <ns6:nvPicPr>
-                    <ns6:cNvPr id="0" name="image5.jpg" descr="A logo with green leaves  AI-generated content may be incorrect."/>
-                    <ns6:cNvPicPr preferRelativeResize="0"/>
-                  </ns6:nvPicPr>
-                  <ns6:blipFill>
-                    <ns5:blip ns7:embed="rId9"/>
-                    <ns5:srcRect/>
-                    <ns5:stretch>
-                      <ns5:fillRect/>
-                    </ns5:stretch>
-                  </ns6:blipFill>
-                  <ns6:spPr>
-                    <ns5:xfrm>
-                      <ns5:off x="0" y="0"/>
-                      <ns5:ext cx="3373120" cy="2032000"/>
-                    </ns5:xfrm>
-                    <ns5:prstGeom prst="rect">
-                      <ns5:avLst/>
-                    </ns5:prstGeom>
-                    <ns5:ln/>
-                  </ns6:spPr>
-                </ns6:pic>
-              </ns5:graphicData>
-            </ns5:graphic>
-          </ns3:anchor>
+          <wp:anchor distT="0" distB="0" distL="114300" distR="114300" simplePos="0" relativeHeight="251658240" behindDoc="0" locked="0" layoutInCell="1" hidden="0" allowOverlap="1" wp14:anchorId="7490E72F" wp14:editId="7601E0FE">
+            <wp:simplePos x="0" y="0"/>
+            <wp:positionH relativeFrom="column">
+              <wp:posOffset>590550</wp:posOffset>
+            </wp:positionH>
+            <wp:positionV relativeFrom="paragraph">
+              <wp:posOffset>0</wp:posOffset>
+            </wp:positionV>
+            <wp:extent cx="3373120" cy="2032000"/>
+            <wp:effectExtent l="0" t="0" r="0" b="0"/>
+            <wp:wrapSquare wrapText="bothSides" distT="0" distB="0" distL="114300" distR="114300"/>
+            <wp:docPr id="1001" name="image5.jpg" descr="A logo with green leaves  AI-generated content may be incorrect."/>
+            <wp:cNvGraphicFramePr/>
+            <a:graphic xmlns:a="http://schemas.openxmlformats.org/drawingml/2006/main">
+              <a:graphicData uri="http://schemas.openxmlformats.org/drawingml/2006/picture">
+                <pic:pic xmlns:pic="http://schemas.openxmlformats.org/drawingml/2006/picture">
+                  <pic:nvPicPr>
+                    <pic:cNvPr id="0" name="image5.jpg" descr="A logo with green leaves  AI-generated content may be incorrect."/>
+                    <pic:cNvPicPr preferRelativeResize="0"/>
+                  </pic:nvPicPr>
+                  <pic:blipFill>
+                    <a:blip r:embed="rId9"/>
+                    <a:srcRect/>
+                    <a:stretch>
+                      <a:fillRect/>
+                    </a:stretch>
+                  </pic:blipFill>
+                  <pic:spPr>
+                    <a:xfrm>
+                      <a:off x="0" y="0"/>
+                      <a:ext cx="3373120" cy="2032000"/>
+                    </a:xfrm>
+                    <a:prstGeom prst="rect">
+                      <a:avLst/>
+                    </a:prstGeom>
+                    <a:ln/>
+                  </pic:spPr>
+                </pic:pic>
+              </a:graphicData>
+            </a:graphic>
+          </wp:anchor>
         </w:drawing>
       </w:r>
     </w:p>
-    <w:p ns2:paraId="5ED55FDB" ns2:textId="77777777"/>
-    <w:p ns2:paraId="3ACB5044" ns2:textId="77777777"/>
-    <w:p ns2:paraId="24D31646" ns2:textId="77777777">
+    <w:p/>
+    <w:p/>
+    <w:p>
       <w:r>
         <w:rPr>
           <w:noProof/>
         </w:rPr>
         <w:drawing>
-          <ns3:anchor distT="0" distB="0" distL="114300" distR="114300" simplePos="0" relativeHeight="251659264" behindDoc="0" locked="0" layoutInCell="1" hidden="0" allowOverlap="1" ns4:anchorId="41217845" ns4:editId="3C0FBC9E">
-            <ns3:simplePos x="0" y="0"/>
-            <ns3:positionH relativeFrom="column">
-              <ns3:posOffset>2634615</ns3:posOffset>
-            </ns3:positionH>
-            <ns3:positionV relativeFrom="paragraph">
-              <ns3:posOffset>130810</ns3:posOffset>
-            </ns3:positionV>
-            <ns3:extent cx="2266950" cy="1295400"/>
-            <ns3:effectExtent l="0" t="0" r="0" b="0"/>
-            <ns3:wrapNone/>
-            <ns3:docPr id="1002" name="image1.png" descr="A black background with white text and brown lines  AI-generated content may be incorrect."/>
-            <ns3:cNvGraphicFramePr/>
-            <ns5:graphic>
-              <ns5:graphicData uri="http://schemas.openxmlformats.org/drawingml/2006/picture">
-                <ns6:pic>
-                  <ns6:nvPicPr>
-                    <ns6:cNvPr id="0" name="image1.png" descr="A black background with white text and brown lines  AI-generated content may be incorrect."/>
-                    <ns6:cNvPicPr preferRelativeResize="0"/>
-                  </ns6:nvPicPr>
-                  <ns6:blipFill>
-                    <ns5:blip ns7:embed="rId10"/>
-                    <ns5:srcRect/>
-                    <ns5:stretch>
-                      <ns5:fillRect/>
-                    </ns5:stretch>
-                  </ns6:blipFill>
-                  <ns6:spPr>
-                    <ns5:xfrm>
-                      <ns5:off x="0" y="0"/>
-                      <ns5:ext cx="2266950" cy="1295400"/>
-                    </ns5:xfrm>
-                    <ns5:prstGeom prst="rect">
-                      <ns5:avLst/>
-                    </ns5:prstGeom>
-                    <ns5:ln/>
-                  </ns6:spPr>
-                </ns6:pic>
-              </ns5:graphicData>
-            </ns5:graphic>
-          </ns3:anchor>
+          <wp:anchor distT="0" distB="0" distL="114300" distR="114300" simplePos="0" relativeHeight="251659264" behindDoc="0" locked="0" layoutInCell="1" hidden="0" allowOverlap="1" wp14:anchorId="41217845" wp14:editId="3C0FBC9E">
+            <wp:simplePos x="0" y="0"/>
+            <wp:positionH relativeFrom="column">
+              <wp:posOffset>2634615</wp:posOffset>
+            </wp:positionH>
+            <wp:positionV relativeFrom="paragraph">
+              <wp:posOffset>130810</wp:posOffset>
+            </wp:positionV>
+            <wp:extent cx="2266950" cy="1295400"/>
+            <wp:effectExtent l="0" t="0" r="0" b="0"/>
+            <wp:wrapNone/>
+            <wp:docPr id="1002" name="image1.png" descr="A black background with white text and brown lines  AI-generated content may be incorrect."/>
+            <wp:cNvGraphicFramePr/>
+            <a:graphic xmlns:a="http://schemas.openxmlformats.org/drawingml/2006/main">
+              <a:graphicData uri="http://schemas.openxmlformats.org/drawingml/2006/picture">
+                <pic:pic xmlns:pic="http://schemas.openxmlformats.org/drawingml/2006/picture">
+                  <pic:nvPicPr>
+                    <pic:cNvPr id="0" name="image1.png" descr="A black background with white text and brown lines  AI-generated content may be incorrect."/>
+                    <pic:cNvPicPr preferRelativeResize="0"/>
+                  </pic:nvPicPr>
+                  <pic:blipFill>
+                    <a:blip r:embed="rId10"/>
+                    <a:srcRect/>
+                    <a:stretch>
+                      <a:fillRect/>
+                    </a:stretch>
+                  </pic:blipFill>
+                  <pic:spPr>
+                    <a:xfrm>
+                      <a:off x="0" y="0"/>
+                      <a:ext cx="2266950" cy="1295400"/>
+                    </a:xfrm>
+                    <a:prstGeom prst="rect">
+                      <a:avLst/>
+                    </a:prstGeom>
+                    <a:ln/>
+                  </pic:spPr>
+                </pic:pic>
+              </a:graphicData>
+            </a:graphic>
+          </wp:anchor>
         </w:drawing>
       </w:r>
     </w:p>
-    <w:p ns2:paraId="510A3F8A" ns2:textId="77777777"/>
-    <w:p ns2:paraId="11346F3F" ns2:textId="77777777"/>
-    <w:p ns2:paraId="239C7CC2" ns2:textId="77777777"/>
-    <w:p ns2:paraId="456AF325" ns2:textId="77777777"/>
-    <w:p ns2:paraId="32FEB606" ns2:textId="77777777">
+    <w:p/>
+    <w:p/>
+    <w:p/>
+    <w:p/>
+    <w:p>
       <w:pPr>
         <w:jc w:val="right"/>
       </w:pPr>
     </w:p>
-    <w:p ns2:paraId="7099C703" ns2:textId="77777777"/>
-    <w:p ns2:paraId="5674BF31" ns2:textId="77777777"/>
-    <w:p ns2:paraId="57D79371" ns2:textId="77777777">
+    <w:p/>
+    <w:p/>
+    <w:p>
       <w:pPr>
         <w:rPr>
           <w:rFonts w:ascii="Liberation Sans Regular" w:eastAsia="Liberation Sans Regular" w:hAnsi="Liberation Sans Regular" w:cs="Liberation Sans Regular"/>
@@ -138,7 +138,7 @@
         </w:rPr>
       </w:pPr>
     </w:p>
-    <w:p ns2:paraId="04402B53" ns2:textId="77777777">
+    <w:p>
       <w:pPr>
         <w:ind w:left="993"/>
         <w:rPr>
@@ -158,7 +158,7 @@
         <w:t>Ficha técnica del modelo</w:t>
       </w:r>
     </w:p>
-    <w:p ns2:paraId="2CCAB764" ns2:textId="77777777">
+    <w:p>
       <w:pPr>
         <w:ind w:left="993"/>
         <w:rPr>
@@ -175,10 +175,10 @@
           <w:sz w:val="60"/>
           <w:szCs w:val="60"/>
         </w:rPr>
-        <w:t xml:space="preserve">a48 · dnsl-fallas-maquinaria-pasteurizado-xai</w:t>
+        <w:t>a48 · dnsl-fallas-maquinaria-pasteurizado-xai</w:t>
       </w:r>
     </w:p>
-    <w:p ns2:paraId="77EA3F8E" ns2:textId="77777777">
+    <w:p>
       <w:pPr>
         <w:shd w:val="clear" w:color="auto" w:fill="E3EFDD"/>
         <w:ind w:left="993" w:right="2267" w:firstLine="140"/>
@@ -196,10 +196,10 @@
           <w:sz w:val="44"/>
           <w:szCs w:val="44"/>
         </w:rPr>
-        <w:t xml:space="preserve">Especificación técnica para integración en la plataforma DatagIA</w:t>
+        <w:t>Especificación técnica para integración en la plataforma DatagIA</w:t>
       </w:r>
     </w:p>
-    <w:p ns2:paraId="70952EAF" ns2:textId="77777777">
+    <w:p>
       <w:pPr>
         <w:ind w:left="993"/>
         <w:rPr>
@@ -216,186 +216,75 @@
           <w:sz w:val="32"/>
           <w:szCs w:val="32"/>
         </w:rPr>
-        <w:t xml:space="preserve">Octubre 2026</w:t>
+        <w:t>Octubre 2026</w:t>
       </w:r>
     </w:p>
-    <w:p ns2:paraId="262CD268" ns2:textId="77777777">
+    <w:p>
       <w:r>
         <w:rPr>
           <w:noProof/>
         </w:rPr>
         <w:drawing>
-          <ns3:anchor distT="0" distB="0" distL="0" distR="0" simplePos="0" relativeHeight="251660288" behindDoc="1" locked="0" layoutInCell="1" hidden="0" allowOverlap="1" ns4:anchorId="42C3D32A" ns4:editId="6D88BCF5">
-            <ns3:simplePos x="0" y="0"/>
-            <ns3:positionH relativeFrom="margin">
-              <ns3:align>center</ns3:align>
-            </ns3:positionH>
-            <ns3:positionV relativeFrom="margin">
-              <ns3:align>center</ns3:align>
-            </ns3:positionV>
-            <ns3:extent cx="5397500" cy="5280025"/>
-            <ns3:effectExtent l="0" t="0" r="0" b="0"/>
-            <ns3:wrapNone/>
-            <ns3:docPr id="1003" name="image2.png"/>
-            <ns3:cNvGraphicFramePr/>
-            <ns5:graphic>
-              <ns5:graphicData uri="http://schemas.openxmlformats.org/drawingml/2006/picture">
-                <ns6:pic>
-                  <ns6:nvPicPr>
-                    <ns6:cNvPr id="0" name="image2.png"/>
-                    <ns6:cNvPicPr preferRelativeResize="0"/>
-                  </ns6:nvPicPr>
-                  <ns6:blipFill>
-                    <ns5:blip ns7:embed="rId11"/>
-                    <ns5:srcRect/>
-                    <ns5:stretch>
-                      <ns5:fillRect/>
-                    </ns5:stretch>
-                  </ns6:blipFill>
-                  <ns6:spPr>
-                    <ns5:xfrm>
-                      <ns5:off x="0" y="0"/>
-                      <ns5:ext cx="5397500" cy="5280025"/>
-                    </ns5:xfrm>
-                    <ns5:prstGeom prst="rect">
-                      <ns5:avLst/>
-                    </ns5:prstGeom>
-                    <ns5:ln/>
-                  </ns6:spPr>
-                </ns6:pic>
-              </ns5:graphicData>
-            </ns5:graphic>
-          </ns3:anchor>
+          <wp:anchor distT="0" distB="0" distL="0" distR="0" simplePos="0" relativeHeight="251660288" behindDoc="1" locked="0" layoutInCell="1" hidden="0" allowOverlap="1" wp14:anchorId="42C3D32A" wp14:editId="6D88BCF5">
+            <wp:simplePos x="0" y="0"/>
+            <wp:positionH relativeFrom="margin">
+              <wp:align>center</wp:align>
+            </wp:positionH>
+            <wp:positionV relativeFrom="margin">
+              <wp:align>center</wp:align>
+            </wp:positionV>
+            <wp:extent cx="5397500" cy="5280025"/>
+            <wp:effectExtent l="0" t="0" r="0" b="0"/>
+            <wp:wrapNone/>
+            <wp:docPr id="1003" name="image2.png"/>
+            <wp:cNvGraphicFramePr/>
+            <a:graphic xmlns:a="http://schemas.openxmlformats.org/drawingml/2006/main">
+              <a:graphicData uri="http://schemas.openxmlformats.org/drawingml/2006/picture">
+                <pic:pic xmlns:pic="http://schemas.openxmlformats.org/drawingml/2006/picture">
+                  <pic:nvPicPr>
+                    <pic:cNvPr id="0" name="image2.png"/>
+                    <pic:cNvPicPr preferRelativeResize="0"/>
+                  </pic:nvPicPr>
+                  <pic:blipFill>
+                    <a:blip r:embed="rId11"/>
+                    <a:srcRect/>
+                    <a:stretch>
+                      <a:fillRect/>
+                    </a:stretch>
+                  </pic:blipFill>
+                  <pic:spPr>
+                    <a:xfrm>
+                      <a:off x="0" y="0"/>
+                      <a:ext cx="5397500" cy="5280025"/>
+                    </a:xfrm>
+                    <a:prstGeom prst="rect">
+                      <a:avLst/>
+                    </a:prstGeom>
+                    <a:ln/>
+                  </pic:spPr>
+                </pic:pic>
+              </a:graphicData>
+            </a:graphic>
+          </wp:anchor>
         </w:drawing>
       </w:r>
       <w:r>
         <w:br w:type="page"/>
       </w:r>
     </w:p>
-    <w:p ns2:paraId="2090A9BD" ns2:textId="77777777"/>
-    <w:p ns2:paraId="49E44998" ns2:textId="77777777"/>
-    <w:p ns2:paraId="3C91F572" ns2:textId="77777777">
+    <w:p>
       <w:pPr>
-        <w:rPr>
-          <w:rFonts w:ascii="Liberalisation sans narrow" w:eastAsia="Liberalisation sans narrow" w:hAnsi="Liberalisation sans narrow" w:cs="Liberalisation sans narrow"/>
-          <w:b/>
-          <w:bCs/>
-        </w:rPr>
-      </w:pPr>
-    </w:p>
-    <w:p ns2:paraId="4681F6B2" ns2:textId="77777777">
-      <w:pPr>
-        <w:keepLines/>
-        <w:spacing w:before="120" w:after="120" w:line="276" w:lineRule="auto"/>
-        <w:jc w:val="both"/>
-        <w:rPr>
-          <w:rFonts w:ascii="Liberalisation sans narrow" w:eastAsia="Liberalisation sans narrow" w:hAnsi="Liberalisation sans narrow" w:cs="Liberalisation sans narrow"/>
-        </w:rPr>
-      </w:pPr>
-      <w:r>
-        <w:br w:type="page"/>
-      </w:r>
-    </w:p>
-    <w:p ns2:paraId="02E1F42B" ns2:textId="77777777">
-      <w:pPr>
-        <w:keepLines/>
-        <w:spacing w:before="120" w:after="120" w:line="276" w:lineRule="auto"/>
-        <w:jc w:val="both"/>
-        <w:rPr>
-          <w:rFonts w:ascii="Liberalisation sans narrow" w:eastAsia="Liberalisation sans narrow" w:hAnsi="Liberalisation sans narrow" w:cs="Liberalisation sans narrow"/>
-        </w:rPr>
-      </w:pPr>
-    </w:p>
-    <w:p ns2:paraId="3160BF82" ns2:textId="77777777">
-      <w:pPr>
-        <w:keepLines/>
-        <w:spacing w:before="120" w:after="120" w:line="276" w:lineRule="auto"/>
-        <w:jc w:val="both"/>
-        <w:rPr>
-          <w:rFonts w:ascii="Liberalisation sans narrow" w:eastAsia="Liberalisation sans narrow" w:hAnsi="Liberalisation sans narrow" w:cs="Liberalisation sans narrow"/>
-        </w:rPr>
-      </w:pPr>
-    </w:p>
-    <w:p ns2:paraId="7108173E" ns2:textId="6E1C69EF">
-      <w:pPr>
-        <w:pBdr>
-          <w:top w:val="nil"/>
-          <w:left w:val="nil"/>
-          <w:bottom w:val="nil"/>
-          <w:right w:val="nil"/>
-          <w:between w:val="nil"/>
-        </w:pBdr>
-        <w:tabs>
-          <w:tab w:val="right" w:leader="dot" w:pos="8494"/>
-        </w:tabs>
-        <w:spacing w:after="100"/>
-      </w:pPr>
-    </w:p>
-    <w:p ns2:paraId="208779DB" ns2:textId="0AFB4AE3">
-      <w:pPr>
-        <w:rPr>
-          <w:rFonts w:ascii="Liberalisation sans narrow" w:eastAsia="Liberalisation sans narrow" w:hAnsi="Liberalisation sans narrow" w:cs="Liberalisation sans narrow"/>
-          <w:color w:val="203441"/>
-        </w:rPr>
-      </w:pPr>
-      <w:r>
-        <w:br w:type="page"/>
-      </w:r>
-      <w:bookmarkStart w:id="0" w:name="_heading=h.33jjin156j5n" w:colFirst="0" w:colLast="0"/>
-      <w:bookmarkEnd w:id="0"/>
-    </w:p>
-    <w:p ns2:paraId="162D2D39" ns2:textId="3B463319">
-      <w:pPr>
-        <w:rPr>
-          <w:rFonts w:ascii="Liberation sans narrow" w:eastAsia="Liberation sans narrow" w:hAnsi="Liberation sans narrow" w:cs="Liberation sans narrow"/>
-        </w:rPr>
-      </w:pPr>
-      <w:r>
-        <w:rPr>
-          <w:rFonts w:ascii="Liberation sans narrow" w:eastAsia="Liberation sans narrow" w:hAnsi="Liberation sans narrow" w:cs="Liberation sans narrow"/>
-        </w:rPr>
-        <w:fldChar w:fldCharType="end"/>
-      </w:r>
-    </w:p>
-    <w:p ns2:paraId="71B34098" ns2:textId="08771405">
-      <w:pPr>
-        <w:pBdr>
-          <w:top w:val="nil"/>
-          <w:left w:val="nil"/>
-          <w:bottom w:val="nil"/>
-          <w:right w:val="nil"/>
-          <w:between w:val="nil"/>
-        </w:pBdr>
-        <w:spacing w:before="120" w:after="120" w:line="240" w:lineRule="auto"/>
-        <w:jc w:val="both"/>
-        <w:rPr>
-          <w:rFonts w:ascii="Liberation sans narrow" w:eastAsia="Liberation sans narrow" w:hAnsi="Liberation sans narrow" w:cs="Liberation sans narrow"/>
-          <w:color w:val="739A8A"/>
-        </w:rPr>
-      </w:pPr>
-    </w:p>
-    <w:p ns2:paraId="6D9B2421" ns2:textId="6574B031">
-      <w:pPr>
-        <w:rPr>
-          <w:rFonts w:ascii="Liberation sans narrow" w:eastAsia="Liberation sans narrow" w:hAnsi="Liberation sans narrow" w:cs="Liberation sans narrow"/>
-          <w:color w:val="203441"/>
-        </w:rPr>
-      </w:pPr>
-      <w:r>
-        <w:br w:type="page"/>
-      </w:r>
-    </w:p>
-    <w:p ns2:paraId="73C6066A" ns2:textId="77777777">
-      <w:pPr>
-        <w:pStyle w:val="Ttulo1"/>
+        <w:pStyle w:val="Heading1"/>
         <w:jc w:val="left"/>
       </w:pPr>
-      <w:bookmarkStart w:id="6" w:name="_Toc233977723"/>
+      <w:bookmarkStart w:id="0" w:name="_heading=h.33jjin156j5n" w:colFirst="0" w:colLast="0"/>
+      <w:bookmarkStart w:id="1" w:name="_Toc233977723"/>
+      <w:bookmarkEnd w:id="0"/>
       <w:r>
         <w:lastRenderedPageBreak/>
         <w:t>1. Información general del modelo</w:t>
       </w:r>
-      <w:bookmarkEnd w:id="6"/>
+      <w:bookmarkEnd w:id="1"/>
     </w:p>
     <w:tbl>
       <w:tblPr>
@@ -416,7 +305,7 @@
         <w:gridCol w:w="2800"/>
         <w:gridCol w:w="6560"/>
       </w:tblGrid>
-      <w:tr ns2:paraId="1AB946D2" ns2:textId="77777777">
+      <w:tr>
         <w:tc>
           <w:tcPr>
             <w:tcW w:w="2800" w:type="dxa"/>
@@ -434,7 +323,7 @@
               <w:right w:w="120" w:type="dxa"/>
             </w:tcMar>
           </w:tcPr>
-          <w:p ns2:paraId="0EF0F73D" ns2:textId="77777777">
+          <w:p>
             <w:r>
               <w:rPr>
                 <w:b/>
@@ -464,14 +353,14 @@
               <w:right w:w="120" w:type="dxa"/>
             </w:tcMar>
           </w:tcPr>
-          <w:p ns2:paraId="4D4993D6" ns2:textId="77777777">
-            <w:r>
-              <w:t xml:space="preserve">ml48-dairy-dnsl-critical-point-detection</w:t>
+          <w:p>
+            <w:r>
+              <w:t>ml48-dairy-dnsl-critical-point-detection</w:t>
             </w:r>
           </w:p>
         </w:tc>
       </w:tr>
-      <w:tr ns2:paraId="2B5210AD" ns2:textId="77777777">
+      <w:tr>
         <w:tc>
           <w:tcPr>
             <w:tcW w:w="2800" w:type="dxa"/>
@@ -489,7 +378,7 @@
               <w:right w:w="120" w:type="dxa"/>
             </w:tcMar>
           </w:tcPr>
-          <w:p ns2:paraId="50DEA41B" ns2:textId="77777777">
+          <w:p>
             <w:r>
               <w:rPr>
                 <w:b/>
@@ -519,14 +408,14 @@
               <w:right w:w="120" w:type="dxa"/>
             </w:tcMar>
           </w:tcPr>
-          <w:p ns2:paraId="084A7408" ns2:textId="77777777">
-            <w:r>
-              <w:t xml:space="preserve">1.3 (entrega IA) · plugin 1.0.0</w:t>
+          <w:p>
+            <w:r>
+              <w:t>1.3 (entrega IA) · plugin 1.0.0</w:t>
             </w:r>
           </w:p>
         </w:tc>
       </w:tr>
-      <w:tr ns2:paraId="02B4508D" ns2:textId="77777777">
+      <w:tr>
         <w:tc>
           <w:tcPr>
             <w:tcW w:w="2800" w:type="dxa"/>
@@ -544,7 +433,7 @@
               <w:right w:w="120" w:type="dxa"/>
             </w:tcMar>
           </w:tcPr>
-          <w:p ns2:paraId="0656986A" ns2:textId="77777777">
+          <w:p>
             <w:r>
               <w:rPr>
                 <w:b/>
@@ -574,14 +463,14 @@
               <w:right w:w="120" w:type="dxa"/>
             </w:tcMar>
           </w:tcPr>
-          <w:p ns2:paraId="4321CCA3" ns2:textId="77777777">
-            <w:r>
-              <w:t xml:space="preserve">Modelo que sirve modelo-47 (detección de fallos en pasteurización con XAI integrada): red convolucional 1D multitarea con pérdida físico-informada (DNSL) que diagnostica el estado de cuatro componentes de un pasteurizador (enfriador, válvula, bomba y acumulador) a partir de un ciclo de 60 s de siete sensores a 10 Hz, y añade explicabilidad integrada: ventanas temporales críticas (Grad-CAM), importancia por sensor (SHAP opcional), riesgo por componente y acciones de mantenimiento priorizadas.</w:t>
+          <w:p>
+            <w:r>
+              <w:t>Modelo que sirve modelo-47 (detección de fallos en pasteurización con XAI integrada): red convolucional 1D multitarea con pérdida físico-informada (DNSL) que diagnostica el estado de cuatro componentes de un pasteurizador (enfriador, válvula, bomba y acumulador) a partir de un ciclo de 60 s de siete sensores a 10 Hz, y añade explicabilidad integrada: ventanas temporales críticas (Grad-CAM), importancia por sensor (SHAP opcional), riesgo por componente y acciones de mantenimiento priorizadas.</w:t>
             </w:r>
           </w:p>
         </w:tc>
       </w:tr>
-      <w:tr ns2:paraId="6EFECFCA" ns2:textId="77777777">
+      <w:tr>
         <w:tc>
           <w:tcPr>
             <w:tcW w:w="2800" w:type="dxa"/>
@@ -599,7 +488,7 @@
               <w:right w:w="120" w:type="dxa"/>
             </w:tcMar>
           </w:tcPr>
-          <w:p ns2:paraId="5A82E1B3" ns2:textId="77777777">
+          <w:p>
             <w:r>
               <w:rPr>
                 <w:b/>
@@ -629,14 +518,14 @@
               <w:right w:w="120" w:type="dxa"/>
             </w:tcMar>
           </w:tcPr>
-          <w:p ns2:paraId="6A197DDF" ns2:textId="77777777">
-            <w:r>
-              <w:t xml:space="preserve">Clasificación multietiqueta (4 componentes × 3 estados) con explicabilidad y recomendación prescriptiva</w:t>
+          <w:p>
+            <w:r>
+              <w:t>Clasificación multietiqueta (4 componentes × 3 estados) con explicabilidad y recomendación prescriptiva</w:t>
             </w:r>
           </w:p>
         </w:tc>
       </w:tr>
-      <w:tr ns2:paraId="51B3BC95" ns2:textId="77777777">
+      <w:tr>
         <w:tc>
           <w:tcPr>
             <w:tcW w:w="2800" w:type="dxa"/>
@@ -654,7 +543,7 @@
               <w:right w:w="120" w:type="dxa"/>
             </w:tcMar>
           </w:tcPr>
-          <w:p ns2:paraId="40767B48" ns2:textId="77777777">
+          <w:p>
             <w:r>
               <w:rPr>
                 <w:b/>
@@ -684,14 +573,14 @@
               <w:right w:w="120" w:type="dxa"/>
             </w:tcMar>
           </w:tcPr>
-          <w:p ns2:paraId="1C645F96" ns2:textId="77777777">
-            <w:r>
-              <w:t xml:space="preserve">PyTorch (1D-CNN CNN_Pasteurizer + PhysicsGuidedLoss) + scikit-learn (StandardScaler) + SHAP (GradientExplainer) + pandas / numpy</w:t>
+          <w:p>
+            <w:r>
+              <w:t>PyTorch (1D-CNN CNN_Pasteurizer + PhysicsGuidedLoss) + scikit-learn (StandardScaler) + SHAP (GradientExplainer) + pandas / numpy</w:t>
             </w:r>
           </w:p>
         </w:tc>
       </w:tr>
-      <w:tr ns2:paraId="4C8DFFDF" ns2:textId="77777777">
+      <w:tr>
         <w:tc>
           <w:tcPr>
             <w:tcW w:w="2800" w:type="dxa"/>
@@ -709,7 +598,7 @@
               <w:right w:w="120" w:type="dxa"/>
             </w:tcMar>
           </w:tcPr>
-          <w:p ns2:paraId="775677B8" ns2:textId="77777777">
+          <w:p>
             <w:r>
               <w:rPr>
                 <w:b/>
@@ -739,14 +628,14 @@
               <w:right w:w="120" w:type="dxa"/>
             </w:tcMar>
           </w:tcPr>
-          <w:p ns2:paraId="4B3BB4A5" ns2:textId="77777777">
-            <w:r>
-              <w:t xml:space="preserve">neurosymbolic_cnn.pth + scaler_cnn_dns.pkl + feature_columns.pkl + ts1_mean_train.pkl + shap_background.npy (+ shap_background_meta.json). Pesos del Entregable 47 v2.0</w:t>
+          <w:p>
+            <w:r>
+              <w:t>neurosymbolic_cnn.pth + scaler_cnn_dns.pkl + feature_columns.pkl + ts1_mean_train.pkl + shap_background.npy (+ shap_background_meta.json). Pesos del Entregable 47 v2.0</w:t>
             </w:r>
           </w:p>
         </w:tc>
       </w:tr>
-      <w:tr ns2:paraId="3C91287B" ns2:textId="77777777">
+      <w:tr>
         <w:tc>
           <w:tcPr>
             <w:tcW w:w="2800" w:type="dxa"/>
@@ -764,7 +653,7 @@
               <w:right w:w="120" w:type="dxa"/>
             </w:tcMar>
           </w:tcPr>
-          <w:p ns2:paraId="7E9DF75B" ns2:textId="77777777">
+          <w:p>
             <w:r>
               <w:rPr>
                 <w:b/>
@@ -794,14 +683,14 @@
               <w:right w:w="120" w:type="dxa"/>
             </w:tcMar>
           </w:tcPr>
-          <w:p ns2:paraId="0D276D1A" ns2:textId="77777777">
-            <w:r>
-              <w:t xml:space="preserve">Dotar al diagnóstico de fallos de maquinaria de pasteurizado (Entregable 47) de explicabilidad, diagnóstico causal aproximado y recomendación prescriptiva, de modo que el técnico de planta sepa no solo qué componente degrada, sino cuándo se manifiesta dentro del ciclo, qué sensor domina la decisión y qué acción priorizar.</w:t>
+          <w:p>
+            <w:r>
+              <w:t>Dotar al diagnóstico de fallos de maquinaria de pasteurizado (Entregable 47) de explicabilidad, diagnóstico causal aproximado y recomendación prescriptiva, de modo que el técnico de planta sepa no solo qué componente degrada, sino cuándo se manifiesta dentro del ciclo, qué sensor domina la decisión y qué acción priorizar.</w:t>
             </w:r>
           </w:p>
         </w:tc>
       </w:tr>
-      <w:tr ns2:paraId="09F81BAA" ns2:textId="77777777">
+      <w:tr>
         <w:tc>
           <w:tcPr>
             <w:tcW w:w="2800" w:type="dxa"/>
@@ -819,7 +708,7 @@
               <w:right w:w="120" w:type="dxa"/>
             </w:tcMar>
           </w:tcPr>
-          <w:p ns2:paraId="27CACCB4" ns2:textId="77777777">
+          <w:p>
             <w:r>
               <w:rPr>
                 <w:b/>
@@ -849,20 +738,20 @@
               <w:right w:w="120" w:type="dxa"/>
             </w:tcMar>
           </w:tcPr>
-          <w:p ns2:paraId="2A1BDCF3" ns2:textId="77777777">
-            <w:r>
-              <w:t xml:space="preserve">Modo inline: se envía un ciclo de 60 s (siete sensores a 10 Hz) y se obtiene el estado de los cuatro componentes con su confianza y su xai_result (estado del sistema, componentes alterados, variables clave y acciones, con la ventana crítica y el riesgo por componente); SHAP es opcional. Modo batch: se envía un CSV con varios ciclos (Cycle_ID) y cada fila devuelve su predicción y su propio xai_result o xai_error.</w:t>
+          <w:p>
+            <w:r>
+              <w:t>Modo inline: se envía un ciclo de 60 s (siete sensores a 10 Hz) y se obtiene el estado de los cuatro componentes con su confianza y su xai_result (estado del sistema, componentes alterados, variables clave y acciones, con la ventana crítica y el riesgo por componente); SHAP es opcional. Modo batch: se envía un CSV con varios ciclos (Cycle_ID) y cada fila devuelve su predicción y su propio xai_result o xai_error.</w:t>
             </w:r>
           </w:p>
         </w:tc>
       </w:tr>
     </w:tbl>
-    <w:p ns2:paraId="0E4A03E1" ns2:textId="164C9CA4">
+    <w:p>
       <w:pPr>
-        <w:pStyle w:val="Descripcin"/>
+        <w:pStyle w:val="Caption"/>
         <w:jc w:val="center"/>
       </w:pPr>
-      <w:bookmarkStart w:id="7" w:name="_Toc233977640"/>
+      <w:bookmarkStart w:id="2" w:name="_Toc233977640"/>
       <w:r>
         <w:t xml:space="preserve">Tabla </w:t>
       </w:r>
@@ -877,18 +766,19 @@
       <w:r>
         <w:t xml:space="preserve"> Información general del modelo</w:t>
       </w:r>
-      <w:bookmarkEnd w:id="7"/>
+      <w:bookmarkEnd w:id="2"/>
     </w:p>
-    <w:p ns2:paraId="48838E47" ns2:textId="77777777">
+    <w:p>
       <w:pPr>
-        <w:pStyle w:val="Ttulo1"/>
+        <w:pStyle w:val="Heading1"/>
         <w:jc w:val="left"/>
       </w:pPr>
-      <w:bookmarkStart w:id="8" w:name="_Toc233977724"/>
+      <w:bookmarkStart w:id="3" w:name="_Toc233977724"/>
       <w:r>
+        <w:lastRenderedPageBreak/>
         <w:t>2. Campos de entrada (inputs)</w:t>
       </w:r>
-      <w:bookmarkEnd w:id="8"/>
+      <w:bookmarkEnd w:id="3"/>
     </w:p>
     <w:tbl>
       <w:tblPr>
@@ -912,7 +802,7 @@
         <w:gridCol w:w="1307"/>
         <w:gridCol w:w="1447"/>
       </w:tblGrid>
-      <w:tr ns2:paraId="71F932B9" ns2:textId="77777777">
+      <w:tr>
         <w:trPr>
           <w:tblHeader/>
         </w:trPr>
@@ -933,7 +823,7 @@
               <w:right w:w="120" w:type="dxa"/>
             </w:tcMar>
           </w:tcPr>
-          <w:p ns2:paraId="79F614D4" ns2:textId="77777777">
+          <w:p>
             <w:r>
               <w:rPr>
                 <w:b/>
@@ -963,7 +853,7 @@
               <w:right w:w="120" w:type="dxa"/>
             </w:tcMar>
           </w:tcPr>
-          <w:p ns2:paraId="7089FD74" ns2:textId="77777777">
+          <w:p>
             <w:r>
               <w:rPr>
                 <w:b/>
@@ -993,7 +883,7 @@
               <w:right w:w="120" w:type="dxa"/>
             </w:tcMar>
           </w:tcPr>
-          <w:p ns2:paraId="78CD2F77" ns2:textId="77777777">
+          <w:p>
             <w:r>
               <w:rPr>
                 <w:b/>
@@ -1023,7 +913,7 @@
               <w:right w:w="120" w:type="dxa"/>
             </w:tcMar>
           </w:tcPr>
-          <w:p ns2:paraId="72A2F0D2" ns2:textId="77777777">
+          <w:p>
             <w:r>
               <w:rPr>
                 <w:b/>
@@ -1053,7 +943,7 @@
               <w:right w:w="120" w:type="dxa"/>
             </w:tcMar>
           </w:tcPr>
-          <w:p ns2:paraId="6FFDAD95" ns2:textId="77777777">
+          <w:p>
             <w:r>
               <w:rPr>
                 <w:b/>
@@ -1067,7 +957,7 @@
           </w:p>
         </w:tc>
       </w:tr>
-      <w:tr ns2:paraId="5943B210" ns2:textId="77777777">
+      <w:tr>
         <w:tc>
           <w:tcPr>
             <w:tcW w:w="2167" w:type="dxa"/>
@@ -1085,9 +975,9 @@
               <w:right w:w="120" w:type="dxa"/>
             </w:tcMar>
           </w:tcPr>
-          <w:p ns2:paraId="274456BA" ns2:textId="77777777">
-            <w:r>
-              <w:t xml:space="preserve">PS1</w:t>
+          <w:p>
+            <w:r>
+              <w:t>PS1</w:t>
             </w:r>
           </w:p>
         </w:tc>
@@ -1108,9 +998,9 @@
               <w:right w:w="120" w:type="dxa"/>
             </w:tcMar>
           </w:tcPr>
-          <w:p ns2:paraId="03BFE475" ns2:textId="77777777">
-            <w:r>
-              <w:t xml:space="preserve">list[float]</w:t>
+          <w:p>
+            <w:r>
+              <w:t>list[float]</w:t>
             </w:r>
           </w:p>
         </w:tc>
@@ -1131,9 +1021,9 @@
               <w:right w:w="120" w:type="dxa"/>
             </w:tcMar>
           </w:tcPr>
-          <w:p ns2:paraId="73AC0988" ns2:textId="77777777">
-            <w:r>
-              <w:t xml:space="preserve">Presión de entrada del circuito (bar). Serie de un ciclo de 60 s a 10 Hz (600 pasos; se rellena con ceros o se trunca a 600)</w:t>
+          <w:p>
+            <w:r>
+              <w:t>Presión de entrada del circuito (bar). Serie de un ciclo de 60 s a 10 Hz (600 pasos; se rellena con ceros o se trunca a 600)</w:t>
             </w:r>
           </w:p>
         </w:tc>
@@ -1154,9 +1044,9 @@
               <w:right w:w="120" w:type="dxa"/>
             </w:tcMar>
           </w:tcPr>
-          <w:p ns2:paraId="29F6ACFB" ns2:textId="77777777">
-            <w:r>
-              <w:t xml:space="preserve">Sí (o data_path)</w:t>
+          <w:p>
+            <w:r>
+              <w:t>Sí (o data_path)</w:t>
             </w:r>
           </w:p>
         </w:tc>
@@ -1177,14 +1067,14 @@
               <w:right w:w="120" w:type="dxa"/>
             </w:tcMar>
           </w:tcPr>
-          <w:p ns2:paraId="7756D559" ns2:textId="77777777">
-            <w:r>
-              <w:t xml:space="preserve">-</w:t>
+          <w:p>
+            <w:r>
+              <w:t>-</w:t>
             </w:r>
           </w:p>
         </w:tc>
       </w:tr>
-      <w:tr ns2:paraId="5943B210" ns2:textId="77777777">
+      <w:tr>
         <w:tc>
           <w:tcPr>
             <w:tcW w:w="2167" w:type="dxa"/>
@@ -1202,9 +1092,9 @@
               <w:right w:w="120" w:type="dxa"/>
             </w:tcMar>
           </w:tcPr>
-          <w:p ns2:paraId="274456BA" ns2:textId="77777777">
-            <w:r>
-              <w:t xml:space="preserve">PS3</w:t>
+          <w:p>
+            <w:r>
+              <w:t>PS3</w:t>
             </w:r>
           </w:p>
         </w:tc>
@@ -1225,9 +1115,9 @@
               <w:right w:w="120" w:type="dxa"/>
             </w:tcMar>
           </w:tcPr>
-          <w:p ns2:paraId="03BFE475" ns2:textId="77777777">
-            <w:r>
-              <w:t xml:space="preserve">list[float]</w:t>
+          <w:p>
+            <w:r>
+              <w:t>list[float]</w:t>
             </w:r>
           </w:p>
         </w:tc>
@@ -1248,9 +1138,9 @@
               <w:right w:w="120" w:type="dxa"/>
             </w:tcMar>
           </w:tcPr>
-          <w:p ns2:paraId="73AC0988" ns2:textId="77777777">
-            <w:r>
-              <w:t xml:space="preserve">Presión de salida / retorno (bar). Serie de un ciclo de 60 s a 10 Hz (600 pasos; se rellena con ceros o se trunca a 600)</w:t>
+          <w:p>
+            <w:r>
+              <w:t>Presión de salida / retorno (bar). Serie de un ciclo de 60 s a 10 Hz (600 pasos; se rellena con ceros o se trunca a 600)</w:t>
             </w:r>
           </w:p>
         </w:tc>
@@ -1271,9 +1161,9 @@
               <w:right w:w="120" w:type="dxa"/>
             </w:tcMar>
           </w:tcPr>
-          <w:p ns2:paraId="29F6ACFB" ns2:textId="77777777">
-            <w:r>
-              <w:t xml:space="preserve">Sí (o data_path)</w:t>
+          <w:p>
+            <w:r>
+              <w:t>Sí (o data_path)</w:t>
             </w:r>
           </w:p>
         </w:tc>
@@ -1294,14 +1184,14 @@
               <w:right w:w="120" w:type="dxa"/>
             </w:tcMar>
           </w:tcPr>
-          <w:p ns2:paraId="7756D559" ns2:textId="77777777">
-            <w:r>
-              <w:t xml:space="preserve">-</w:t>
+          <w:p>
+            <w:r>
+              <w:t>-</w:t>
             </w:r>
           </w:p>
         </w:tc>
       </w:tr>
-      <w:tr ns2:paraId="5943B210" ns2:textId="77777777">
+      <w:tr>
         <w:tc>
           <w:tcPr>
             <w:tcW w:w="2167" w:type="dxa"/>
@@ -1319,9 +1209,9 @@
               <w:right w:w="120" w:type="dxa"/>
             </w:tcMar>
           </w:tcPr>
-          <w:p ns2:paraId="274456BA" ns2:textId="77777777">
-            <w:r>
-              <w:t xml:space="preserve">EPS1</w:t>
+          <w:p>
+            <w:r>
+              <w:t>EPS1</w:t>
             </w:r>
           </w:p>
         </w:tc>
@@ -1342,9 +1232,9 @@
               <w:right w:w="120" w:type="dxa"/>
             </w:tcMar>
           </w:tcPr>
-          <w:p ns2:paraId="03BFE475" ns2:textId="77777777">
-            <w:r>
-              <w:t xml:space="preserve">list[float]</w:t>
+          <w:p>
+            <w:r>
+              <w:t>list[float]</w:t>
             </w:r>
           </w:p>
         </w:tc>
@@ -1365,9 +1255,9 @@
               <w:right w:w="120" w:type="dxa"/>
             </w:tcMar>
           </w:tcPr>
-          <w:p ns2:paraId="73AC0988" ns2:textId="77777777">
-            <w:r>
-              <w:t xml:space="preserve">Potencia activa del motor (W). Serie de un ciclo de 60 s a 10 Hz (600 pasos; se rellena con ceros o se trunca a 600)</w:t>
+          <w:p>
+            <w:r>
+              <w:t>Potencia activa del motor (W). Serie de un ciclo de 60 s a 10 Hz (600 pasos; se rellena con ceros o se trunca a 600)</w:t>
             </w:r>
           </w:p>
         </w:tc>
@@ -1388,9 +1278,9 @@
               <w:right w:w="120" w:type="dxa"/>
             </w:tcMar>
           </w:tcPr>
-          <w:p ns2:paraId="29F6ACFB" ns2:textId="77777777">
-            <w:r>
-              <w:t xml:space="preserve">Sí (o data_path)</w:t>
+          <w:p>
+            <w:r>
+              <w:t>Sí (o data_path)</w:t>
             </w:r>
           </w:p>
         </w:tc>
@@ -1411,14 +1301,14 @@
               <w:right w:w="120" w:type="dxa"/>
             </w:tcMar>
           </w:tcPr>
-          <w:p ns2:paraId="7756D559" ns2:textId="77777777">
-            <w:r>
-              <w:t xml:space="preserve">-</w:t>
+          <w:p>
+            <w:r>
+              <w:t>-</w:t>
             </w:r>
           </w:p>
         </w:tc>
       </w:tr>
-      <w:tr ns2:paraId="5943B210" ns2:textId="77777777">
+      <w:tr>
         <w:tc>
           <w:tcPr>
             <w:tcW w:w="2167" w:type="dxa"/>
@@ -1436,9 +1326,9 @@
               <w:right w:w="120" w:type="dxa"/>
             </w:tcMar>
           </w:tcPr>
-          <w:p ns2:paraId="274456BA" ns2:textId="77777777">
-            <w:r>
-              <w:t xml:space="preserve">FS1</w:t>
+          <w:p>
+            <w:r>
+              <w:t>FS1</w:t>
             </w:r>
           </w:p>
         </w:tc>
@@ -1459,9 +1349,9 @@
               <w:right w:w="120" w:type="dxa"/>
             </w:tcMar>
           </w:tcPr>
-          <w:p ns2:paraId="03BFE475" ns2:textId="77777777">
-            <w:r>
-              <w:t xml:space="preserve">list[float]</w:t>
+          <w:p>
+            <w:r>
+              <w:t>list[float]</w:t>
             </w:r>
           </w:p>
         </w:tc>
@@ -1482,9 +1372,9 @@
               <w:right w:w="120" w:type="dxa"/>
             </w:tcMar>
           </w:tcPr>
-          <w:p ns2:paraId="73AC0988" ns2:textId="77777777">
-            <w:r>
-              <w:t xml:space="preserve">Caudal volumétrico (L/min). Serie de un ciclo de 60 s a 10 Hz (600 pasos; se rellena con ceros o se trunca a 600)</w:t>
+          <w:p>
+            <w:r>
+              <w:t>Caudal volumétrico (L/min). Serie de un ciclo de 60 s a 10 Hz (600 pasos; se rellena con ceros o se trunca a 600)</w:t>
             </w:r>
           </w:p>
         </w:tc>
@@ -1505,9 +1395,9 @@
               <w:right w:w="120" w:type="dxa"/>
             </w:tcMar>
           </w:tcPr>
-          <w:p ns2:paraId="29F6ACFB" ns2:textId="77777777">
-            <w:r>
-              <w:t xml:space="preserve">Sí (o data_path)</w:t>
+          <w:p>
+            <w:r>
+              <w:t>Sí (o data_path)</w:t>
             </w:r>
           </w:p>
         </w:tc>
@@ -1528,14 +1418,14 @@
               <w:right w:w="120" w:type="dxa"/>
             </w:tcMar>
           </w:tcPr>
-          <w:p ns2:paraId="7756D559" ns2:textId="77777777">
-            <w:r>
-              <w:t xml:space="preserve">-</w:t>
+          <w:p>
+            <w:r>
+              <w:t>-</w:t>
             </w:r>
           </w:p>
         </w:tc>
       </w:tr>
-      <w:tr ns2:paraId="5943B210" ns2:textId="77777777">
+      <w:tr>
         <w:tc>
           <w:tcPr>
             <w:tcW w:w="2167" w:type="dxa"/>
@@ -1553,9 +1443,9 @@
               <w:right w:w="120" w:type="dxa"/>
             </w:tcMar>
           </w:tcPr>
-          <w:p ns2:paraId="274456BA" ns2:textId="77777777">
-            <w:r>
-              <w:t xml:space="preserve">TS1</w:t>
+          <w:p>
+            <w:r>
+              <w:t>TS1</w:t>
             </w:r>
           </w:p>
         </w:tc>
@@ -1576,9 +1466,9 @@
               <w:right w:w="120" w:type="dxa"/>
             </w:tcMar>
           </w:tcPr>
-          <w:p ns2:paraId="03BFE475" ns2:textId="77777777">
-            <w:r>
-              <w:t xml:space="preserve">list[float]</w:t>
+          <w:p>
+            <w:r>
+              <w:t>list[float]</w:t>
             </w:r>
           </w:p>
         </w:tc>
@@ -1599,9 +1489,9 @@
               <w:right w:w="120" w:type="dxa"/>
             </w:tcMar>
           </w:tcPr>
-          <w:p ns2:paraId="73AC0988" ns2:textId="77777777">
-            <w:r>
-              <w:t xml:space="preserve">Temperatura de entrada (°C). Serie de un ciclo de 60 s a 10 Hz (600 pasos; se rellena con ceros o se trunca a 600)</w:t>
+          <w:p>
+            <w:r>
+              <w:t>Temperatura de entrada (°C). Serie de un ciclo de 60 s a 10 Hz (600 pasos; se rellena con ceros o se trunca a 600)</w:t>
             </w:r>
           </w:p>
         </w:tc>
@@ -1622,9 +1512,9 @@
               <w:right w:w="120" w:type="dxa"/>
             </w:tcMar>
           </w:tcPr>
-          <w:p ns2:paraId="29F6ACFB" ns2:textId="77777777">
-            <w:r>
-              <w:t xml:space="preserve">Sí (o data_path)</w:t>
+          <w:p>
+            <w:r>
+              <w:t>Sí (o data_path)</w:t>
             </w:r>
           </w:p>
         </w:tc>
@@ -1645,14 +1535,14 @@
               <w:right w:w="120" w:type="dxa"/>
             </w:tcMar>
           </w:tcPr>
-          <w:p ns2:paraId="7756D559" ns2:textId="77777777">
-            <w:r>
-              <w:t xml:space="preserve">-</w:t>
+          <w:p>
+            <w:r>
+              <w:t>-</w:t>
             </w:r>
           </w:p>
         </w:tc>
       </w:tr>
-      <w:tr ns2:paraId="5943B210" ns2:textId="77777777">
+      <w:tr>
         <w:tc>
           <w:tcPr>
             <w:tcW w:w="2167" w:type="dxa"/>
@@ -1670,9 +1560,9 @@
               <w:right w:w="120" w:type="dxa"/>
             </w:tcMar>
           </w:tcPr>
-          <w:p ns2:paraId="274456BA" ns2:textId="77777777">
-            <w:r>
-              <w:t xml:space="preserve">TS2</w:t>
+          <w:p>
+            <w:r>
+              <w:t>TS2</w:t>
             </w:r>
           </w:p>
         </w:tc>
@@ -1693,9 +1583,9 @@
               <w:right w:w="120" w:type="dxa"/>
             </w:tcMar>
           </w:tcPr>
-          <w:p ns2:paraId="03BFE475" ns2:textId="77777777">
-            <w:r>
-              <w:t xml:space="preserve">list[float]</w:t>
+          <w:p>
+            <w:r>
+              <w:t>list[float]</w:t>
             </w:r>
           </w:p>
         </w:tc>
@@ -1716,9 +1606,9 @@
               <w:right w:w="120" w:type="dxa"/>
             </w:tcMar>
           </w:tcPr>
-          <w:p ns2:paraId="73AC0988" ns2:textId="77777777">
-            <w:r>
-              <w:t xml:space="preserve">Temperatura de salida (°C). Serie de un ciclo de 60 s a 10 Hz (600 pasos; se rellena con ceros o se trunca a 600)</w:t>
+          <w:p>
+            <w:r>
+              <w:t>Temperatura de salida (°C). Serie de un ciclo de 60 s a 10 Hz (600 pasos; se rellena con ceros o se trunca a 600)</w:t>
             </w:r>
           </w:p>
         </w:tc>
@@ -1739,9 +1629,9 @@
               <w:right w:w="120" w:type="dxa"/>
             </w:tcMar>
           </w:tcPr>
-          <w:p ns2:paraId="29F6ACFB" ns2:textId="77777777">
-            <w:r>
-              <w:t xml:space="preserve">Sí (o data_path)</w:t>
+          <w:p>
+            <w:r>
+              <w:t>Sí (o data_path)</w:t>
             </w:r>
           </w:p>
         </w:tc>
@@ -1762,14 +1652,14 @@
               <w:right w:w="120" w:type="dxa"/>
             </w:tcMar>
           </w:tcPr>
-          <w:p ns2:paraId="7756D559" ns2:textId="77777777">
-            <w:r>
-              <w:t xml:space="preserve">-</w:t>
+          <w:p>
+            <w:r>
+              <w:t>-</w:t>
             </w:r>
           </w:p>
         </w:tc>
       </w:tr>
-      <w:tr ns2:paraId="5943B210" ns2:textId="77777777">
+      <w:tr>
         <w:tc>
           <w:tcPr>
             <w:tcW w:w="2167" w:type="dxa"/>
@@ -1787,9 +1677,9 @@
               <w:right w:w="120" w:type="dxa"/>
             </w:tcMar>
           </w:tcPr>
-          <w:p ns2:paraId="274456BA" ns2:textId="77777777">
-            <w:r>
-              <w:t xml:space="preserve">VS1</w:t>
+          <w:p>
+            <w:r>
+              <w:t>VS1</w:t>
             </w:r>
           </w:p>
         </w:tc>
@@ -1810,9 +1700,9 @@
               <w:right w:w="120" w:type="dxa"/>
             </w:tcMar>
           </w:tcPr>
-          <w:p ns2:paraId="03BFE475" ns2:textId="77777777">
-            <w:r>
-              <w:t xml:space="preserve">list[float]</w:t>
+          <w:p>
+            <w:r>
+              <w:t>list[float]</w:t>
             </w:r>
           </w:p>
         </w:tc>
@@ -1833,9 +1723,9 @@
               <w:right w:w="120" w:type="dxa"/>
             </w:tcMar>
           </w:tcPr>
-          <w:p ns2:paraId="73AC0988" ns2:textId="77777777">
-            <w:r>
-              <w:t xml:space="preserve">Vibración mecánica (mm/s). Serie de un ciclo de 60 s a 10 Hz (600 pasos; se rellena con ceros o se trunca a 600)</w:t>
+          <w:p>
+            <w:r>
+              <w:t>Vibración mecánica (mm/s). Serie de un ciclo de 60 s a 10 Hz (600 pasos; se rellena con ceros o se trunca a 600)</w:t>
             </w:r>
           </w:p>
         </w:tc>
@@ -1856,9 +1746,9 @@
               <w:right w:w="120" w:type="dxa"/>
             </w:tcMar>
           </w:tcPr>
-          <w:p ns2:paraId="29F6ACFB" ns2:textId="77777777">
-            <w:r>
-              <w:t xml:space="preserve">Sí (o data_path)</w:t>
+          <w:p>
+            <w:r>
+              <w:t>Sí (o data_path)</w:t>
             </w:r>
           </w:p>
         </w:tc>
@@ -1879,14 +1769,14 @@
               <w:right w:w="120" w:type="dxa"/>
             </w:tcMar>
           </w:tcPr>
-          <w:p ns2:paraId="7756D559" ns2:textId="77777777">
-            <w:r>
-              <w:t xml:space="preserve">-</w:t>
+          <w:p>
+            <w:r>
+              <w:t>-</w:t>
             </w:r>
           </w:p>
         </w:tc>
       </w:tr>
-      <w:tr ns2:paraId="5943B210" ns2:textId="77777777">
+      <w:tr>
         <w:tc>
           <w:tcPr>
             <w:tcW w:w="2167" w:type="dxa"/>
@@ -1904,9 +1794,9 @@
               <w:right w:w="120" w:type="dxa"/>
             </w:tcMar>
           </w:tcPr>
-          <w:p ns2:paraId="274456BA" ns2:textId="77777777">
-            <w:r>
-              <w:t xml:space="preserve">Time_Segundos</w:t>
+          <w:p>
+            <w:r>
+              <w:t>Time_Segundos</w:t>
             </w:r>
           </w:p>
         </w:tc>
@@ -1927,9 +1817,9 @@
               <w:right w:w="120" w:type="dxa"/>
             </w:tcMar>
           </w:tcPr>
-          <w:p ns2:paraId="03BFE475" ns2:textId="77777777">
-            <w:r>
-              <w:t xml:space="preserve">list[float]</w:t>
+          <w:p>
+            <w:r>
+              <w:t>list[float]</w:t>
             </w:r>
           </w:p>
         </w:tc>
@@ -1950,9 +1840,13 @@
               <w:right w:w="120" w:type="dxa"/>
             </w:tcMar>
           </w:tcPr>
-          <w:p ns2:paraId="73AC0988" ns2:textId="77777777">
-            <w:r>
-              <w:t xml:space="preserve">Marca temporal de cada muestra (0,0–60,0 s); ordena la serie y se remuestrea a 10 Hz</w:t>
+          <w:p>
+            <w:r>
+              <w:t xml:space="preserve">Marca temporal de cada muestra (0,0–60,0 s); </w:t>
+            </w:r>
+            <w:r>
+              <w:lastRenderedPageBreak/>
+              <w:t>ordena la serie y se remuestrea a 10 Hz</w:t>
             </w:r>
           </w:p>
         </w:tc>
@@ -1973,9 +1867,10 @@
               <w:right w:w="120" w:type="dxa"/>
             </w:tcMar>
           </w:tcPr>
-          <w:p ns2:paraId="29F6ACFB" ns2:textId="77777777">
-            <w:r>
-              <w:t xml:space="preserve">No</w:t>
+          <w:p>
+            <w:r>
+              <w:lastRenderedPageBreak/>
+              <w:t>No</w:t>
             </w:r>
           </w:p>
         </w:tc>
@@ -1996,14 +1891,14 @@
               <w:right w:w="120" w:type="dxa"/>
             </w:tcMar>
           </w:tcPr>
-          <w:p ns2:paraId="7756D559" ns2:textId="77777777">
-            <w:r>
-              <w:t xml:space="preserve">0,0, 0,1, 0,2…</w:t>
+          <w:p>
+            <w:r>
+              <w:t>0,0, 0,1, 0,2…</w:t>
             </w:r>
           </w:p>
         </w:tc>
       </w:tr>
-      <w:tr ns2:paraId="5943B210" ns2:textId="77777777">
+      <w:tr>
         <w:tc>
           <w:tcPr>
             <w:tcW w:w="2167" w:type="dxa"/>
@@ -2021,9 +1916,9 @@
               <w:right w:w="120" w:type="dxa"/>
             </w:tcMar>
           </w:tcPr>
-          <w:p ns2:paraId="274456BA" ns2:textId="77777777">
-            <w:r>
-              <w:t xml:space="preserve">Cycle_ID</w:t>
+          <w:p>
+            <w:r>
+              <w:t>Cycle_ID</w:t>
             </w:r>
           </w:p>
         </w:tc>
@@ -2044,9 +1939,9 @@
               <w:right w:w="120" w:type="dxa"/>
             </w:tcMar>
           </w:tcPr>
-          <w:p ns2:paraId="03BFE475" ns2:textId="77777777">
-            <w:r>
-              <w:t xml:space="preserve">int</w:t>
+          <w:p>
+            <w:r>
+              <w:t>int</w:t>
             </w:r>
           </w:p>
         </w:tc>
@@ -2067,9 +1962,9 @@
               <w:right w:w="120" w:type="dxa"/>
             </w:tcMar>
           </w:tcPr>
-          <w:p ns2:paraId="73AC0988" ns2:textId="77777777">
-            <w:r>
-              <w:t xml:space="preserve">Identificador del ciclo; en batch agrupa las filas de cada ciclo</w:t>
+          <w:p>
+            <w:r>
+              <w:t>Identificador del ciclo; en batch agrupa las filas de cada ciclo</w:t>
             </w:r>
           </w:p>
         </w:tc>
@@ -2090,9 +1985,9 @@
               <w:right w:w="120" w:type="dxa"/>
             </w:tcMar>
           </w:tcPr>
-          <w:p ns2:paraId="29F6ACFB" ns2:textId="77777777">
-            <w:r>
-              <w:t xml:space="preserve">No (batch con varios ciclos: Sí)</w:t>
+          <w:p>
+            <w:r>
+              <w:t>No (batch con varios ciclos: Sí)</w:t>
             </w:r>
           </w:p>
         </w:tc>
@@ -2113,14 +2008,14 @@
               <w:right w:w="120" w:type="dxa"/>
             </w:tcMar>
           </w:tcPr>
-          <w:p ns2:paraId="7756D559" ns2:textId="77777777">
-            <w:r>
-              <w:t xml:space="preserve">-</w:t>
+          <w:p>
+            <w:r>
+              <w:t>-</w:t>
             </w:r>
           </w:p>
         </w:tc>
       </w:tr>
-      <w:tr ns2:paraId="5943B210" ns2:textId="77777777">
+      <w:tr>
         <w:tc>
           <w:tcPr>
             <w:tcW w:w="2167" w:type="dxa"/>
@@ -2138,9 +2033,9 @@
               <w:right w:w="120" w:type="dxa"/>
             </w:tcMar>
           </w:tcPr>
-          <w:p ns2:paraId="274456BA" ns2:textId="77777777">
-            <w:r>
-              <w:t xml:space="preserve">data_path</w:t>
+          <w:p>
+            <w:r>
+              <w:t>data_path</w:t>
             </w:r>
           </w:p>
         </w:tc>
@@ -2161,9 +2056,9 @@
               <w:right w:w="120" w:type="dxa"/>
             </w:tcMar>
           </w:tcPr>
-          <w:p ns2:paraId="03BFE475" ns2:textId="77777777">
-            <w:r>
-              <w:t xml:space="preserve">string</w:t>
+          <w:p>
+            <w:r>
+              <w:t>string</w:t>
             </w:r>
           </w:p>
         </w:tc>
@@ -2184,9 +2079,9 @@
               <w:right w:w="120" w:type="dxa"/>
             </w:tcMar>
           </w:tcPr>
-          <w:p ns2:paraId="73AC0988" ns2:textId="77777777">
-            <w:r>
-              <w:t xml:space="preserve">Alternativa a los arrays: CSV (local o s3://) con las columnas anteriores; en batch es la entrada</w:t>
+          <w:p>
+            <w:r>
+              <w:t>Alternativa a los arrays: CSV (local o s3://) con las columnas anteriores; en batch es la entrada</w:t>
             </w:r>
           </w:p>
         </w:tc>
@@ -2207,9 +2102,9 @@
               <w:right w:w="120" w:type="dxa"/>
             </w:tcMar>
           </w:tcPr>
-          <w:p ns2:paraId="29F6ACFB" ns2:textId="77777777">
-            <w:r>
-              <w:t xml:space="preserve">No (batch: Sí)</w:t>
+          <w:p>
+            <w:r>
+              <w:t>No (batch: Sí)</w:t>
             </w:r>
           </w:p>
         </w:tc>
@@ -2230,14 +2125,14 @@
               <w:right w:w="120" w:type="dxa"/>
             </w:tcMar>
           </w:tcPr>
-          <w:p ns2:paraId="7756D559" ns2:textId="77777777">
-            <w:r>
-              <w:t xml:space="preserve">-</w:t>
+          <w:p>
+            <w:r>
+              <w:t>-</w:t>
             </w:r>
           </w:p>
         </w:tc>
       </w:tr>
-      <w:tr ns2:paraId="5943B210" ns2:textId="77777777">
+      <w:tr>
         <w:tc>
           <w:tcPr>
             <w:tcW w:w="2167" w:type="dxa"/>
@@ -2255,9 +2150,9 @@
               <w:right w:w="120" w:type="dxa"/>
             </w:tcMar>
           </w:tcPr>
-          <w:p ns2:paraId="274456BA" ns2:textId="77777777">
-            <w:r>
-              <w:t xml:space="preserve">apply_digital_twin</w:t>
+          <w:p>
+            <w:r>
+              <w:t>apply_digital_twin</w:t>
             </w:r>
           </w:p>
         </w:tc>
@@ -2278,9 +2173,9 @@
               <w:right w:w="120" w:type="dxa"/>
             </w:tcMar>
           </w:tcPr>
-          <w:p ns2:paraId="03BFE475" ns2:textId="77777777">
-            <w:r>
-              <w:t xml:space="preserve">bool</w:t>
+          <w:p>
+            <w:r>
+              <w:t>bool</w:t>
             </w:r>
           </w:p>
         </w:tc>
@@ -2301,9 +2196,9 @@
               <w:right w:w="120" w:type="dxa"/>
             </w:tcMar>
           </w:tcPr>
-          <w:p ns2:paraId="73AC0988" ns2:textId="77777777">
-            <w:r>
-              <w:t xml:space="preserve">Desplaza TS1/TS2 al baseline de 65 °C. Solo para datos del banco de laboratorio UCI; con datos reales de planta debe ser false</w:t>
+          <w:p>
+            <w:r>
+              <w:t>Desplaza TS1/TS2 al baseline de 65 °C. Solo para datos del banco de laboratorio UCI; con datos reales de planta debe ser false</w:t>
             </w:r>
           </w:p>
         </w:tc>
@@ -2324,9 +2219,9 @@
               <w:right w:w="120" w:type="dxa"/>
             </w:tcMar>
           </w:tcPr>
-          <w:p ns2:paraId="29F6ACFB" ns2:textId="77777777">
-            <w:r>
-              <w:t xml:space="preserve">No</w:t>
+          <w:p>
+            <w:r>
+              <w:t>No</w:t>
             </w:r>
           </w:p>
         </w:tc>
@@ -2347,14 +2242,14 @@
               <w:right w:w="120" w:type="dxa"/>
             </w:tcMar>
           </w:tcPr>
-          <w:p ns2:paraId="7756D559" ns2:textId="77777777">
-            <w:r>
-              <w:t xml:space="preserve">variable APPLY_DIGITAL_TWIN (false)</w:t>
+          <w:p>
+            <w:r>
+              <w:t>variable APPLY_DIGITAL_TWIN (false)</w:t>
             </w:r>
           </w:p>
         </w:tc>
       </w:tr>
-      <w:tr ns2:paraId="5943B210" ns2:textId="77777777">
+      <w:tr>
         <w:tc>
           <w:tcPr>
             <w:tcW w:w="2167" w:type="dxa"/>
@@ -2372,9 +2267,9 @@
               <w:right w:w="120" w:type="dxa"/>
             </w:tcMar>
           </w:tcPr>
-          <w:p ns2:paraId="274456BA" ns2:textId="77777777">
-            <w:r>
-              <w:t xml:space="preserve">include_xai</w:t>
+          <w:p>
+            <w:r>
+              <w:t>include_xai</w:t>
             </w:r>
           </w:p>
         </w:tc>
@@ -2395,9 +2290,9 @@
               <w:right w:w="120" w:type="dxa"/>
             </w:tcMar>
           </w:tcPr>
-          <w:p ns2:paraId="03BFE475" ns2:textId="77777777">
-            <w:r>
-              <w:t xml:space="preserve">bool</w:t>
+          <w:p>
+            <w:r>
+              <w:t>bool</w:t>
             </w:r>
           </w:p>
         </w:tc>
@@ -2418,9 +2313,9 @@
               <w:right w:w="120" w:type="dxa"/>
             </w:tcMar>
           </w:tcPr>
-          <w:p ns2:paraId="73AC0988" ns2:textId="77777777">
-            <w:r>
-              <w:t xml:space="preserve">XAI de cada ciclo (xai_result / xai_error): Grad-CAM, riesgo y acciones. Inline y batch</w:t>
+          <w:p>
+            <w:r>
+              <w:t>XAI de cada ciclo (xai_result / xai_error): Grad-CAM, riesgo y acciones. Inline y batch</w:t>
             </w:r>
           </w:p>
         </w:tc>
@@ -2441,9 +2336,9 @@
               <w:right w:w="120" w:type="dxa"/>
             </w:tcMar>
           </w:tcPr>
-          <w:p ns2:paraId="29F6ACFB" ns2:textId="77777777">
-            <w:r>
-              <w:t xml:space="preserve">No</w:t>
+          <w:p>
+            <w:r>
+              <w:t>No</w:t>
             </w:r>
           </w:p>
         </w:tc>
@@ -2464,14 +2359,14 @@
               <w:right w:w="120" w:type="dxa"/>
             </w:tcMar>
           </w:tcPr>
-          <w:p ns2:paraId="7756D559" ns2:textId="77777777">
-            <w:r>
-              <w:t xml:space="preserve">true</w:t>
+          <w:p>
+            <w:r>
+              <w:t>true</w:t>
             </w:r>
           </w:p>
         </w:tc>
       </w:tr>
-      <w:tr ns2:paraId="5943B210" ns2:textId="77777777">
+      <w:tr>
         <w:tc>
           <w:tcPr>
             <w:tcW w:w="2167" w:type="dxa"/>
@@ -2489,9 +2384,9 @@
               <w:right w:w="120" w:type="dxa"/>
             </w:tcMar>
           </w:tcPr>
-          <w:p ns2:paraId="274456BA" ns2:textId="77777777">
-            <w:r>
-              <w:t xml:space="preserve">include_shap</w:t>
+          <w:p>
+            <w:r>
+              <w:t>include_shap</w:t>
             </w:r>
           </w:p>
         </w:tc>
@@ -2512,9 +2407,9 @@
               <w:right w:w="120" w:type="dxa"/>
             </w:tcMar>
           </w:tcPr>
-          <w:p ns2:paraId="03BFE475" ns2:textId="77777777">
-            <w:r>
-              <w:t xml:space="preserve">bool</w:t>
+          <w:p>
+            <w:r>
+              <w:t>bool</w:t>
             </w:r>
           </w:p>
         </w:tc>
@@ -2535,9 +2430,9 @@
               <w:right w:w="120" w:type="dxa"/>
             </w:tcMar>
           </w:tcPr>
-          <w:p ns2:paraId="73AC0988" ns2:textId="77777777">
-            <w:r>
-              <w:t xml:space="preserve">Añade SHAP (sensor más relevante) a la XAI. Requiere include_xai; coste alto en CPU. En batch solo se calcula en los primeros n_samples ciclos</w:t>
+          <w:p>
+            <w:r>
+              <w:t>Añade SHAP (sensor más relevante) a la XAI. Requiere include_xai; coste alto en CPU. En batch solo se calcula en los primeros n_samples ciclos</w:t>
             </w:r>
           </w:p>
         </w:tc>
@@ -2558,9 +2453,9 @@
               <w:right w:w="120" w:type="dxa"/>
             </w:tcMar>
           </w:tcPr>
-          <w:p ns2:paraId="29F6ACFB" ns2:textId="77777777">
-            <w:r>
-              <w:t xml:space="preserve">No</w:t>
+          <w:p>
+            <w:r>
+              <w:t>No</w:t>
             </w:r>
           </w:p>
         </w:tc>
@@ -2581,14 +2476,14 @@
               <w:right w:w="120" w:type="dxa"/>
             </w:tcMar>
           </w:tcPr>
-          <w:p ns2:paraId="7756D559" ns2:textId="77777777">
-            <w:r>
-              <w:t xml:space="preserve">false</w:t>
+          <w:p>
+            <w:r>
+              <w:t>false</w:t>
             </w:r>
           </w:p>
         </w:tc>
       </w:tr>
-      <w:tr ns2:paraId="5943B210" ns2:textId="77777777">
+      <w:tr>
         <w:tc>
           <w:tcPr>
             <w:tcW w:w="2167" w:type="dxa"/>
@@ -2606,9 +2501,9 @@
               <w:right w:w="120" w:type="dxa"/>
             </w:tcMar>
           </w:tcPr>
-          <w:p ns2:paraId="274456BA" ns2:textId="77777777">
-            <w:r>
-              <w:t xml:space="preserve">include_cam</w:t>
+          <w:p>
+            <w:r>
+              <w:t>include_cam</w:t>
             </w:r>
           </w:p>
         </w:tc>
@@ -2629,9 +2524,9 @@
               <w:right w:w="120" w:type="dxa"/>
             </w:tcMar>
           </w:tcPr>
-          <w:p ns2:paraId="03BFE475" ns2:textId="77777777">
-            <w:r>
-              <w:t xml:space="preserve">bool</w:t>
+          <w:p>
+            <w:r>
+              <w:t>bool</w:t>
             </w:r>
           </w:p>
         </w:tc>
@@ -2652,9 +2547,9 @@
               <w:right w:w="120" w:type="dxa"/>
             </w:tcMar>
           </w:tcPr>
-          <w:p ns2:paraId="73AC0988" ns2:textId="77777777">
-            <w:r>
-              <w:t xml:space="preserve">Inline: devuelve además la curva Grad-CAM (600 valores) por componente</w:t>
+          <w:p>
+            <w:r>
+              <w:t>Inline: devuelve además la curva Grad-CAM (600 valores) por componente</w:t>
             </w:r>
           </w:p>
         </w:tc>
@@ -2675,9 +2570,9 @@
               <w:right w:w="120" w:type="dxa"/>
             </w:tcMar>
           </w:tcPr>
-          <w:p ns2:paraId="29F6ACFB" ns2:textId="77777777">
-            <w:r>
-              <w:t xml:space="preserve">No</w:t>
+          <w:p>
+            <w:r>
+              <w:t>No</w:t>
             </w:r>
           </w:p>
         </w:tc>
@@ -2698,14 +2593,14 @@
               <w:right w:w="120" w:type="dxa"/>
             </w:tcMar>
           </w:tcPr>
-          <w:p ns2:paraId="7756D559" ns2:textId="77777777">
-            <w:r>
-              <w:t xml:space="preserve">false</w:t>
+          <w:p>
+            <w:r>
+              <w:t>false</w:t>
             </w:r>
           </w:p>
         </w:tc>
       </w:tr>
-      <w:tr ns2:paraId="5943B210" ns2:textId="77777777">
+      <w:tr>
         <w:tc>
           <w:tcPr>
             <w:tcW w:w="2167" w:type="dxa"/>
@@ -2723,9 +2618,9 @@
               <w:right w:w="120" w:type="dxa"/>
             </w:tcMar>
           </w:tcPr>
-          <w:p ns2:paraId="274456BA" ns2:textId="77777777">
-            <w:r>
-              <w:t xml:space="preserve">n_samples</w:t>
+          <w:p>
+            <w:r>
+              <w:t>n_samples</w:t>
             </w:r>
           </w:p>
         </w:tc>
@@ -2746,9 +2641,9 @@
               <w:right w:w="120" w:type="dxa"/>
             </w:tcMar>
           </w:tcPr>
-          <w:p ns2:paraId="03BFE475" ns2:textId="77777777">
-            <w:r>
-              <w:t xml:space="preserve">int</w:t>
+          <w:p>
+            <w:r>
+              <w:t>int</w:t>
             </w:r>
           </w:p>
         </w:tc>
@@ -2769,9 +2664,9 @@
               <w:right w:w="120" w:type="dxa"/>
             </w:tcMar>
           </w:tcPr>
-          <w:p ns2:paraId="73AC0988" ns2:textId="77777777">
-            <w:r>
-              <w:t xml:space="preserve">Batch con include_shap: ciclos máximos con SHAP (el resto lleva solo Grad-CAM, siempre presente en todos los ciclos)</w:t>
+          <w:p>
+            <w:r>
+              <w:t>Batch con include_shap: ciclos máximos con SHAP (el resto lleva solo Grad-CAM, siempre presente en todos los ciclos)</w:t>
             </w:r>
           </w:p>
         </w:tc>
@@ -2792,9 +2687,9 @@
               <w:right w:w="120" w:type="dxa"/>
             </w:tcMar>
           </w:tcPr>
-          <w:p ns2:paraId="29F6ACFB" ns2:textId="77777777">
-            <w:r>
-              <w:t xml:space="preserve">No</w:t>
+          <w:p>
+            <w:r>
+              <w:t>No</w:t>
             </w:r>
           </w:p>
         </w:tc>
@@ -2815,20 +2710,20 @@
               <w:right w:w="120" w:type="dxa"/>
             </w:tcMar>
           </w:tcPr>
-          <w:p ns2:paraId="7756D559" ns2:textId="77777777">
-            <w:r>
-              <w:t xml:space="preserve">50</w:t>
+          <w:p>
+            <w:r>
+              <w:t>50</w:t>
             </w:r>
           </w:p>
         </w:tc>
       </w:tr>
     </w:tbl>
-    <w:p ns2:paraId="2301E228" ns2:textId="43111ADC">
+    <w:p>
       <w:pPr>
-        <w:pStyle w:val="Descripcin"/>
+        <w:pStyle w:val="Caption"/>
         <w:jc w:val="center"/>
       </w:pPr>
-      <w:bookmarkStart w:id="9" w:name="_Toc233977641"/>
+      <w:bookmarkStart w:id="4" w:name="_Toc233977641"/>
       <w:r>
         <w:t xml:space="preserve">Tabla </w:t>
       </w:r>
@@ -2843,18 +2738,19 @@
       <w:r>
         <w:t xml:space="preserve"> Campos de entrada (inputs)</w:t>
       </w:r>
-      <w:bookmarkEnd w:id="9"/>
+      <w:bookmarkEnd w:id="4"/>
     </w:p>
-    <w:p ns2:paraId="1A4DD035" ns2:textId="77777777">
+    <w:p>
       <w:pPr>
-        <w:pStyle w:val="Ttulo1"/>
+        <w:pStyle w:val="Heading1"/>
         <w:jc w:val="left"/>
       </w:pPr>
-      <w:bookmarkStart w:id="10" w:name="_Toc233977725"/>
+      <w:bookmarkStart w:id="5" w:name="_Toc233977725"/>
       <w:r>
+        <w:lastRenderedPageBreak/>
         <w:t>3. Campos de salida (outputs)</w:t>
       </w:r>
-      <w:bookmarkEnd w:id="10"/>
+      <w:bookmarkEnd w:id="5"/>
     </w:p>
     <w:tbl>
       <w:tblPr>
@@ -2878,7 +2774,7 @@
         <w:gridCol w:w="1760"/>
         <w:gridCol w:w="1800"/>
       </w:tblGrid>
-      <w:tr ns2:paraId="74C19D16" ns2:textId="77777777">
+      <w:tr>
         <w:trPr>
           <w:tblHeader/>
         </w:trPr>
@@ -2899,7 +2795,7 @@
               <w:right w:w="120" w:type="dxa"/>
             </w:tcMar>
           </w:tcPr>
-          <w:p ns2:paraId="36393328" ns2:textId="77777777">
+          <w:p>
             <w:r>
               <w:rPr>
                 <w:b/>
@@ -2929,7 +2825,7 @@
               <w:right w:w="120" w:type="dxa"/>
             </w:tcMar>
           </w:tcPr>
-          <w:p ns2:paraId="4B6C5E52" ns2:textId="77777777">
+          <w:p>
             <w:r>
               <w:rPr>
                 <w:b/>
@@ -2959,7 +2855,7 @@
               <w:right w:w="120" w:type="dxa"/>
             </w:tcMar>
           </w:tcPr>
-          <w:p ns2:paraId="176B52FF" ns2:textId="77777777">
+          <w:p>
             <w:r>
               <w:rPr>
                 <w:b/>
@@ -2989,7 +2885,7 @@
               <w:right w:w="120" w:type="dxa"/>
             </w:tcMar>
           </w:tcPr>
-          <w:p ns2:paraId="0B5BC6FF" ns2:textId="77777777">
+          <w:p>
             <w:r>
               <w:rPr>
                 <w:b/>
@@ -3019,7 +2915,7 @@
               <w:right w:w="120" w:type="dxa"/>
             </w:tcMar>
           </w:tcPr>
-          <w:p ns2:paraId="5AEDED9E" ns2:textId="77777777">
+          <w:p>
             <w:r>
               <w:rPr>
                 <w:b/>
@@ -3033,7 +2929,7 @@
           </w:p>
         </w:tc>
       </w:tr>
-      <w:tr ns2:paraId="4B6C9425" ns2:textId="77777777">
+      <w:tr>
         <w:tc>
           <w:tcPr>
             <w:tcW w:w="2200" w:type="dxa"/>
@@ -3051,9 +2947,9 @@
               <w:right w:w="120" w:type="dxa"/>
             </w:tcMar>
           </w:tcPr>
-          <w:p ns2:paraId="4132C6A4" ns2:textId="77777777">
-            <w:r>
-              <w:t xml:space="preserve">Enfriador_Fouling</w:t>
+          <w:p>
+            <w:r>
+              <w:t>Enfriador_Fouling</w:t>
             </w:r>
           </w:p>
         </w:tc>
@@ -3074,9 +2970,9 @@
               <w:right w:w="120" w:type="dxa"/>
             </w:tcMar>
           </w:tcPr>
-          <w:p ns2:paraId="53FB4F47" ns2:textId="77777777">
-            <w:r>
-              <w:t xml:space="preserve">int</w:t>
+          <w:p>
+            <w:r>
+              <w:t>int</w:t>
             </w:r>
           </w:p>
         </w:tc>
@@ -3097,9 +2993,9 @@
               <w:right w:w="120" w:type="dxa"/>
             </w:tcMar>
           </w:tcPr>
-          <w:p ns2:paraId="6B1D3E7E" ns2:textId="77777777">
-            <w:r>
-              <w:t xml:space="preserve">Estado del enfriador (ensuciamiento)</w:t>
+          <w:p>
+            <w:r>
+              <w:t>Estado del enfriador (ensuciamiento)</w:t>
             </w:r>
           </w:p>
         </w:tc>
@@ -3120,9 +3016,9 @@
               <w:right w:w="120" w:type="dxa"/>
             </w:tcMar>
           </w:tcPr>
-          <w:p ns2:paraId="5BF35099" ns2:textId="77777777">
-            <w:r>
-              <w:t xml:space="preserve">0, 1, 2</w:t>
+          <w:p>
+            <w:r>
+              <w:t>0, 1, 2</w:t>
             </w:r>
           </w:p>
         </w:tc>
@@ -3143,14 +3039,14 @@
               <w:right w:w="120" w:type="dxa"/>
             </w:tcMar>
           </w:tcPr>
-          <w:p ns2:paraId="2067DBEB" ns2:textId="77777777">
-            <w:r>
-              <w:t xml:space="preserve">0 = Sano, 1 = Warning (inspección programada), 2 = Crítico (degradación severa)</w:t>
+          <w:p>
+            <w:r>
+              <w:t>0 = Sano, 1 = Warning (inspección programada), 2 = Crítico (degradación severa)</w:t>
             </w:r>
           </w:p>
         </w:tc>
       </w:tr>
-      <w:tr ns2:paraId="4B6C9425" ns2:textId="77777777">
+      <w:tr>
         <w:tc>
           <w:tcPr>
             <w:tcW w:w="2200" w:type="dxa"/>
@@ -3168,9 +3064,9 @@
               <w:right w:w="120" w:type="dxa"/>
             </w:tcMar>
           </w:tcPr>
-          <w:p ns2:paraId="4132C6A4" ns2:textId="77777777">
-            <w:r>
-              <w:t xml:space="preserve">Valvula_Switch</w:t>
+          <w:p>
+            <w:r>
+              <w:t>Valvula_Switch</w:t>
             </w:r>
           </w:p>
         </w:tc>
@@ -3191,9 +3087,9 @@
               <w:right w:w="120" w:type="dxa"/>
             </w:tcMar>
           </w:tcPr>
-          <w:p ns2:paraId="53FB4F47" ns2:textId="77777777">
-            <w:r>
-              <w:t xml:space="preserve">int</w:t>
+          <w:p>
+            <w:r>
+              <w:t>int</w:t>
             </w:r>
           </w:p>
         </w:tc>
@@ -3214,9 +3110,9 @@
               <w:right w:w="120" w:type="dxa"/>
             </w:tcMar>
           </w:tcPr>
-          <w:p ns2:paraId="6B1D3E7E" ns2:textId="77777777">
-            <w:r>
-              <w:t xml:space="preserve">Estado de la válvula</w:t>
+          <w:p>
+            <w:r>
+              <w:t>Estado de la válvula</w:t>
             </w:r>
           </w:p>
         </w:tc>
@@ -3237,9 +3133,9 @@
               <w:right w:w="120" w:type="dxa"/>
             </w:tcMar>
           </w:tcPr>
-          <w:p ns2:paraId="5BF35099" ns2:textId="77777777">
-            <w:r>
-              <w:t xml:space="preserve">0, 1, 2</w:t>
+          <w:p>
+            <w:r>
+              <w:t>0, 1, 2</w:t>
             </w:r>
           </w:p>
         </w:tc>
@@ -3260,14 +3156,14 @@
               <w:right w:w="120" w:type="dxa"/>
             </w:tcMar>
           </w:tcPr>
-          <w:p ns2:paraId="2067DBEB" ns2:textId="77777777">
-            <w:r>
-              <w:t xml:space="preserve">0 = Sano, 1 = Warning (inspección programada), 2 = Crítico (degradación severa)</w:t>
+          <w:p>
+            <w:r>
+              <w:t>0 = Sano, 1 = Warning (inspección programada), 2 = Crítico (degradación severa)</w:t>
             </w:r>
           </w:p>
         </w:tc>
       </w:tr>
-      <w:tr ns2:paraId="4B6C9425" ns2:textId="77777777">
+      <w:tr>
         <w:tc>
           <w:tcPr>
             <w:tcW w:w="2200" w:type="dxa"/>
@@ -3285,9 +3181,9 @@
               <w:right w:w="120" w:type="dxa"/>
             </w:tcMar>
           </w:tcPr>
-          <w:p ns2:paraId="4132C6A4" ns2:textId="77777777">
-            <w:r>
-              <w:t xml:space="preserve">Bomba_Leakage</w:t>
+          <w:p>
+            <w:r>
+              <w:t>Bomba_Leakage</w:t>
             </w:r>
           </w:p>
         </w:tc>
@@ -3308,9 +3204,9 @@
               <w:right w:w="120" w:type="dxa"/>
             </w:tcMar>
           </w:tcPr>
-          <w:p ns2:paraId="53FB4F47" ns2:textId="77777777">
-            <w:r>
-              <w:t xml:space="preserve">int</w:t>
+          <w:p>
+            <w:r>
+              <w:t>int</w:t>
             </w:r>
           </w:p>
         </w:tc>
@@ -3331,9 +3227,9 @@
               <w:right w:w="120" w:type="dxa"/>
             </w:tcMar>
           </w:tcPr>
-          <w:p ns2:paraId="6B1D3E7E" ns2:textId="77777777">
-            <w:r>
-              <w:t xml:space="preserve">Estado de la bomba (fugas)</w:t>
+          <w:p>
+            <w:r>
+              <w:t>Estado de la bomba (fugas)</w:t>
             </w:r>
           </w:p>
         </w:tc>
@@ -3354,9 +3250,9 @@
               <w:right w:w="120" w:type="dxa"/>
             </w:tcMar>
           </w:tcPr>
-          <w:p ns2:paraId="5BF35099" ns2:textId="77777777">
-            <w:r>
-              <w:t xml:space="preserve">0, 1, 2</w:t>
+          <w:p>
+            <w:r>
+              <w:t>0, 1, 2</w:t>
             </w:r>
           </w:p>
         </w:tc>
@@ -3377,14 +3273,14 @@
               <w:right w:w="120" w:type="dxa"/>
             </w:tcMar>
           </w:tcPr>
-          <w:p ns2:paraId="2067DBEB" ns2:textId="77777777">
-            <w:r>
-              <w:t xml:space="preserve">0 = Sano, 1 = Warning (inspección programada), 2 = Crítico (degradación severa)</w:t>
+          <w:p>
+            <w:r>
+              <w:t>0 = Sano, 1 = Warning (inspección programada), 2 = Crítico (degradación severa)</w:t>
             </w:r>
           </w:p>
         </w:tc>
       </w:tr>
-      <w:tr ns2:paraId="4B6C9425" ns2:textId="77777777">
+      <w:tr>
         <w:tc>
           <w:tcPr>
             <w:tcW w:w="2200" w:type="dxa"/>
@@ -3402,9 +3298,9 @@
               <w:right w:w="120" w:type="dxa"/>
             </w:tcMar>
           </w:tcPr>
-          <w:p ns2:paraId="4132C6A4" ns2:textId="77777777">
-            <w:r>
-              <w:t xml:space="preserve">Acumulador_Gas</w:t>
+          <w:p>
+            <w:r>
+              <w:t>Acumulador_Gas</w:t>
             </w:r>
           </w:p>
         </w:tc>
@@ -3425,9 +3321,9 @@
               <w:right w:w="120" w:type="dxa"/>
             </w:tcMar>
           </w:tcPr>
-          <w:p ns2:paraId="53FB4F47" ns2:textId="77777777">
-            <w:r>
-              <w:t xml:space="preserve">int</w:t>
+          <w:p>
+            <w:r>
+              <w:t>int</w:t>
             </w:r>
           </w:p>
         </w:tc>
@@ -3448,9 +3344,9 @@
               <w:right w:w="120" w:type="dxa"/>
             </w:tcMar>
           </w:tcPr>
-          <w:p ns2:paraId="6B1D3E7E" ns2:textId="77777777">
-            <w:r>
-              <w:t xml:space="preserve">Estado del acumulador (presión de gas)</w:t>
+          <w:p>
+            <w:r>
+              <w:t>Estado del acumulador (presión de gas)</w:t>
             </w:r>
           </w:p>
         </w:tc>
@@ -3471,9 +3367,9 @@
               <w:right w:w="120" w:type="dxa"/>
             </w:tcMar>
           </w:tcPr>
-          <w:p ns2:paraId="5BF35099" ns2:textId="77777777">
-            <w:r>
-              <w:t xml:space="preserve">0, 1, 2</w:t>
+          <w:p>
+            <w:r>
+              <w:t>0, 1, 2</w:t>
             </w:r>
           </w:p>
         </w:tc>
@@ -3494,14 +3390,14 @@
               <w:right w:w="120" w:type="dxa"/>
             </w:tcMar>
           </w:tcPr>
-          <w:p ns2:paraId="2067DBEB" ns2:textId="77777777">
-            <w:r>
-              <w:t xml:space="preserve">0 = Sano, 1 = Warning (inspección programada), 2 = Crítico (degradación severa)</w:t>
+          <w:p>
+            <w:r>
+              <w:t>0 = Sano, 1 = Warning (inspección programada), 2 = Crítico (degradación severa)</w:t>
             </w:r>
           </w:p>
         </w:tc>
       </w:tr>
-      <w:tr ns2:paraId="4B6C9425" ns2:textId="77777777">
+      <w:tr>
         <w:tc>
           <w:tcPr>
             <w:tcW w:w="2200" w:type="dxa"/>
@@ -3519,9 +3415,9 @@
               <w:right w:w="120" w:type="dxa"/>
             </w:tcMar>
           </w:tcPr>
-          <w:p ns2:paraId="4132C6A4" ns2:textId="77777777">
-            <w:r>
-              <w:t xml:space="preserve">Confianza_Fouling / _Valvula / _Bomba / _Acumulador</w:t>
+          <w:p>
+            <w:r>
+              <w:t>Confianza_Fouling / _Valvula / _Bomba / _Acumulador</w:t>
             </w:r>
           </w:p>
         </w:tc>
@@ -3542,9 +3438,9 @@
               <w:right w:w="120" w:type="dxa"/>
             </w:tcMar>
           </w:tcPr>
-          <w:p ns2:paraId="53FB4F47" ns2:textId="77777777">
-            <w:r>
-              <w:t xml:space="preserve">float</w:t>
+          <w:p>
+            <w:r>
+              <w:t>float</w:t>
             </w:r>
           </w:p>
         </w:tc>
@@ -3565,9 +3461,9 @@
               <w:right w:w="120" w:type="dxa"/>
             </w:tcMar>
           </w:tcPr>
-          <w:p ns2:paraId="6B1D3E7E" ns2:textId="77777777">
-            <w:r>
-              <w:t xml:space="preserve">Probabilidad softmax de la clase predicha para cada componente</w:t>
+          <w:p>
+            <w:r>
+              <w:t>Probabilidad softmax de la clase predicha para cada componente</w:t>
             </w:r>
           </w:p>
         </w:tc>
@@ -3588,9 +3484,9 @@
               <w:right w:w="120" w:type="dxa"/>
             </w:tcMar>
           </w:tcPr>
-          <w:p ns2:paraId="5BF35099" ns2:textId="77777777">
-            <w:r>
-              <w:t xml:space="preserve">0–1</w:t>
+          <w:p>
+            <w:r>
+              <w:t>0–1</w:t>
             </w:r>
           </w:p>
         </w:tc>
@@ -3611,14 +3507,14 @@
               <w:right w:w="120" w:type="dxa"/>
             </w:tcMar>
           </w:tcPr>
-          <w:p ns2:paraId="2067DBEB" ns2:textId="77777777">
-            <w:r>
-              <w:t xml:space="preserve">valores próximos a 1 indican alta seguridad del modelo; no es una probabilidad calibrada de fallo</w:t>
+          <w:p>
+            <w:r>
+              <w:t>valores próximos a 1 indican alta seguridad del modelo; no es una probabilidad calibrada de fallo</w:t>
             </w:r>
           </w:p>
         </w:tc>
       </w:tr>
-      <w:tr ns2:paraId="4B6C9425" ns2:textId="77777777">
+      <w:tr>
         <w:tc>
           <w:tcPr>
             <w:tcW w:w="2200" w:type="dxa"/>
@@ -3636,9 +3532,9 @@
               <w:right w:w="120" w:type="dxa"/>
             </w:tcMar>
           </w:tcPr>
-          <w:p ns2:paraId="4132C6A4" ns2:textId="77777777">
-            <w:r>
-              <w:t xml:space="preserve">xai_result</w:t>
+          <w:p>
+            <w:r>
+              <w:t>xai_result</w:t>
             </w:r>
           </w:p>
         </w:tc>
@@ -3659,9 +3555,9 @@
               <w:right w:w="120" w:type="dxa"/>
             </w:tcMar>
           </w:tcPr>
-          <w:p ns2:paraId="53FB4F47" ns2:textId="77777777">
-            <w:r>
-              <w:t xml:space="preserve">object</w:t>
+          <w:p>
+            <w:r>
+              <w:t>object</w:t>
             </w:r>
           </w:p>
         </w:tc>
@@ -3682,9 +3578,13 @@
               <w:right w:w="120" w:type="dxa"/>
             </w:tcMar>
           </w:tcPr>
-          <w:p ns2:paraId="6B1D3E7E" ns2:textId="77777777">
-            <w:r>
-              <w:t xml:space="preserve">XAI del ciclo (inline: en la respuesta; batch: en cada fila). Mismo contrato que modelo-43: Estado_del_sistema.Estado_interpretativo, Bloques_principales, Variables_clave, Acciones_sugeridas / Mensaje_operativo y Detalle_componentes (ventana crítica Grad-CAM, riesgo, acción, sensor SHAP)</w:t>
+          <w:p>
+            <w:r>
+              <w:t xml:space="preserve">XAI del ciclo (inline: en la respuesta; </w:t>
+            </w:r>
+            <w:r>
+              <w:lastRenderedPageBreak/>
+              <w:t>batch: en cada fila). Mismo contrato que modelo-43: Estado_del_sistema.Estado_interpretativo, Bloques_principales, Variables_clave, Acciones_sugeridas / Mensaje_operativo y Detalle_componentes (ventana crítica Grad-CAM, riesgo, acción, sensor SHAP)</w:t>
             </w:r>
           </w:p>
         </w:tc>
@@ -3705,9 +3605,10 @@
               <w:right w:w="120" w:type="dxa"/>
             </w:tcMar>
           </w:tcPr>
-          <w:p ns2:paraId="5BF35099" ns2:textId="77777777">
-            <w:r>
-              <w:t xml:space="preserve">una por ciclo</w:t>
+          <w:p>
+            <w:r>
+              <w:lastRenderedPageBreak/>
+              <w:t>una por ciclo</w:t>
             </w:r>
           </w:p>
         </w:tc>
@@ -3728,14 +3629,18 @@
               <w:right w:w="120" w:type="dxa"/>
             </w:tcMar>
           </w:tcPr>
-          <w:p ns2:paraId="2067DBEB" ns2:textId="77777777">
-            <w:r>
-              <w:t xml:space="preserve">Estado = peor estado de los 4 componentes (Normal / Warning / Crítico); Bloques = componentes alterados; Variables = sensores de la regla física (y el sensor SHAP si se pidió); Acciones = acciones prescriptivas por urgencia</w:t>
+          <w:p>
+            <w:r>
+              <w:t xml:space="preserve">Estado = peor estado de los </w:t>
+            </w:r>
+            <w:r>
+              <w:lastRenderedPageBreak/>
+              <w:t>4 componentes (Normal / Warning / Crítico); Bloques = componentes alterados; Variables = sensores de la regla física (y el sensor SHAP si se pidió); Acciones = acciones prescriptivas por urgencia</w:t>
             </w:r>
           </w:p>
         </w:tc>
       </w:tr>
-      <w:tr ns2:paraId="4B6C9425" ns2:textId="77777777">
+      <w:tr>
         <w:tc>
           <w:tcPr>
             <w:tcW w:w="2200" w:type="dxa"/>
@@ -3753,9 +3658,9 @@
               <w:right w:w="120" w:type="dxa"/>
             </w:tcMar>
           </w:tcPr>
-          <w:p ns2:paraId="4132C6A4" ns2:textId="77777777">
-            <w:r>
-              <w:t xml:space="preserve">xai_error</w:t>
+          <w:p>
+            <w:r>
+              <w:t>xai_error</w:t>
             </w:r>
           </w:p>
         </w:tc>
@@ -3776,9 +3681,9 @@
               <w:right w:w="120" w:type="dxa"/>
             </w:tcMar>
           </w:tcPr>
-          <w:p ns2:paraId="53FB4F47" ns2:textId="77777777">
-            <w:r>
-              <w:t xml:space="preserve">string</w:t>
+          <w:p>
+            <w:r>
+              <w:t>string</w:t>
             </w:r>
           </w:p>
         </w:tc>
@@ -3799,9 +3704,9 @@
               <w:right w:w="120" w:type="dxa"/>
             </w:tcMar>
           </w:tcPr>
-          <w:p ns2:paraId="6B1D3E7E" ns2:textId="77777777">
-            <w:r>
-              <w:t xml:space="preserve">Motivo si la XAI de ese ciclo falló (xai_result es null); null si fue correcta</w:t>
+          <w:p>
+            <w:r>
+              <w:t>Motivo si la XAI de ese ciclo falló (xai_result es null); null si fue correcta</w:t>
             </w:r>
           </w:p>
         </w:tc>
@@ -3822,9 +3727,9 @@
               <w:right w:w="120" w:type="dxa"/>
             </w:tcMar>
           </w:tcPr>
-          <w:p ns2:paraId="5BF35099" ns2:textId="77777777">
-            <w:r>
-              <w:t xml:space="preserve">una por ciclo</w:t>
+          <w:p>
+            <w:r>
+              <w:t>una por ciclo</w:t>
             </w:r>
           </w:p>
         </w:tc>
@@ -3845,20 +3750,20 @@
               <w:right w:w="120" w:type="dxa"/>
             </w:tcMar>
           </w:tcPr>
-          <w:p ns2:paraId="2067DBEB" ns2:textId="77777777">
-            <w:r>
-              <w:t xml:space="preserve">un fallo de XAI no afecta a la predicción del ciclo ni a la de los demás ciclos del lote</w:t>
+          <w:p>
+            <w:r>
+              <w:t>un fallo de XAI no afecta a la predicción del ciclo ni a la de los demás ciclos del lote</w:t>
             </w:r>
           </w:p>
         </w:tc>
       </w:tr>
     </w:tbl>
-    <w:p ns2:paraId="3CB96C1C" ns2:textId="58E5926D">
+    <w:p>
       <w:pPr>
-        <w:pStyle w:val="Descripcin"/>
+        <w:pStyle w:val="Caption"/>
         <w:jc w:val="center"/>
       </w:pPr>
-      <w:bookmarkStart w:id="11" w:name="_Toc233977642"/>
+      <w:bookmarkStart w:id="6" w:name="_Toc233977642"/>
       <w:r>
         <w:t xml:space="preserve">Tabla </w:t>
       </w:r>
@@ -3873,18 +3778,18 @@
       <w:r>
         <w:t xml:space="preserve"> Campos de salida (outputs)</w:t>
       </w:r>
-      <w:bookmarkEnd w:id="11"/>
+      <w:bookmarkEnd w:id="6"/>
     </w:p>
-    <w:p ns2:paraId="30754C35" ns2:textId="77777777">
+    <w:p>
       <w:pPr>
-        <w:pStyle w:val="Ttulo1"/>
+        <w:pStyle w:val="Heading1"/>
         <w:jc w:val="left"/>
       </w:pPr>
-      <w:bookmarkStart w:id="12" w:name="_Toc233977726"/>
+      <w:bookmarkStart w:id="7" w:name="_Toc233977726"/>
       <w:r>
         <w:t>4. Métricas de evaluación</w:t>
       </w:r>
-      <w:bookmarkEnd w:id="12"/>
+      <w:bookmarkEnd w:id="7"/>
     </w:p>
     <w:tbl>
       <w:tblPr>
@@ -3906,7 +3811,7 @@
         <w:gridCol w:w="2340"/>
         <w:gridCol w:w="2340"/>
       </w:tblGrid>
-      <w:tr ns2:paraId="663A768A" ns2:textId="77777777">
+      <w:tr>
         <w:trPr>
           <w:tblHeader/>
         </w:trPr>
@@ -3927,7 +3832,7 @@
               <w:right w:w="120" w:type="dxa"/>
             </w:tcMar>
           </w:tcPr>
-          <w:p ns2:paraId="1EF96586" ns2:textId="77777777">
+          <w:p>
             <w:r>
               <w:rPr>
                 <w:b/>
@@ -3957,7 +3862,7 @@
               <w:right w:w="120" w:type="dxa"/>
             </w:tcMar>
           </w:tcPr>
-          <w:p ns2:paraId="60B8781B" ns2:textId="77777777">
+          <w:p>
             <w:r>
               <w:rPr>
                 <w:b/>
@@ -3987,7 +3892,7 @@
               <w:right w:w="120" w:type="dxa"/>
             </w:tcMar>
           </w:tcPr>
-          <w:p ns2:paraId="1FE48704" ns2:textId="77777777">
+          <w:p>
             <w:r>
               <w:rPr>
                 <w:b/>
@@ -4017,7 +3922,7 @@
               <w:right w:w="120" w:type="dxa"/>
             </w:tcMar>
           </w:tcPr>
-          <w:p ns2:paraId="1D1C6AD0" ns2:textId="77777777">
+          <w:p>
             <w:r>
               <w:rPr>
                 <w:b/>
@@ -4031,7 +3936,7 @@
           </w:p>
         </w:tc>
       </w:tr>
-      <w:tr ns2:paraId="66471EDA" ns2:textId="77777777">
+      <w:tr>
         <w:tc>
           <w:tcPr>
             <w:tcW w:w="2340" w:type="dxa"/>
@@ -4049,9 +3954,9 @@
               <w:right w:w="120" w:type="dxa"/>
             </w:tcMar>
           </w:tcPr>
-          <w:p ns2:paraId="631A7871" ns2:textId="77777777">
-            <w:r>
-              <w:t xml:space="preserve">Exact Match (4 componentes a la vez)</w:t>
+          <w:p>
+            <w:r>
+              <w:t>Exact Match (4 componentes a la vez)</w:t>
             </w:r>
           </w:p>
         </w:tc>
@@ -4072,9 +3977,9 @@
               <w:right w:w="120" w:type="dxa"/>
             </w:tcMar>
           </w:tcPr>
-          <w:p ns2:paraId="098B665D" ns2:textId="77777777">
-            <w:r>
-              <w:t xml:space="preserve">98,79 % (331 ciclos de test)</w:t>
+          <w:p>
+            <w:r>
+              <w:t>98,79 % (331 ciclos de test)</w:t>
             </w:r>
           </w:p>
         </w:tc>
@@ -4095,9 +4000,9 @@
               <w:right w:w="120" w:type="dxa"/>
             </w:tcMar>
           </w:tcPr>
-          <w:p ns2:paraId="43E2B30F" ns2:textId="77777777">
-            <w:r>
-              <w:t xml:space="preserve">Declarada por el equipo de IA (memoria v1.3, models/metrics/test_metrics_confusion.csv)</w:t>
+          <w:p>
+            <w:r>
+              <w:t>Declarada por el equipo de IA (memoria v1.3, models/metrics/test_metrics_confusion.csv)</w:t>
             </w:r>
           </w:p>
         </w:tc>
@@ -4118,14 +4023,14 @@
               <w:right w:w="120" w:type="dxa"/>
             </w:tcMar>
           </w:tcPr>
-          <w:p ns2:paraId="6AFC25E8" ns2:textId="77777777">
-            <w:r>
-              <w:t xml:space="preserve">En 327 de 331 ciclos de test el modelo acierta los cuatro componentes simultáneamente</w:t>
+          <w:p>
+            <w:r>
+              <w:t>En 327 de 331 ciclos de test el modelo acierta los cuatro componentes simultáneamente</w:t>
             </w:r>
           </w:p>
         </w:tc>
       </w:tr>
-      <w:tr ns2:paraId="66471EDA" ns2:textId="77777777">
+      <w:tr>
         <w:tc>
           <w:tcPr>
             <w:tcW w:w="2340" w:type="dxa"/>
@@ -4143,9 +4048,9 @@
               <w:right w:w="120" w:type="dxa"/>
             </w:tcMar>
           </w:tcPr>
-          <w:p ns2:paraId="631A7871" ns2:textId="77777777">
-            <w:r>
-              <w:t xml:space="preserve">F1-Score macro</w:t>
+          <w:p>
+            <w:r>
+              <w:t>F1-Score macro</w:t>
             </w:r>
           </w:p>
         </w:tc>
@@ -4166,9 +4071,9 @@
               <w:right w:w="120" w:type="dxa"/>
             </w:tcMar>
           </w:tcPr>
-          <w:p ns2:paraId="098B665D" ns2:textId="77777777">
-            <w:r>
-              <w:t xml:space="preserve">99,70 %</w:t>
+          <w:p>
+            <w:r>
+              <w:t>99,70 %</w:t>
             </w:r>
           </w:p>
         </w:tc>
@@ -4189,9 +4094,13 @@
               <w:right w:w="120" w:type="dxa"/>
             </w:tcMar>
           </w:tcPr>
-          <w:p ns2:paraId="43E2B30F" ns2:textId="77777777">
-            <w:r>
-              <w:t xml:space="preserve">Declarada por el equipo de IA (memoria v1.3), criterio de éxito del E47 ≥ 95 %</w:t>
+          <w:p>
+            <w:r>
+              <w:t xml:space="preserve">Declarada por el equipo de IA </w:t>
+            </w:r>
+            <w:r>
+              <w:lastRenderedPageBreak/>
+              <w:t>(memoria v1.3), criterio de éxito del E47 ≥ 95 %</w:t>
             </w:r>
           </w:p>
         </w:tc>
@@ -4212,14 +4121,19 @@
               <w:right w:w="120" w:type="dxa"/>
             </w:tcMar>
           </w:tcPr>
-          <w:p ns2:paraId="6AFC25E8" ns2:textId="77777777">
-            <w:r>
-              <w:t xml:space="preserve">Rendimiento equilibrado entre clases Sano/Warning/Crítico</w:t>
+          <w:p>
+            <w:r>
+              <w:lastRenderedPageBreak/>
+              <w:t xml:space="preserve">Rendimiento equilibrado entre </w:t>
+            </w:r>
+            <w:r>
+              <w:lastRenderedPageBreak/>
+              <w:t>clases Sano/Warning/Crítico</w:t>
             </w:r>
           </w:p>
         </w:tc>
       </w:tr>
-      <w:tr ns2:paraId="66471EDA" ns2:textId="77777777">
+      <w:tr>
         <w:tc>
           <w:tcPr>
             <w:tcW w:w="2340" w:type="dxa"/>
@@ -4237,9 +4151,9 @@
               <w:right w:w="120" w:type="dxa"/>
             </w:tcMar>
           </w:tcPr>
-          <w:p ns2:paraId="631A7871" ns2:textId="77777777">
-            <w:r>
-              <w:t xml:space="preserve">Accuracy por componente</w:t>
+          <w:p>
+            <w:r>
+              <w:t>Accuracy por componente</w:t>
             </w:r>
           </w:p>
         </w:tc>
@@ -4260,9 +4174,9 @@
               <w:right w:w="120" w:type="dxa"/>
             </w:tcMar>
           </w:tcPr>
-          <w:p ns2:paraId="098B665D" ns2:textId="77777777">
-            <w:r>
-              <w:t xml:space="preserve">Fouling 100 % · Válvula 100 % · Bomba 99,40 % · Acumulador 99,40 %</w:t>
+          <w:p>
+            <w:r>
+              <w:t>Fouling 100 % · Válvula 100 % · Bomba 99,40 % · Acumulador 99,40 %</w:t>
             </w:r>
           </w:p>
         </w:tc>
@@ -4283,9 +4197,9 @@
               <w:right w:w="120" w:type="dxa"/>
             </w:tcMar>
           </w:tcPr>
-          <w:p ns2:paraId="43E2B30F" ns2:textId="77777777">
-            <w:r>
-              <w:t xml:space="preserve">Test hold-out de 331 ciclos; únicos errores: 2 ciclos Sano→Warning en Bomba y 2 en Acumulador</w:t>
+          <w:p>
+            <w:r>
+              <w:t>Test hold-out de 331 ciclos; únicos errores: 2 ciclos Sano→Warning en Bomba y 2 en Acumulador</w:t>
             </w:r>
           </w:p>
         </w:tc>
@@ -4306,14 +4220,14 @@
               <w:right w:w="120" w:type="dxa"/>
             </w:tcMar>
           </w:tcPr>
-          <w:p ns2:paraId="6AFC25E8" ns2:textId="77777777">
-            <w:r>
-              <w:t xml:space="preserve">Los errores son falsas alarmas de clase contigua; ningún fallo real se clasificó como Sano</w:t>
+          <w:p>
+            <w:r>
+              <w:t>Los errores son falsas alarmas de clase contigua; ningún fallo real se clasificó como Sano</w:t>
             </w:r>
           </w:p>
         </w:tc>
       </w:tr>
-      <w:tr ns2:paraId="66471EDA" ns2:textId="77777777">
+      <w:tr>
         <w:tc>
           <w:tcPr>
             <w:tcW w:w="2340" w:type="dxa"/>
@@ -4331,9 +4245,9 @@
               <w:right w:w="120" w:type="dxa"/>
             </w:tcMar>
           </w:tcPr>
-          <w:p ns2:paraId="631A7871" ns2:textId="77777777">
-            <w:r>
-              <w:t xml:space="preserve">Baseline (clase mayoritaria)</w:t>
+          <w:p>
+            <w:r>
+              <w:t>Baseline (clase mayoritaria)</w:t>
             </w:r>
           </w:p>
         </w:tc>
@@ -4354,9 +4268,9 @@
               <w:right w:w="120" w:type="dxa"/>
             </w:tcMar>
           </w:tcPr>
-          <w:p ns2:paraId="098B665D" ns2:textId="77777777">
-            <w:r>
-              <w:t xml:space="preserve">Exact Match 9,06 %</w:t>
+          <w:p>
+            <w:r>
+              <w:t>Exact Match 9,06 %</w:t>
             </w:r>
           </w:p>
         </w:tc>
@@ -4377,9 +4291,9 @@
               <w:right w:w="120" w:type="dxa"/>
             </w:tcMar>
           </w:tcPr>
-          <w:p ns2:paraId="43E2B30F" ns2:textId="77777777">
-            <w:r>
-              <w:t xml:space="preserve">Referencia trivial calculada por el equipo sobre el mismo test</w:t>
+          <w:p>
+            <w:r>
+              <w:t>Referencia trivial calculada por el equipo sobre el mismo test</w:t>
             </w:r>
           </w:p>
         </w:tc>
@@ -4400,14 +4314,14 @@
               <w:right w:w="120" w:type="dxa"/>
             </w:tcMar>
           </w:tcPr>
-          <w:p ns2:paraId="6AFC25E8" ns2:textId="77777777">
-            <w:r>
-              <w:t xml:space="preserve">El modelo mejora ampliamente un predictor trivial</w:t>
+          <w:p>
+            <w:r>
+              <w:t>El modelo mejora ampliamente un predictor trivial</w:t>
             </w:r>
           </w:p>
         </w:tc>
       </w:tr>
-      <w:tr ns2:paraId="66471EDA" ns2:textId="77777777">
+      <w:tr>
         <w:tc>
           <w:tcPr>
             <w:tcW w:w="2340" w:type="dxa"/>
@@ -4425,9 +4339,9 @@
               <w:right w:w="120" w:type="dxa"/>
             </w:tcMar>
           </w:tcPr>
-          <w:p ns2:paraId="631A7871" ns2:textId="77777777">
-            <w:r>
-              <w:t xml:space="preserve">Verificación tras integración: golden</w:t>
+          <w:p>
+            <w:r>
+              <w:t>Verificación tras integración: golden</w:t>
             </w:r>
           </w:p>
         </w:tc>
@@ -4448,9 +4362,9 @@
               <w:right w:w="120" w:type="dxa"/>
             </w:tcMar>
           </w:tcPr>
-          <w:p ns2:paraId="098B665D" ns2:textId="77777777">
-            <w:r>
-              <w:t xml:space="preserve">20/20 ciclos</w:t>
+          <w:p>
+            <w:r>
+              <w:t>20/20 ciclos</w:t>
             </w:r>
           </w:p>
         </w:tc>
@@ -4471,9 +4385,9 @@
               <w:right w:w="120" w:type="dxa"/>
             </w:tcMar>
           </w:tcPr>
-          <w:p ns2:paraId="43E2B30F" ns2:textId="77777777">
-            <w:r>
-              <w:t xml:space="preserve">20 ciclos de test (semilla 42, cubren las 12 parejas componente/clase); etiqueta real de profile.txt; plugin ml48 con apply_digital_twin=true</w:t>
+          <w:p>
+            <w:r>
+              <w:t>20 ciclos de test (semilla 42, cubren las 12 parejas componente/clase); etiqueta real de profile.txt; plugin ml48 con apply_digital_twin=true</w:t>
             </w:r>
           </w:p>
         </w:tc>
@@ -4494,14 +4408,14 @@
               <w:right w:w="120" w:type="dxa"/>
             </w:tcMar>
           </w:tcPr>
-          <w:p ns2:paraId="6AFC25E8" ns2:textId="77777777">
-            <w:r>
-              <w:t xml:space="preserve">El plugin reproduce las clases esperadas de los 20 ciclos (cableado y preprocesado correctos); no sustituye a las métricas de test</w:t>
+          <w:p>
+            <w:r>
+              <w:t>El plugin reproduce las clases esperadas de los 20 ciclos (cableado y preprocesado correctos); no sustituye a las métricas de test</w:t>
             </w:r>
           </w:p>
         </w:tc>
       </w:tr>
-      <w:tr ns2:paraId="66471EDA" ns2:textId="77777777">
+      <w:tr>
         <w:tc>
           <w:tcPr>
             <w:tcW w:w="2340" w:type="dxa"/>
@@ -4519,9 +4433,9 @@
               <w:right w:w="120" w:type="dxa"/>
             </w:tcMar>
           </w:tcPr>
-          <w:p ns2:paraId="631A7871" ns2:textId="77777777">
-            <w:r>
-              <w:t xml:space="preserve">Verificación tras integración: XAI por ciclo</w:t>
+          <w:p>
+            <w:r>
+              <w:t>Verificación tras integración: XAI por ciclo</w:t>
             </w:r>
           </w:p>
         </w:tc>
@@ -4542,9 +4456,9 @@
               <w:right w:w="120" w:type="dxa"/>
             </w:tcMar>
           </w:tcPr>
-          <w:p ns2:paraId="098B665D" ns2:textId="77777777">
-            <w:r>
-              <w:t xml:space="preserve">20/20 ciclos con xai_result · ciclo 123: informe idéntico</w:t>
+          <w:p>
+            <w:r>
+              <w:t>20/20 ciclos con xai_result · ciclo 123: informe idéntico</w:t>
             </w:r>
           </w:p>
         </w:tc>
@@ -4565,9 +4479,13 @@
               <w:right w:w="120" w:type="dxa"/>
             </w:tcMar>
           </w:tcPr>
-          <w:p ns2:paraId="43E2B30F" ns2:textId="77777777">
-            <w:r>
-              <w:t xml:space="preserve">Plugin con artefactos reales: los 20 ciclos del golden devuelven xai_result coherente con su predicción; el detalle del ciclo 123 coincide con el informe local del equipo de IA (v1.3, shap 0.52.0); SHAP limitado a n_samples comprobado</w:t>
+          <w:p>
+            <w:r>
+              <w:t xml:space="preserve">Plugin con artefactos reales: los 20 ciclos del golden devuelven xai_result coherente con su predicción; el detalle del ciclo 123 coincide con el informe local del equipo de IA (v1.3, shap 0.52.0); SHAP </w:t>
+            </w:r>
+            <w:r>
+              <w:lastRenderedPageBreak/>
+              <w:t>limitado a n_samples comprobado</w:t>
             </w:r>
           </w:p>
         </w:tc>
@@ -4588,20 +4506,21 @@
               <w:right w:w="120" w:type="dxa"/>
             </w:tcMar>
           </w:tcPr>
-          <w:p ns2:paraId="6AFC25E8" ns2:textId="77777777">
-            <w:r>
-              <w:t xml:space="preserve">La XAI por ciclo del plugin reproduce la referencia del equipo de IA</w:t>
+          <w:p>
+            <w:r>
+              <w:lastRenderedPageBreak/>
+              <w:t>La XAI por ciclo del plugin reproduce la referencia del equipo de IA</w:t>
             </w:r>
           </w:p>
         </w:tc>
       </w:tr>
     </w:tbl>
-    <w:p ns2:paraId="1A7F9A77" ns2:textId="4488DBEE">
+    <w:p>
       <w:pPr>
-        <w:pStyle w:val="Descripcin"/>
+        <w:pStyle w:val="Caption"/>
         <w:jc w:val="center"/>
       </w:pPr>
-      <w:bookmarkStart w:id="13" w:name="_Toc233977643"/>
+      <w:bookmarkStart w:id="8" w:name="_Toc233977643"/>
       <w:r>
         <w:t xml:space="preserve">Tabla </w:t>
       </w:r>
@@ -4616,19 +4535,18 @@
       <w:r>
         <w:t xml:space="preserve"> Métricas de evaluación</w:t>
       </w:r>
-      <w:bookmarkEnd w:id="13"/>
+      <w:bookmarkEnd w:id="8"/>
     </w:p>
-    <w:p ns2:paraId="2C5581FA" ns2:textId="77777777">
+    <w:p>
       <w:pPr>
-        <w:pStyle w:val="Ttulo1"/>
+        <w:pStyle w:val="Heading1"/>
         <w:jc w:val="left"/>
       </w:pPr>
-      <w:bookmarkStart w:id="14" w:name="_Toc233977727"/>
+      <w:bookmarkStart w:id="9" w:name="_Toc233977727"/>
       <w:r>
-        <w:lastRenderedPageBreak/>
         <w:t>5. Limitaciones conocidas</w:t>
       </w:r>
-      <w:bookmarkEnd w:id="14"/>
+      <w:bookmarkEnd w:id="9"/>
     </w:p>
     <w:tbl>
       <w:tblPr>
@@ -4649,7 +4567,7 @@
         <w:gridCol w:w="3120"/>
         <w:gridCol w:w="6240"/>
       </w:tblGrid>
-      <w:tr ns2:paraId="5ACF6CCD" ns2:textId="77777777">
+      <w:tr>
         <w:trPr>
           <w:tblHeader/>
         </w:trPr>
@@ -4670,7 +4588,7 @@
               <w:right w:w="120" w:type="dxa"/>
             </w:tcMar>
           </w:tcPr>
-          <w:p ns2:paraId="676816E1" ns2:textId="77777777">
+          <w:p>
             <w:r>
               <w:rPr>
                 <w:b/>
@@ -4700,7 +4618,7 @@
               <w:right w:w="120" w:type="dxa"/>
             </w:tcMar>
           </w:tcPr>
-          <w:p ns2:paraId="1F42A562" ns2:textId="77777777">
+          <w:p>
             <w:r>
               <w:rPr>
                 <w:b/>
@@ -4714,7 +4632,7 @@
           </w:p>
         </w:tc>
       </w:tr>
-      <w:tr ns2:paraId="221304F4" ns2:textId="77777777">
+      <w:tr>
         <w:tc>
           <w:tcPr>
             <w:tcW w:w="3120" w:type="dxa"/>
@@ -4732,9 +4650,9 @@
               <w:right w:w="120" w:type="dxa"/>
             </w:tcMar>
           </w:tcPr>
-          <w:p ns2:paraId="26419EF2" ns2:textId="77777777">
-            <w:r>
-              <w:t xml:space="preserve">Datos de laboratorio, no de leche real</w:t>
+          <w:p>
+            <w:r>
+              <w:t>Datos de laboratorio, no de leche real</w:t>
             </w:r>
           </w:p>
         </w:tc>
@@ -4755,14 +4673,14 @@
               <w:right w:w="120" w:type="dxa"/>
             </w:tcMar>
           </w:tcPr>
-          <w:p ns2:paraId="3E7B7A63" ns2:textId="77777777">
-            <w:r>
-              <w:t xml:space="preserve">Entrenado y evaluado con el banco hidráulico UCI (aceite, fallos inyectados de forma controlada), adaptado con un gemelo térmico. Las métricas son optimistas respecto a planta; requiere calibración (transfer learning) con datos etiquetados de un pasteurizador real antes de producción. El equipo de IA no dispone aún de datos reales.</w:t>
+          <w:p>
+            <w:r>
+              <w:t>Entrenado y evaluado con el banco hidráulico UCI (aceite, fallos inyectados de forma controlada), adaptado con un gemelo térmico. Las métricas son optimistas respecto a planta; requiere calibración (transfer learning) con datos etiquetados de un pasteurizador real antes de producción. El equipo de IA no dispone aún de datos reales.</w:t>
             </w:r>
           </w:p>
         </w:tc>
       </w:tr>
-      <w:tr ns2:paraId="221304F4" ns2:textId="77777777">
+      <w:tr>
         <w:tc>
           <w:tcPr>
             <w:tcW w:w="3120" w:type="dxa"/>
@@ -4780,9 +4698,9 @@
               <w:right w:w="120" w:type="dxa"/>
             </w:tcMar>
           </w:tcPr>
-          <w:p ns2:paraId="26419EF2" ns2:textId="77777777">
-            <w:r>
-              <w:t xml:space="preserve">Gemelo digital según el origen de los datos</w:t>
+          <w:p>
+            <w:r>
+              <w:t>Gemelo digital según el origen de los datos</w:t>
             </w:r>
           </w:p>
         </w:tc>
@@ -4803,14 +4721,14 @@
               <w:right w:w="120" w:type="dxa"/>
             </w:tcMar>
           </w:tcPr>
-          <w:p ns2:paraId="3E7B7A63" ns2:textId="77777777">
-            <w:r>
-              <w:t xml:space="preserve">Con datos UCI hay que aplicar apply_digital_twin=true (offset de TS1/TS2 a 65 °C con ts1_mean_train); con datos reales de planta debe ser false. Aplicarlo mal desplaza las temperaturas y degrada el diagnóstico.</w:t>
+          <w:p>
+            <w:r>
+              <w:t>Con datos UCI hay que aplicar apply_digital_twin=true (offset de TS1/TS2 a 65 °C con ts1_mean_train); con datos reales de planta debe ser false. Aplicarlo mal desplaza las temperaturas y degrada el diagnóstico.</w:t>
             </w:r>
           </w:p>
         </w:tc>
       </w:tr>
-      <w:tr ns2:paraId="221304F4" ns2:textId="77777777">
+      <w:tr>
         <w:tc>
           <w:tcPr>
             <w:tcW w:w="3120" w:type="dxa"/>
@@ -4828,9 +4746,9 @@
               <w:right w:w="120" w:type="dxa"/>
             </w:tcMar>
           </w:tcPr>
-          <w:p ns2:paraId="26419EF2" ns2:textId="77777777">
-            <w:r>
-              <w:t xml:space="preserve">Explicabilidad post-hoc, no causal</w:t>
+          <w:p>
+            <w:r>
+              <w:t>Explicabilidad post-hoc, no causal</w:t>
             </w:r>
           </w:p>
         </w:tc>
@@ -4851,14 +4769,14 @@
               <w:right w:w="120" w:type="dxa"/>
             </w:tcMar>
           </w:tcPr>
-          <w:p ns2:paraId="3E7B7A63" ns2:textId="77777777">
-            <w:r>
-              <w:t xml:space="preserve">Grad-CAM y SHAP explican lo que el modelo 've', no prueban causalidad física; si el modelo se equivoca, la explicación justifica una predicción incorrecta. Las acciones prescriptivas son una tabla experta configurable (maintenance_actions.yaml), no una optimización.</w:t>
+          <w:p>
+            <w:r>
+              <w:t>Grad-CAM y SHAP explican lo que el modelo 've', no prueban causalidad física; si el modelo se equivoca, la explicación justifica una predicción incorrecta. Las acciones prescriptivas son una tabla experta configurable (maintenance_actions.yaml), no una optimización.</w:t>
             </w:r>
           </w:p>
         </w:tc>
       </w:tr>
-      <w:tr ns2:paraId="221304F4" ns2:textId="77777777">
+      <w:tr>
         <w:tc>
           <w:tcPr>
             <w:tcW w:w="3120" w:type="dxa"/>
@@ -4876,9 +4794,9 @@
               <w:right w:w="120" w:type="dxa"/>
             </w:tcMar>
           </w:tcPr>
-          <w:p ns2:paraId="26419EF2" ns2:textId="77777777">
-            <w:r>
-              <w:t xml:space="preserve">SHAP: coste y dependencia de versión</w:t>
+          <w:p>
+            <w:r>
+              <w:t>SHAP: coste y dependencia de versión</w:t>
             </w:r>
           </w:p>
         </w:tc>
@@ -4899,14 +4817,14 @@
               <w:right w:w="120" w:type="dxa"/>
             </w:tcMar>
           </w:tcPr>
-          <w:p ns2:paraId="3E7B7A63" ns2:textId="77777777">
-            <w:r>
-              <w:t xml:space="preserve">SHAP (GradientExplainer) cuesta ≈5–8 s por ciclo en CPU, por eso es opcional y en batch se limita a los primeros n_samples ciclos (el resto lleva solo Grad-CAM). Sus valores dependen de la versión de shap: se reproducen con shap ≥ 0,51 (verificado 0,52.0), no con 0,42.</w:t>
+          <w:p>
+            <w:r>
+              <w:t>SHAP (GradientExplainer) cuesta ≈5–8 s por ciclo en CPU, por eso es opcional y en batch se limita a los primeros n_samples ciclos (el resto lleva solo Grad-CAM). Sus valores dependen de la versión de shap: se reproducen con shap ≥ 0,51 (verificado 0,52.0), no con 0,42.</w:t>
             </w:r>
           </w:p>
         </w:tc>
       </w:tr>
-      <w:tr ns2:paraId="221304F4" ns2:textId="77777777">
+      <w:tr>
         <w:tc>
           <w:tcPr>
             <w:tcW w:w="3120" w:type="dxa"/>
@@ -4924,9 +4842,9 @@
               <w:right w:w="120" w:type="dxa"/>
             </w:tcMar>
           </w:tcPr>
-          <w:p ns2:paraId="26419EF2" ns2:textId="77777777">
-            <w:r>
-              <w:t xml:space="preserve">Ventana fija de 600 pasos</w:t>
+          <w:p>
+            <w:r>
+              <w:t>Ventana fija de 600 pasos</w:t>
             </w:r>
           </w:p>
         </w:tc>
@@ -4947,14 +4865,14 @@
               <w:right w:w="120" w:type="dxa"/>
             </w:tcMar>
           </w:tcPr>
-          <w:p ns2:paraId="3E7B7A63" ns2:textId="77777777">
-            <w:r>
-              <w:t xml:space="preserve">Cada ciclo se procesa como 60 s a 10 Hz: con menos pasos se rellena con ceros (calidad no garantizada) y con más se trunca a los 600 primeros.</w:t>
+          <w:p>
+            <w:r>
+              <w:t>Cada ciclo se procesa como 60 s a 10 Hz: con menos pasos se rellena con ceros (calidad no garantizada) y con más se trunca a los 600 primeros.</w:t>
             </w:r>
           </w:p>
         </w:tc>
       </w:tr>
-      <w:tr ns2:paraId="221304F4" ns2:textId="77777777">
+      <w:tr>
         <w:tc>
           <w:tcPr>
             <w:tcW w:w="3120" w:type="dxa"/>
@@ -4972,9 +4890,9 @@
               <w:right w:w="120" w:type="dxa"/>
             </w:tcMar>
           </w:tcPr>
-          <w:p ns2:paraId="26419EF2" ns2:textId="77777777">
-            <w:r>
-              <w:t xml:space="preserve">Pendiente de validación de infraestructura</w:t>
+          <w:p>
+            <w:r>
+              <w:t>Pendiente de validación de infraestructura</w:t>
             </w:r>
           </w:p>
         </w:tc>
@@ -4995,20 +4913,24 @@
               <w:right w:w="120" w:type="dxa"/>
             </w:tcMar>
           </w:tcPr>
-          <w:p ns2:paraId="3E7B7A63" ns2:textId="77777777">
-            <w:r>
-              <w:t xml:space="preserve">/train contra un MLflow real no verificado. El reentrenamiento sí está verificado con los datos entregados (14/10/2026): calibración fine_tune (por defecto) 0,9970 de exact match en el 15 % de test; reentrenamiento full desde cero 0,9849 de exact match en GPU (94 épocas), frente al 0,9879 del modelo entregado: en GPU el entrenamiento no es bit a bit reproducible y varía ±1 ciclo de test entre ejecuciones.</w:t>
+          <w:p>
+            <w:r>
+              <w:t xml:space="preserve">/train contra un MLflow real no verificado. El reentrenamiento sí está verificado con los datos entregados (14/10/2026): calibración fine_tune (por </w:t>
+            </w:r>
+            <w:r>
+              <w:lastRenderedPageBreak/>
+              <w:t>defecto) 0,9970 de exact match en el 15 % de test; reentrenamiento full desde cero 0,9849 de exact match en GPU (94 épocas), frente al 0,9879 del modelo entregado: en GPU el entrenamiento no es bit a bit reproducible y varía ±1 ciclo de test entre ejecuciones.</w:t>
             </w:r>
           </w:p>
         </w:tc>
       </w:tr>
     </w:tbl>
-    <w:p ns2:paraId="23E22C97" ns2:textId="02183EA3">
+    <w:p>
       <w:pPr>
-        <w:pStyle w:val="Descripcin"/>
+        <w:pStyle w:val="Caption"/>
         <w:jc w:val="center"/>
       </w:pPr>
-      <w:bookmarkStart w:id="15" w:name="_Toc233977644"/>
+      <w:bookmarkStart w:id="10" w:name="_Toc233977644"/>
       <w:r>
         <w:t xml:space="preserve">Tabla </w:t>
       </w:r>
@@ -5023,45 +4945,47 @@
       <w:r>
         <w:t xml:space="preserve"> Limitaciones conocidas</w:t>
       </w:r>
-      <w:bookmarkEnd w:id="15"/>
+      <w:bookmarkEnd w:id="10"/>
     </w:p>
-    <w:p ns2:paraId="36D55773" ns2:textId="77777777">
+    <w:p>
       <w:pPr>
-        <w:pStyle w:val="Ttulo1"/>
+        <w:pStyle w:val="Heading1"/>
         <w:jc w:val="left"/>
       </w:pPr>
-      <w:bookmarkStart w:id="16" w:name="_Toc233977728"/>
+      <w:bookmarkStart w:id="11" w:name="_Toc233977728"/>
       <w:r>
         <w:t>6. Observaciones técnicas</w:t>
       </w:r>
-      <w:bookmarkEnd w:id="16"/>
+      <w:bookmarkEnd w:id="11"/>
     </w:p>
-    <w:p ns2:paraId="3188B244" ns2:textId="77777777">
+    <w:p>
       <w:pPr>
         <w:jc w:val="both"/>
       </w:pPr>
       <w:r>
-        <w:t xml:space="preserve">Python 3.12; PyTorch ≥ 2.13 (CPU suficiente, sin GPU), scikit-learn 1.5.2 (el scaler se regeneró con esta versión), shap ≥ 0,51 (verificado 0,52.0), pandas / numpy. Artefactos ≈ 4 MB (pesos 592 KB + fondo SHAP 3,4 MB) en s3://xai/artifacts/fixed/ml48_dairy_dnsl_critical_point_detection/. Grad-CAM &lt; 0,1 s por ciclo (20 ciclos con XAI en &lt; 1 s); SHAP ≈ 5–8 s por ciclo, opcional y limitado por n_samples en batch. El plugin se despliega con MODEL=ml48-dairy-dnsl-critical-point-detection y sirve modelo-47; monitorizar deriva con el detector ODD (modelo-47) y revisar umbrales y acciones al disponer de datos reales.</w:t>
+        <w:t>Python 3.12; PyTorch ≥ 2.13 (CPU suficiente, sin GPU), scikit-learn 1.5.2 (el scaler se regeneró con esta versión), shap ≥ 0,51 (verificado 0,52.0), pandas / numpy. Artefactos ≈ 4 MB (pesos 592 KB + fondo SHAP 3,4 MB) en s3://xai/artifacts/fixed/ml48_dairy_dnsl_critical_point_detection/. Grad-CAM &lt; 0,1 s por ciclo (20 ciclos con XAI en &lt; 1 s); SHAP ≈ 5–8 s por ciclo, opcional y limitado por n_samples en batch. El plugin se despliega con MODEL=ml48-dairy-dnsl-critical-point-detection y sirve modelo-47; monit</w:t>
+      </w:r>
+      <w:r>
+        <w:t>orizar deriva con el detector ODD (modelo-47) y revisar umbrales y acciones al disponer de datos reales.</w:t>
       </w:r>
     </w:p>
-    <w:p ns2:paraId="642BAC39" ns2:textId="77777777"/>
-    <w:p ns2:paraId="6AE49187" ns2:textId="77777777"/>
-    <w:p ns2:paraId="3CCD1455" ns2:textId="77777777"/>
-    <w:p ns2:paraId="03DFC7FC" ns2:textId="77777777"/>
-    <w:p ns2:paraId="3E74D38E" ns2:textId="77777777"/>
-    <w:p ns2:paraId="0B8151BB" ns2:textId="77777777"/>
-    <w:p ns2:paraId="53E05546" ns2:textId="77777777"/>
-    <w:p ns2:paraId="7A7AF885" ns2:textId="77777777">
+    <w:p/>
+    <w:p/>
+    <w:p/>
+    <w:p/>
+    <w:p/>
+    <w:p/>
+    <w:p/>
+    <w:p>
       <w:pPr>
-        <w:pStyle w:val="Ttulo1"/>
+        <w:pStyle w:val="Heading1"/>
         <w:jc w:val="left"/>
       </w:pPr>
-      <w:bookmarkStart w:id="17" w:name="_Toc233977729"/>
+      <w:bookmarkStart w:id="12" w:name="_Toc233977729"/>
       <w:r>
-        <w:lastRenderedPageBreak/>
         <w:t>7. Fichero de prueba de referencia</w:t>
       </w:r>
-      <w:bookmarkEnd w:id="17"/>
+      <w:bookmarkEnd w:id="12"/>
     </w:p>
     <w:tbl>
       <w:tblPr>
@@ -5082,7 +5006,7 @@
         <w:gridCol w:w="2800"/>
         <w:gridCol w:w="6560"/>
       </w:tblGrid>
-      <w:tr ns2:paraId="7CCEFEF5" ns2:textId="77777777">
+      <w:tr>
         <w:tc>
           <w:tcPr>
             <w:tcW w:w="2800" w:type="dxa"/>
@@ -5100,7 +5024,7 @@
               <w:right w:w="120" w:type="dxa"/>
             </w:tcMar>
           </w:tcPr>
-          <w:p ns2:paraId="5A9D0325" ns2:textId="77777777">
+          <w:p>
             <w:r>
               <w:rPr>
                 <w:b/>
@@ -5130,14 +5054,14 @@
               <w:right w:w="120" w:type="dxa"/>
             </w:tcMar>
           </w:tcPr>
-          <w:p ns2:paraId="548E93F5" ns2:textId="77777777">
-            <w:r>
-              <w:t xml:space="preserve">golden_cycles_10hz.csv (ciclos extraídos de data/processed/hydraulic_10hz_raw.csv)</w:t>
+          <w:p>
+            <w:r>
+              <w:t>golden_cycles_10hz.csv (ciclos extraídos de data/processed/hydraulic_10hz_raw.csv)</w:t>
             </w:r>
           </w:p>
         </w:tc>
       </w:tr>
-      <w:tr ns2:paraId="183575F5" ns2:textId="77777777">
+      <w:tr>
         <w:tc>
           <w:tcPr>
             <w:tcW w:w="2800" w:type="dxa"/>
@@ -5155,7 +5079,7 @@
               <w:right w:w="120" w:type="dxa"/>
             </w:tcMar>
           </w:tcPr>
-          <w:p ns2:paraId="2C17FEDB" ns2:textId="77777777">
+          <w:p>
             <w:r>
               <w:rPr>
                 <w:b/>
@@ -5185,14 +5109,14 @@
               <w:right w:w="120" w:type="dxa"/>
             </w:tcMar>
           </w:tcPr>
-          <w:p ns2:paraId="2F98E928" ns2:textId="77777777">
-            <w:r>
-              <w:t xml:space="preserve">21 ciclos × 601 filas a 10 Hz: 20 ciclos del split de test y el ciclo 123 (validación)</w:t>
+          <w:p>
+            <w:r>
+              <w:t>21 ciclos × 601 filas a 10 Hz: 20 ciclos del split de test y el ciclo 123 (validación)</w:t>
             </w:r>
           </w:p>
         </w:tc>
       </w:tr>
-      <w:tr ns2:paraId="1BF4E262" ns2:textId="77777777">
+      <w:tr>
         <w:tc>
           <w:tcPr>
             <w:tcW w:w="2800" w:type="dxa"/>
@@ -5210,7 +5134,7 @@
               <w:right w:w="120" w:type="dxa"/>
             </w:tcMar>
           </w:tcPr>
-          <w:p ns2:paraId="55FAE3FC" ns2:textId="77777777">
+          <w:p>
             <w:r>
               <w:rPr>
                 <w:b/>
@@ -5240,20 +5164,20 @@
               <w:right w:w="120" w:type="dxa"/>
             </w:tcMar>
           </w:tcPr>
-          <w:p ns2:paraId="15092C4A" ns2:textId="77777777">
-            <w:r>
-              <w:t xml:space="preserve">predict_batch con apply_digital_twin=true reproduce las etiquetas reales de los 20 ciclos de test (20/20) y el informe local del ciclo 123 (13/13 columnas del xai_report_cycle.csv de la v1.3), con shap 0.52.0 y scikit-learn 1.5.2</w:t>
+          <w:p>
+            <w:r>
+              <w:t>predict_batch con apply_digital_twin=true reproduce las etiquetas reales de los 20 ciclos de test (20/20) y el informe local del ciclo 123 (13/13 columnas del xai_report_cycle.csv de la v1.3), con shap 0.52.0 y scikit-learn 1.5.2</w:t>
             </w:r>
           </w:p>
         </w:tc>
       </w:tr>
     </w:tbl>
-    <w:p ns2:paraId="3773E7D0" ns2:textId="48983DD0">
+    <w:p>
       <w:pPr>
-        <w:pStyle w:val="Descripcin"/>
+        <w:pStyle w:val="Caption"/>
         <w:jc w:val="center"/>
       </w:pPr>
-      <w:bookmarkStart w:id="18" w:name="_Toc233977645"/>
+      <w:bookmarkStart w:id="13" w:name="_Toc233977645"/>
       <w:r>
         <w:t xml:space="preserve">Tabla </w:t>
       </w:r>
@@ -5268,13 +5192,13 @@
       <w:r>
         <w:t xml:space="preserve"> Fichero de prueba de referencia</w:t>
       </w:r>
-      <w:bookmarkEnd w:id="18"/>
+      <w:bookmarkEnd w:id="13"/>
     </w:p>
     <w:sectPr>
-      <w:headerReference w:type="even" ns7:id="rId12"/>
-      <w:headerReference w:type="default" ns7:id="rId13"/>
-      <w:footerReference w:type="default" ns7:id="rId14"/>
-      <w:footerReference w:type="first" ns7:id="rId15"/>
+      <w:headerReference w:type="even" r:id="rId12"/>
+      <w:headerReference w:type="default" r:id="rId13"/>
+      <w:footerReference w:type="default" r:id="rId14"/>
+      <w:footerReference w:type="first" r:id="rId15"/>
       <w:pgSz w:w="11906" w:h="16838"/>
       <w:pgMar w:top="1417" w:right="1701" w:bottom="1417" w:left="1701" w:header="708" w:footer="708" w:gutter="0"/>
       <w:pgNumType w:start="1"/>
@@ -6027,7 +5951,7 @@
         <w:noProof/>
         <w:color w:val="000000"/>
       </w:rPr>
-      <w:t xml:space="preserve">2</w:t>
+      <w:t>2</w:t>
     </w:r>
     <w:r>
       <w:rPr>
@@ -6041,23 +5965,7 @@
         <w:rFonts w:ascii="Liberalisation sans narrow" w:eastAsia="Liberalisation sans narrow" w:hAnsi="Liberalisation sans narrow" w:cs="Liberalisation sans narrow"/>
         <w:color w:val="000000"/>
       </w:rPr>
-      <w:t xml:space="preserve"> |Ficha técnica – Modelo a48 (</w:t>
-    </w:r>
-    <w:proofErr w:type="spellStart"/>
-    <w:r>
-      <w:rPr>
-        <w:rFonts w:ascii="Liberalisation sans narrow" w:eastAsia="Liberalisation sans narrow" w:hAnsi="Liberalisation sans narrow" w:cs="Liberalisation sans narrow"/>
-        <w:color w:val="000000"/>
-      </w:rPr>
-      <w:t xml:space="preserve">dnsl-fallas-maquinaria-pasteurizado-xai</w:t>
-    </w:r>
-    <w:proofErr w:type="spellEnd"/>
-    <w:r>
-      <w:rPr>
-        <w:rFonts w:ascii="Liberalisation sans narrow" w:eastAsia="Liberalisation sans narrow" w:hAnsi="Liberalisation sans narrow" w:cs="Liberalisation sans narrow"/>
-        <w:color w:val="000000"/>
-      </w:rPr>
-      <w:t>)</w:t>
+      <w:t xml:space="preserve"> |Ficha técnica – Modelo a48 (dnsl-fallas-maquinaria-pasteurizado-xai)</w:t>
     </w:r>
   </w:p>
   <w:p>
@@ -6605,11 +6513,11 @@
     <w:name w:val="Normal"/>
     <w:qFormat/>
   </w:style>
-  <w:style w:type="paragraph" w:styleId="Ttulo1">
+  <w:style w:type="paragraph" w:styleId="Heading1">
     <w:name w:val="heading 1"/>
     <w:basedOn w:val="Normal"/>
     <w:next w:val="Normal"/>
-    <w:link w:val="Ttulo1Car"/>
+    <w:link w:val="Heading1Char"/>
     <w:uiPriority w:val="9"/>
     <w:qFormat/>
     <w:pPr>
@@ -6627,11 +6535,11 @@
       <w:szCs w:val="36"/>
     </w:rPr>
   </w:style>
-  <w:style w:type="paragraph" w:styleId="Ttulo2">
+  <w:style w:type="paragraph" w:styleId="Heading2">
     <w:name w:val="heading 2"/>
     <w:basedOn w:val="Normal"/>
     <w:next w:val="Normal"/>
-    <w:link w:val="Ttulo2Car"/>
+    <w:link w:val="Heading2Char"/>
     <w:uiPriority w:val="9"/>
     <w:semiHidden/>
     <w:unhideWhenUsed/>
@@ -6650,11 +6558,11 @@
       <w:szCs w:val="32"/>
     </w:rPr>
   </w:style>
-  <w:style w:type="paragraph" w:styleId="Ttulo3">
+  <w:style w:type="paragraph" w:styleId="Heading3">
     <w:name w:val="heading 3"/>
     <w:basedOn w:val="Normal"/>
     <w:next w:val="Normal"/>
-    <w:link w:val="Ttulo3Car"/>
+    <w:link w:val="Heading3Char"/>
     <w:uiPriority w:val="9"/>
     <w:semiHidden/>
     <w:unhideWhenUsed/>
@@ -6673,11 +6581,11 @@
       <w:szCs w:val="28"/>
     </w:rPr>
   </w:style>
-  <w:style w:type="paragraph" w:styleId="Ttulo4">
+  <w:style w:type="paragraph" w:styleId="Heading4">
     <w:name w:val="heading 4"/>
     <w:basedOn w:val="Normal"/>
     <w:next w:val="Normal"/>
-    <w:link w:val="Ttulo4Car"/>
+    <w:link w:val="Heading4Char"/>
     <w:uiPriority w:val="9"/>
     <w:semiHidden/>
     <w:unhideWhenUsed/>
@@ -6696,11 +6604,11 @@
       <w:szCs w:val="24"/>
     </w:rPr>
   </w:style>
-  <w:style w:type="paragraph" w:styleId="Ttulo5">
+  <w:style w:type="paragraph" w:styleId="Heading5">
     <w:name w:val="heading 5"/>
     <w:basedOn w:val="Normal"/>
     <w:next w:val="Normal"/>
-    <w:link w:val="Ttulo5Car"/>
+    <w:link w:val="Heading5Char"/>
     <w:uiPriority w:val="9"/>
     <w:semiHidden/>
     <w:unhideWhenUsed/>
@@ -6718,11 +6626,11 @@
       <w:color w:val="284546"/>
     </w:rPr>
   </w:style>
-  <w:style w:type="paragraph" w:styleId="Ttulo6">
+  <w:style w:type="paragraph" w:styleId="Heading6">
     <w:name w:val="heading 6"/>
     <w:basedOn w:val="Normal"/>
     <w:next w:val="Normal"/>
-    <w:link w:val="Ttulo6Car"/>
+    <w:link w:val="Heading6Char"/>
     <w:uiPriority w:val="9"/>
     <w:semiHidden/>
     <w:unhideWhenUsed/>
@@ -6742,11 +6650,11 @@
       <w:color w:val="1B2E2F"/>
     </w:rPr>
   </w:style>
-  <w:style w:type="paragraph" w:styleId="Ttulo7">
+  <w:style w:type="paragraph" w:styleId="Heading7">
     <w:name w:val="heading 7"/>
     <w:basedOn w:val="Normal"/>
     <w:next w:val="Normal"/>
-    <w:link w:val="Ttulo7Car"/>
+    <w:link w:val="Heading7Char"/>
     <w:uiPriority w:val="9"/>
     <w:unhideWhenUsed/>
     <w:qFormat/>
@@ -6764,11 +6672,11 @@
       <w:color w:val="1B2E2E" w:themeColor="accent1" w:themeShade="80"/>
     </w:rPr>
   </w:style>
-  <w:style w:type="paragraph" w:styleId="Ttulo8">
+  <w:style w:type="paragraph" w:styleId="Heading8">
     <w:name w:val="heading 8"/>
     <w:basedOn w:val="Normal"/>
     <w:next w:val="Normal"/>
-    <w:link w:val="Ttulo8Car"/>
+    <w:link w:val="Heading8Char"/>
     <w:uiPriority w:val="9"/>
     <w:unhideWhenUsed/>
     <w:qFormat/>
@@ -6788,11 +6696,11 @@
       <w:color w:val="1B2E2E" w:themeColor="accent1" w:themeShade="80"/>
     </w:rPr>
   </w:style>
-  <w:style w:type="paragraph" w:styleId="Ttulo9">
+  <w:style w:type="paragraph" w:styleId="Heading9">
     <w:name w:val="heading 9"/>
     <w:basedOn w:val="Normal"/>
     <w:next w:val="Normal"/>
-    <w:link w:val="Ttulo9Car"/>
+    <w:link w:val="Heading9Char"/>
     <w:uiPriority w:val="9"/>
     <w:semiHidden/>
     <w:unhideWhenUsed/>
@@ -6811,12 +6719,13 @@
       <w:color w:val="1B2E2E" w:themeColor="accent1" w:themeShade="80"/>
     </w:rPr>
   </w:style>
-  <w:style w:type="character" w:default="1" w:styleId="Fuentedeprrafopredeter">
+  <w:style w:type="character" w:default="1" w:styleId="DefaultParagraphFont">
     <w:name w:val="Default Paragraph Font"/>
     <w:uiPriority w:val="1"/>
+    <w:semiHidden/>
     <w:unhideWhenUsed/>
   </w:style>
-  <w:style w:type="table" w:default="1" w:styleId="Tablanormal">
+  <w:style w:type="table" w:default="1" w:styleId="TableNormal">
     <w:name w:val="Normal Table"/>
     <w:uiPriority w:val="99"/>
     <w:semiHidden/>
@@ -6831,13 +6740,13 @@
       </w:tblCellMar>
     </w:tblPr>
   </w:style>
-  <w:style w:type="numbering" w:default="1" w:styleId="Sinlista">
+  <w:style w:type="numbering" w:default="1" w:styleId="NoList">
     <w:name w:val="No List"/>
     <w:uiPriority w:val="99"/>
     <w:semiHidden/>
     <w:unhideWhenUsed/>
   </w:style>
-  <w:style w:type="table" w:customStyle="1" w:styleId="TableNormal">
+  <w:style w:type="table" w:customStyle="1" w:styleId="TableNormal0">
     <w:name w:val="TableNormal"/>
     <w:tblPr>
       <w:tblCellMar>
@@ -6848,11 +6757,11 @@
       </w:tblCellMar>
     </w:tblPr>
   </w:style>
-  <w:style w:type="paragraph" w:styleId="Ttulo">
+  <w:style w:type="paragraph" w:styleId="Title">
     <w:name w:val="Title"/>
     <w:basedOn w:val="Normal"/>
     <w:next w:val="Normal"/>
-    <w:link w:val="TtuloCar"/>
+    <w:link w:val="TitleChar"/>
     <w:uiPriority w:val="10"/>
     <w:qFormat/>
     <w:pPr>
@@ -6867,10 +6776,10 @@
       <w:szCs w:val="72"/>
     </w:rPr>
   </w:style>
-  <w:style w:type="character" w:customStyle="1" w:styleId="Ttulo1Car">
-    <w:name w:val="Título 1 Car"/>
-    <w:basedOn w:val="Fuentedeprrafopredeter"/>
-    <w:link w:val="Ttulo1"/>
+  <w:style w:type="character" w:customStyle="1" w:styleId="Heading1Char">
+    <w:name w:val="Heading 1 Char"/>
+    <w:basedOn w:val="DefaultParagraphFont"/>
+    <w:link w:val="Heading1"/>
     <w:uiPriority w:val="9"/>
     <w:rsid w:val="00AB39A2"/>
     <w:rPr>
@@ -6880,10 +6789,10 @@
       <w:szCs w:val="36"/>
     </w:rPr>
   </w:style>
-  <w:style w:type="character" w:customStyle="1" w:styleId="Ttulo2Car">
-    <w:name w:val="Título 2 Car"/>
-    <w:basedOn w:val="Fuentedeprrafopredeter"/>
-    <w:link w:val="Ttulo2"/>
+  <w:style w:type="character" w:customStyle="1" w:styleId="Heading2Char">
+    <w:name w:val="Heading 2 Char"/>
+    <w:basedOn w:val="DefaultParagraphFont"/>
+    <w:link w:val="Heading2"/>
     <w:uiPriority w:val="9"/>
     <w:rsid w:val="00AB39A2"/>
     <w:rPr>
@@ -6893,10 +6802,10 @@
       <w:szCs w:val="32"/>
     </w:rPr>
   </w:style>
-  <w:style w:type="character" w:customStyle="1" w:styleId="Ttulo3Car">
-    <w:name w:val="Título 3 Car"/>
-    <w:basedOn w:val="Fuentedeprrafopredeter"/>
-    <w:link w:val="Ttulo3"/>
+  <w:style w:type="character" w:customStyle="1" w:styleId="Heading3Char">
+    <w:name w:val="Heading 3 Char"/>
+    <w:basedOn w:val="DefaultParagraphFont"/>
+    <w:link w:val="Heading3"/>
     <w:uiPriority w:val="9"/>
     <w:rsid w:val="00AB39A2"/>
     <w:rPr>
@@ -6906,10 +6815,10 @@
       <w:szCs w:val="28"/>
     </w:rPr>
   </w:style>
-  <w:style w:type="character" w:customStyle="1" w:styleId="Ttulo4Car">
-    <w:name w:val="Título 4 Car"/>
-    <w:basedOn w:val="Fuentedeprrafopredeter"/>
-    <w:link w:val="Ttulo4"/>
+  <w:style w:type="character" w:customStyle="1" w:styleId="Heading4Char">
+    <w:name w:val="Heading 4 Char"/>
+    <w:basedOn w:val="DefaultParagraphFont"/>
+    <w:link w:val="Heading4"/>
     <w:uiPriority w:val="9"/>
     <w:rsid w:val="00AB39A2"/>
     <w:rPr>
@@ -6919,10 +6828,10 @@
       <w:szCs w:val="24"/>
     </w:rPr>
   </w:style>
-  <w:style w:type="character" w:customStyle="1" w:styleId="Ttulo5Car">
-    <w:name w:val="Título 5 Car"/>
-    <w:basedOn w:val="Fuentedeprrafopredeter"/>
-    <w:link w:val="Ttulo5"/>
+  <w:style w:type="character" w:customStyle="1" w:styleId="Heading5Char">
+    <w:name w:val="Heading 5 Char"/>
+    <w:basedOn w:val="DefaultParagraphFont"/>
+    <w:link w:val="Heading5"/>
     <w:uiPriority w:val="9"/>
     <w:rsid w:val="00AB39A2"/>
     <w:rPr>
@@ -6931,10 +6840,10 @@
       <w:color w:val="284546" w:themeColor="accent1" w:themeShade="BF"/>
     </w:rPr>
   </w:style>
-  <w:style w:type="character" w:customStyle="1" w:styleId="Ttulo6Car">
-    <w:name w:val="Título 6 Car"/>
-    <w:basedOn w:val="Fuentedeprrafopredeter"/>
-    <w:link w:val="Ttulo6"/>
+  <w:style w:type="character" w:customStyle="1" w:styleId="Heading6Char">
+    <w:name w:val="Heading 6 Char"/>
+    <w:basedOn w:val="DefaultParagraphFont"/>
+    <w:link w:val="Heading6"/>
     <w:uiPriority w:val="9"/>
     <w:rsid w:val="00AB39A2"/>
     <w:rPr>
@@ -6945,10 +6854,10 @@
       <w:color w:val="1B2E2E" w:themeColor="accent1" w:themeShade="80"/>
     </w:rPr>
   </w:style>
-  <w:style w:type="character" w:customStyle="1" w:styleId="Ttulo7Car">
-    <w:name w:val="Título 7 Car"/>
-    <w:basedOn w:val="Fuentedeprrafopredeter"/>
-    <w:link w:val="Ttulo7"/>
+  <w:style w:type="character" w:customStyle="1" w:styleId="Heading7Char">
+    <w:name w:val="Heading 7 Char"/>
+    <w:basedOn w:val="DefaultParagraphFont"/>
+    <w:link w:val="Heading7"/>
     <w:uiPriority w:val="9"/>
     <w:rsid w:val="00AB39A2"/>
     <w:rPr>
@@ -6958,10 +6867,10 @@
       <w:color w:val="1B2E2E" w:themeColor="accent1" w:themeShade="80"/>
     </w:rPr>
   </w:style>
-  <w:style w:type="character" w:customStyle="1" w:styleId="Ttulo8Car">
-    <w:name w:val="Título 8 Car"/>
-    <w:basedOn w:val="Fuentedeprrafopredeter"/>
-    <w:link w:val="Ttulo8"/>
+  <w:style w:type="character" w:customStyle="1" w:styleId="Heading8Char">
+    <w:name w:val="Heading 8 Char"/>
+    <w:basedOn w:val="DefaultParagraphFont"/>
+    <w:link w:val="Heading8"/>
     <w:uiPriority w:val="9"/>
     <w:rsid w:val="00AB39A2"/>
     <w:rPr>
@@ -6973,10 +6882,10 @@
       <w:color w:val="1B2E2E" w:themeColor="accent1" w:themeShade="80"/>
     </w:rPr>
   </w:style>
-  <w:style w:type="character" w:customStyle="1" w:styleId="Ttulo9Car">
-    <w:name w:val="Título 9 Car"/>
-    <w:basedOn w:val="Fuentedeprrafopredeter"/>
-    <w:link w:val="Ttulo9"/>
+  <w:style w:type="character" w:customStyle="1" w:styleId="Heading9Char">
+    <w:name w:val="Heading 9 Char"/>
+    <w:basedOn w:val="DefaultParagraphFont"/>
+    <w:link w:val="Heading9"/>
     <w:uiPriority w:val="9"/>
     <w:semiHidden/>
     <w:rsid w:val="00AB39A2"/>
@@ -6987,11 +6896,11 @@
       <w:color w:val="1B2E2E" w:themeColor="accent1" w:themeShade="80"/>
     </w:rPr>
   </w:style>
-  <w:style w:type="paragraph" w:styleId="Descripcin">
+  <w:style w:type="paragraph" w:styleId="Caption">
     <w:name w:val="caption"/>
     <w:basedOn w:val="Normal"/>
     <w:next w:val="Normal"/>
-    <w:link w:val="DescripcinCar"/>
+    <w:link w:val="CaptionChar"/>
     <w:unhideWhenUsed/>
     <w:qFormat/>
     <w:rsid w:val="00AB39A2"/>
@@ -7005,10 +6914,10 @@
       <w:color w:val="739A8A" w:themeColor="text2"/>
     </w:rPr>
   </w:style>
-  <w:style w:type="character" w:customStyle="1" w:styleId="TtuloCar">
-    <w:name w:val="Título Car"/>
-    <w:basedOn w:val="Fuentedeprrafopredeter"/>
-    <w:link w:val="Ttulo"/>
+  <w:style w:type="character" w:customStyle="1" w:styleId="TitleChar">
+    <w:name w:val="Title Char"/>
+    <w:basedOn w:val="DefaultParagraphFont"/>
+    <w:link w:val="Title"/>
     <w:uiPriority w:val="10"/>
     <w:rsid w:val="00AB39A2"/>
     <w:rPr>
@@ -7020,10 +6929,10 @@
       <w:szCs w:val="72"/>
     </w:rPr>
   </w:style>
-  <w:style w:type="character" w:customStyle="1" w:styleId="SubttuloCar">
-    <w:name w:val="Subtítulo Car"/>
-    <w:basedOn w:val="Fuentedeprrafopredeter"/>
-    <w:link w:val="Subttulo"/>
+  <w:style w:type="character" w:customStyle="1" w:styleId="SubtitleChar">
+    <w:name w:val="Subtitle Char"/>
+    <w:basedOn w:val="DefaultParagraphFont"/>
+    <w:link w:val="Subtitle"/>
     <w:uiPriority w:val="11"/>
     <w:rsid w:val="00AB39A2"/>
     <w:rPr>
@@ -7033,9 +6942,9 @@
       <w:szCs w:val="28"/>
     </w:rPr>
   </w:style>
-  <w:style w:type="character" w:styleId="Fuerte">
+  <w:style w:type="character" w:styleId="Strong">
     <w:name w:val="Strong"/>
-    <w:basedOn w:val="Fuentedeprrafopredeter"/>
+    <w:basedOn w:val="DefaultParagraphFont"/>
     <w:uiPriority w:val="22"/>
     <w:qFormat/>
     <w:rsid w:val="00AB39A2"/>
@@ -7044,9 +6953,9 @@
       <w:bCs/>
     </w:rPr>
   </w:style>
-  <w:style w:type="character" w:styleId="nfasis">
+  <w:style w:type="character" w:styleId="Emphasis">
     <w:name w:val="Emphasis"/>
-    <w:basedOn w:val="Fuentedeprrafopredeter"/>
+    <w:basedOn w:val="DefaultParagraphFont"/>
     <w:uiPriority w:val="20"/>
     <w:qFormat/>
     <w:rsid w:val="00AB39A2"/>
@@ -7055,7 +6964,7 @@
       <w:iCs/>
     </w:rPr>
   </w:style>
-  <w:style w:type="paragraph" w:styleId="Sinespaciado">
+  <w:style w:type="paragraph" w:styleId="NoSpacing">
     <w:name w:val="No Spacing"/>
     <w:uiPriority w:val="1"/>
     <w:qFormat/>
@@ -7064,11 +6973,11 @@
       <w:spacing w:after="0" w:line="240" w:lineRule="auto"/>
     </w:pPr>
   </w:style>
-  <w:style w:type="paragraph" w:styleId="Cita">
+  <w:style w:type="paragraph" w:styleId="Quote">
     <w:name w:val="Quote"/>
     <w:basedOn w:val="Normal"/>
     <w:next w:val="Normal"/>
-    <w:link w:val="CitaCar"/>
+    <w:link w:val="QuoteChar"/>
     <w:uiPriority w:val="29"/>
     <w:qFormat/>
     <w:rsid w:val="00AB39A2"/>
@@ -7082,10 +6991,10 @@
       <w:szCs w:val="24"/>
     </w:rPr>
   </w:style>
-  <w:style w:type="character" w:customStyle="1" w:styleId="CitaCar">
-    <w:name w:val="Cita Car"/>
-    <w:basedOn w:val="Fuentedeprrafopredeter"/>
-    <w:link w:val="Cita"/>
+  <w:style w:type="character" w:customStyle="1" w:styleId="QuoteChar">
+    <w:name w:val="Quote Char"/>
+    <w:basedOn w:val="DefaultParagraphFont"/>
+    <w:link w:val="Quote"/>
     <w:uiPriority w:val="29"/>
     <w:rsid w:val="00AB39A2"/>
     <w:rPr>
@@ -7094,11 +7003,11 @@
       <w:szCs w:val="24"/>
     </w:rPr>
   </w:style>
-  <w:style w:type="paragraph" w:styleId="Citadestacada">
+  <w:style w:type="paragraph" w:styleId="IntenseQuote">
     <w:name w:val="Intense Quote"/>
     <w:basedOn w:val="Normal"/>
     <w:next w:val="Normal"/>
-    <w:link w:val="CitadestacadaCar"/>
+    <w:link w:val="IntenseQuoteChar"/>
     <w:uiPriority w:val="30"/>
     <w:qFormat/>
     <w:rsid w:val="00AB39A2"/>
@@ -7115,10 +7024,10 @@
       <w:szCs w:val="32"/>
     </w:rPr>
   </w:style>
-  <w:style w:type="character" w:customStyle="1" w:styleId="CitadestacadaCar">
-    <w:name w:val="Cita destacada Car"/>
-    <w:basedOn w:val="Fuentedeprrafopredeter"/>
-    <w:link w:val="Citadestacada"/>
+  <w:style w:type="character" w:customStyle="1" w:styleId="IntenseQuoteChar">
+    <w:name w:val="Intense Quote Char"/>
+    <w:basedOn w:val="DefaultParagraphFont"/>
+    <w:link w:val="IntenseQuote"/>
     <w:uiPriority w:val="30"/>
     <w:rsid w:val="00AB39A2"/>
     <w:rPr>
@@ -7129,9 +7038,9 @@
       <w:szCs w:val="32"/>
     </w:rPr>
   </w:style>
-  <w:style w:type="character" w:styleId="nfasissutil">
+  <w:style w:type="character" w:styleId="SubtleEmphasis">
     <w:name w:val="Subtle Emphasis"/>
-    <w:basedOn w:val="Fuentedeprrafopredeter"/>
+    <w:basedOn w:val="DefaultParagraphFont"/>
     <w:uiPriority w:val="19"/>
     <w:qFormat/>
     <w:rsid w:val="00AB39A2"/>
@@ -7141,9 +7050,9 @@
       <w:color w:val="A3BDB2" w:themeColor="text1" w:themeTint="A6"/>
     </w:rPr>
   </w:style>
-  <w:style w:type="character" w:styleId="nfasisintenso">
+  <w:style w:type="character" w:styleId="IntenseEmphasis">
     <w:name w:val="Intense Emphasis"/>
-    <w:basedOn w:val="Fuentedeprrafopredeter"/>
+    <w:basedOn w:val="DefaultParagraphFont"/>
     <w:uiPriority w:val="21"/>
     <w:qFormat/>
     <w:rsid w:val="00AB39A2"/>
@@ -7154,9 +7063,9 @@
       <w:iCs/>
     </w:rPr>
   </w:style>
-  <w:style w:type="character" w:styleId="Referenciasutil">
+  <w:style w:type="character" w:styleId="SubtleReference">
     <w:name w:val="Subtle Reference"/>
-    <w:basedOn w:val="Fuentedeprrafopredeter"/>
+    <w:basedOn w:val="DefaultParagraphFont"/>
     <w:uiPriority w:val="31"/>
     <w:qFormat/>
     <w:rsid w:val="00AB39A2"/>
@@ -7167,9 +7076,9 @@
       <w:bdr w:val="none" w:sz="0" w:space="0" w:color="auto"/>
     </w:rPr>
   </w:style>
-  <w:style w:type="character" w:styleId="Referenciaintensa">
+  <w:style w:type="character" w:styleId="IntenseReference">
     <w:name w:val="Intense Reference"/>
-    <w:basedOn w:val="Fuentedeprrafopredeter"/>
+    <w:basedOn w:val="DefaultParagraphFont"/>
     <w:uiPriority w:val="32"/>
     <w:qFormat/>
     <w:rsid w:val="00AB39A2"/>
@@ -7181,9 +7090,9 @@
       <w:u w:val="single"/>
     </w:rPr>
   </w:style>
-  <w:style w:type="character" w:styleId="Ttulodellibro">
+  <w:style w:type="character" w:styleId="BookTitle">
     <w:name w:val="Book Title"/>
-    <w:basedOn w:val="Fuentedeprrafopredeter"/>
+    <w:basedOn w:val="DefaultParagraphFont"/>
     <w:uiPriority w:val="33"/>
     <w:qFormat/>
     <w:rsid w:val="00AB39A2"/>
@@ -7194,9 +7103,9 @@
       <w:spacing w:val="10"/>
     </w:rPr>
   </w:style>
-  <w:style w:type="paragraph" w:styleId="TtuloTDC">
+  <w:style w:type="paragraph" w:styleId="TOCHeading">
     <w:name w:val="TOC Heading"/>
-    <w:basedOn w:val="Ttulo1"/>
+    <w:basedOn w:val="Heading1"/>
     <w:next w:val="Normal"/>
     <w:uiPriority w:val="39"/>
     <w:unhideWhenUsed/>
@@ -7206,10 +7115,10 @@
       <w:outlineLvl w:val="9"/>
     </w:pPr>
   </w:style>
-  <w:style w:type="paragraph" w:styleId="Encabezado">
+  <w:style w:type="paragraph" w:styleId="Header">
     <w:name w:val="header"/>
     <w:basedOn w:val="Normal"/>
-    <w:link w:val="EncabezadoCar"/>
+    <w:link w:val="HeaderChar"/>
     <w:uiPriority w:val="99"/>
     <w:unhideWhenUsed/>
     <w:rsid w:val="00171F5E"/>
@@ -7221,17 +7130,17 @@
       <w:spacing w:after="0" w:line="240" w:lineRule="auto"/>
     </w:pPr>
   </w:style>
-  <w:style w:type="character" w:customStyle="1" w:styleId="EncabezadoCar">
-    <w:name w:val="Encabezado Car"/>
-    <w:basedOn w:val="Fuentedeprrafopredeter"/>
-    <w:link w:val="Encabezado"/>
+  <w:style w:type="character" w:customStyle="1" w:styleId="HeaderChar">
+    <w:name w:val="Header Char"/>
+    <w:basedOn w:val="DefaultParagraphFont"/>
+    <w:link w:val="Header"/>
     <w:uiPriority w:val="99"/>
     <w:rsid w:val="00171F5E"/>
   </w:style>
-  <w:style w:type="paragraph" w:styleId="Piedepgina">
+  <w:style w:type="paragraph" w:styleId="Footer">
     <w:name w:val="footer"/>
     <w:basedOn w:val="Normal"/>
-    <w:link w:val="PiedepginaCar"/>
+    <w:link w:val="FooterChar"/>
     <w:uiPriority w:val="99"/>
     <w:unhideWhenUsed/>
     <w:rsid w:val="00171F5E"/>
@@ -7243,14 +7152,14 @@
       <w:spacing w:after="0" w:line="240" w:lineRule="auto"/>
     </w:pPr>
   </w:style>
-  <w:style w:type="character" w:customStyle="1" w:styleId="PiedepginaCar">
-    <w:name w:val="Pie de página Car"/>
-    <w:basedOn w:val="Fuentedeprrafopredeter"/>
-    <w:link w:val="Piedepgina"/>
+  <w:style w:type="character" w:customStyle="1" w:styleId="FooterChar">
+    <w:name w:val="Footer Char"/>
+    <w:basedOn w:val="DefaultParagraphFont"/>
+    <w:link w:val="Footer"/>
     <w:uiPriority w:val="99"/>
     <w:rsid w:val="00171F5E"/>
   </w:style>
-  <w:style w:type="paragraph" w:styleId="TDC1">
+  <w:style w:type="paragraph" w:styleId="TOC1">
     <w:name w:val="toc 1"/>
     <w:basedOn w:val="Normal"/>
     <w:next w:val="Normal"/>
@@ -7262,7 +7171,7 @@
       <w:spacing w:after="100"/>
     </w:pPr>
   </w:style>
-  <w:style w:type="paragraph" w:styleId="TDC2">
+  <w:style w:type="paragraph" w:styleId="TOC2">
     <w:name w:val="toc 2"/>
     <w:basedOn w:val="Normal"/>
     <w:next w:val="Normal"/>
@@ -7279,7 +7188,7 @@
       <w:ind w:left="220"/>
     </w:pPr>
   </w:style>
-  <w:style w:type="paragraph" w:styleId="TDC3">
+  <w:style w:type="paragraph" w:styleId="TOC3">
     <w:name w:val="toc 3"/>
     <w:basedOn w:val="Normal"/>
     <w:next w:val="Normal"/>
@@ -7293,10 +7202,10 @@
       <w:ind w:left="440"/>
     </w:pPr>
   </w:style>
-  <w:style w:type="paragraph" w:styleId="Textonotapie">
+  <w:style w:type="paragraph" w:styleId="FootnoteText">
     <w:name w:val="footnote text"/>
     <w:basedOn w:val="Normal"/>
-    <w:link w:val="TextonotapieCar"/>
+    <w:link w:val="FootnoteTextChar"/>
     <w:uiPriority w:val="99"/>
     <w:semiHidden/>
     <w:unhideWhenUsed/>
@@ -7309,10 +7218,10 @@
       <w:szCs w:val="20"/>
     </w:rPr>
   </w:style>
-  <w:style w:type="character" w:customStyle="1" w:styleId="TextonotapieCar">
-    <w:name w:val="Texto nota pie Car"/>
-    <w:basedOn w:val="Fuentedeprrafopredeter"/>
-    <w:link w:val="Textonotapie"/>
+  <w:style w:type="character" w:customStyle="1" w:styleId="FootnoteTextChar">
+    <w:name w:val="Footnote Text Char"/>
+    <w:basedOn w:val="DefaultParagraphFont"/>
+    <w:link w:val="FootnoteText"/>
     <w:uiPriority w:val="99"/>
     <w:semiHidden/>
     <w:rsid w:val="00C81877"/>
@@ -7321,10 +7230,10 @@
       <w:szCs w:val="20"/>
     </w:rPr>
   </w:style>
-  <w:style w:type="paragraph" w:styleId="Textocomentario">
+  <w:style w:type="paragraph" w:styleId="CommentText">
     <w:name w:val="annotation text"/>
     <w:basedOn w:val="Normal"/>
-    <w:link w:val="TextocomentarioCar"/>
+    <w:link w:val="CommentTextChar"/>
     <w:uiPriority w:val="99"/>
     <w:semiHidden/>
     <w:unhideWhenUsed/>
@@ -7341,10 +7250,10 @@
       <w:lang w:val="en-US"/>
     </w:rPr>
   </w:style>
-  <w:style w:type="character" w:customStyle="1" w:styleId="TextocomentarioCar">
-    <w:name w:val="Texto comentario Car"/>
-    <w:basedOn w:val="Fuentedeprrafopredeter"/>
-    <w:link w:val="Textocomentario"/>
+  <w:style w:type="character" w:customStyle="1" w:styleId="CommentTextChar">
+    <w:name w:val="Comment Text Char"/>
+    <w:basedOn w:val="DefaultParagraphFont"/>
+    <w:link w:val="CommentText"/>
     <w:uiPriority w:val="99"/>
     <w:semiHidden/>
     <w:rsid w:val="00C81877"/>
@@ -7355,7 +7264,7 @@
       <w:lang w:val="en-US"/>
     </w:rPr>
   </w:style>
-  <w:style w:type="character" w:styleId="Refdenotaalpie">
+  <w:style w:type="character" w:styleId="FootnoteReference">
     <w:name w:val="footnote reference"/>
     <w:uiPriority w:val="99"/>
     <w:semiHidden/>
@@ -7365,9 +7274,9 @@
       <w:vertAlign w:val="superscript"/>
     </w:rPr>
   </w:style>
-  <w:style w:type="character" w:styleId="Refdecomentario">
+  <w:style w:type="character" w:styleId="CommentReference">
     <w:name w:val="annotation reference"/>
-    <w:basedOn w:val="Fuentedeprrafopredeter"/>
+    <w:basedOn w:val="DefaultParagraphFont"/>
     <w:uiPriority w:val="99"/>
     <w:semiHidden/>
     <w:unhideWhenUsed/>
@@ -7377,9 +7286,9 @@
       <w:szCs w:val="16"/>
     </w:rPr>
   </w:style>
-  <w:style w:type="character" w:styleId="Hipervnculo">
+  <w:style w:type="character" w:styleId="Hyperlink">
     <w:name w:val="Hyperlink"/>
-    <w:basedOn w:val="Fuentedeprrafopredeter"/>
+    <w:basedOn w:val="DefaultParagraphFont"/>
     <w:uiPriority w:val="99"/>
     <w:unhideWhenUsed/>
     <w:rsid w:val="00C81877"/>
@@ -7388,9 +7297,9 @@
       <w:u w:val="single"/>
     </w:rPr>
   </w:style>
-  <w:style w:type="character" w:styleId="Mencinsinresolver">
+  <w:style w:type="character" w:styleId="UnresolvedMention">
     <w:name w:val="Unresolved Mention"/>
-    <w:basedOn w:val="Fuentedeprrafopredeter"/>
+    <w:basedOn w:val="DefaultParagraphFont"/>
     <w:uiPriority w:val="99"/>
     <w:semiHidden/>
     <w:unhideWhenUsed/>
@@ -7400,9 +7309,9 @@
       <w:shd w:val="clear" w:color="auto" w:fill="E1DFDD"/>
     </w:rPr>
   </w:style>
-  <w:style w:type="table" w:styleId="Tablaconcuadrcula">
+  <w:style w:type="table" w:styleId="TableGrid">
     <w:name w:val="Table Grid"/>
-    <w:basedOn w:val="Tablanormal"/>
+    <w:basedOn w:val="TableNormal"/>
     <w:uiPriority w:val="39"/>
     <w:rsid w:val="00292DEB"/>
     <w:pPr>
@@ -7426,7 +7335,7 @@
       </w:tblBorders>
     </w:tblPr>
   </w:style>
-  <w:style w:type="paragraph" w:styleId="Tabladeilustraciones">
+  <w:style w:type="paragraph" w:styleId="TableofFigures">
     <w:name w:val="table of figures"/>
     <w:basedOn w:val="Normal"/>
     <w:next w:val="Normal"/>
@@ -7444,10 +7353,10 @@
       <w:lang w:val="en-US"/>
     </w:rPr>
   </w:style>
-  <w:style w:type="character" w:customStyle="1" w:styleId="DescripcinCar">
-    <w:name w:val="Descripción Car"/>
-    <w:basedOn w:val="Fuentedeprrafopredeter"/>
-    <w:link w:val="Descripcin"/>
+  <w:style w:type="character" w:customStyle="1" w:styleId="CaptionChar">
+    <w:name w:val="Caption Char"/>
+    <w:basedOn w:val="DefaultParagraphFont"/>
+    <w:link w:val="Caption"/>
     <w:locked/>
     <w:rsid w:val="00CE62B2"/>
     <w:rPr>
@@ -7457,11 +7366,11 @@
       <w:color w:val="739A8A" w:themeColor="text2"/>
     </w:rPr>
   </w:style>
-  <w:style w:type="paragraph" w:styleId="Subttulo">
+  <w:style w:type="paragraph" w:styleId="Subtitle">
     <w:name w:val="Subtitle"/>
     <w:basedOn w:val="Normal"/>
     <w:next w:val="Normal"/>
-    <w:link w:val="SubttuloCar"/>
+    <w:link w:val="SubtitleChar"/>
     <w:uiPriority w:val="11"/>
     <w:qFormat/>
     <w:pPr>
@@ -7476,7 +7385,7 @@
     </w:rPr>
   </w:style>
   <w:style w:type="table" w:customStyle="1" w:styleId="a">
-    <w:basedOn w:val="Tablanormal"/>
+    <w:basedOn w:val="TableNormal"/>
     <w:pPr>
       <w:spacing w:after="0" w:line="240" w:lineRule="auto"/>
     </w:pPr>
@@ -7492,7 +7401,7 @@
     </w:tblPr>
   </w:style>
   <w:style w:type="table" w:customStyle="1" w:styleId="a0">
-    <w:basedOn w:val="Tablanormal"/>
+    <w:basedOn w:val="TableNormal"/>
     <w:pPr>
       <w:spacing w:after="0" w:line="240" w:lineRule="auto"/>
     </w:pPr>
@@ -7508,7 +7417,7 @@
     </w:tblPr>
   </w:style>
   <w:style w:type="table" w:customStyle="1" w:styleId="a1">
-    <w:basedOn w:val="Tablanormal"/>
+    <w:basedOn w:val="TableNormal"/>
     <w:pPr>
       <w:spacing w:after="0" w:line="240" w:lineRule="auto"/>
     </w:pPr>
@@ -7728,28 +7637,28 @@
 </file>
 
 <file path=customXml/item1.xml><?xml version="1.0" encoding="utf-8"?>
+<b:Sources xmlns:b="http://schemas.openxmlformats.org/officeDocument/2006/bibliography" xmlns="http://schemas.openxmlformats.org/officeDocument/2006/bibliography" SelectedStyle="\APASixthEditionOfficeOnline.xsl" StyleName="APA" Version="6"/>
+</file>
+
+<file path=customXml/item2.xml><?xml version="1.0" encoding="utf-8"?>
 <go:gDocsCustomXmlDataStorage xmlns:go="http://customooxmlschemas.google.com/" xmlns:r="http://schemas.openxmlformats.org/officeDocument/2006/relationships" uri="GoogleDocsCustomDataVersion2">
   <go:docsCustomData xmlns:go="http://customooxmlschemas.google.com/" roundtripDataSignature="AMtx7mjfZHdsiCvpFOesiH+c3zMFCQ6GYw==">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</go:docsCustomData>
 </go:gDocsCustomXmlDataStorage>
 </file>
 
-<file path=customXml/item2.xml><?xml version="1.0" encoding="utf-8"?>
-<b:Sources xmlns:b="http://schemas.openxmlformats.org/officeDocument/2006/bibliography" xmlns="http://schemas.openxmlformats.org/officeDocument/2006/bibliography" SelectedStyle="\APASixthEditionOfficeOnline.xsl" StyleName="APA" Version="6"/>
+<file path=customXml/itemProps1.xml><?xml version="1.0" encoding="utf-8"?>
+<ds:datastoreItem xmlns:ds="http://schemas.openxmlformats.org/officeDocument/2006/customXml" ds:itemID="{13541E44-53E1-4E1E-8B81-150EFAC17A97}">
+  <ds:schemaRefs>
+    <ds:schemaRef ds:uri="http://schemas.openxmlformats.org/officeDocument/2006/bibliography"/>
+  </ds:schemaRefs>
+</ds:datastoreItem>
 </file>
 
-<file path=customXml/itemProps1.xml><?xml version="1.0" encoding="utf-8"?>
+<file path=customXml/itemProps2.xml><?xml version="1.0" encoding="utf-8"?>
 <ds:datastoreItem xmlns:ds="http://schemas.openxmlformats.org/officeDocument/2006/customXml" ds:itemID="{11111111-1234-1234-1234-123412341234}">
   <ds:schemaRefs>
     <ds:schemaRef ds:uri="http://customooxmlschemas.google.com/"/>
     <ds:schemaRef ds:uri="http://schemas.openxmlformats.org/officeDocument/2006/relationships"/>
   </ds:schemaRefs>
 </ds:datastoreItem>
-</file>
-
-<file path=customXml/itemProps2.xml><?xml version="1.0" encoding="utf-8"?>
-<ds:datastoreItem xmlns:ds="http://schemas.openxmlformats.org/officeDocument/2006/customXml" ds:itemID="{13541E44-53E1-4E1E-8B81-150EFAC17A97}">
-  <ds:schemaRefs>
-    <ds:schemaRef ds:uri="http://schemas.openxmlformats.org/officeDocument/2006/bibliography"/>
-  </ds:schemaRefs>
-</ds:datastoreItem>
 </file>